--- a/01-电源电路/02-开关电源/SEPIC变换器/耦合电感SEPIC电路/耦合电感SEPIC电路.docx
+++ b/01-电源电路/02-开关电源/SEPIC变换器/耦合电感SEPIC电路/耦合电感SEPIC电路.docx
@@ -2331,6 +2331,20 @@
     </w:p>
     <w:bookmarkEnd w:id="26"/>
     <w:bookmarkEnd w:id="27"/>
+    <w:p>
+      <w:pPr>
+        <w:spacing w:before="360"/>
+        <w:jc w:val="center"/>
+      </w:pPr>
+      <w:r>
+        <w:rPr>
+          <w:rFonts w:ascii="Times New Roman" w:hAnsi="Times New Roman"/>
+          <w:color w:val="555555"/>
+          <w:sz w:val="21"/>
+        </w:rPr>
+        <w:t>材料收集者：杜文杰</w:t>
+      </w:r>
+    </w:p>
     <w:sectPr>
       <w:headerReference r:id="rId9" w:type="default"/>
       <w:footerReference r:id="rId10" w:type="default"/>

--- a/01-电源电路/02-开关电源/SEPIC变换器/耦合电感SEPIC电路/耦合电感SEPIC电路.docx
+++ b/01-电源电路/02-开关电源/SEPIC变换器/耦合电感SEPIC电路/耦合电感SEPIC电路.docx
@@ -1,6 +1,6 @@
 
 <file path=word/document.xml><?xml version="1.0" encoding="utf-8"?>
-<w:document xmlns:w="http://schemas.openxmlformats.org/wordprocessingml/2006/main" xmlns:m="http://schemas.openxmlformats.org/officeDocument/2006/math" xmlns:r="http://schemas.openxmlformats.org/officeDocument/2006/relationships" xmlns:o="urn:schemas-microsoft-com:office:office" xmlns:v="urn:schemas-microsoft-com:vml" xmlns:w10="urn:schemas-microsoft-com:office:word" xmlns:a="http://schemas.openxmlformats.org/drawingml/2006/main" xmlns:pic="http://schemas.openxmlformats.org/drawingml/2006/picture" xmlns:wp="http://schemas.openxmlformats.org/drawingml/2006/wordprocessingDrawing">
+<w:document xmlns:m="http://schemas.openxmlformats.org/officeDocument/2006/math" xmlns:r="http://schemas.openxmlformats.org/officeDocument/2006/relationships" xmlns:w="http://schemas.openxmlformats.org/wordprocessingml/2006/main" xmlns:o="urn:schemas-microsoft-com:office:office" xmlns:v="urn:schemas-microsoft-com:vml" xmlns:w10="urn:schemas-microsoft-com:office:word" xmlns:a="http://schemas.openxmlformats.org/drawingml/2006/main" xmlns:pic="http://schemas.openxmlformats.org/drawingml/2006/picture" xmlns:wp="http://schemas.openxmlformats.org/drawingml/2006/wordprocessingDrawing">
   <w:body>
     <w:bookmarkStart w:id="27" w:name="耦合电感-sepic-电路"/>
     <w:p>
@@ -9,16 +9,19 @@
       </w:pPr>
       <w:r>
         <w:rPr>
-          <w:rFonts w:hint="eastAsia"/>
+          <w:rFonts w:hint="eastAsia" w:eastAsia="黑体"/>
         </w:rPr>
         <w:t xml:space="preserve">耦合电感</w:t>
       </w:r>
       <w:r>
+        <w:rPr>
+          <w:rFonts w:eastAsia="黑体"/>
+        </w:rPr>
         <w:t xml:space="preserve"> SEPIC </w:t>
       </w:r>
       <w:r>
         <w:rPr>
-          <w:rFonts w:hint="eastAsia"/>
+          <w:rFonts w:hint="eastAsia" w:eastAsia="黑体"/>
         </w:rPr>
         <w:t xml:space="preserve">电路</w:t>
       </w:r>
@@ -30,7 +33,7 @@
       </w:pPr>
       <w:r>
         <w:rPr>
-          <w:rFonts w:hint="eastAsia"/>
+          <w:rFonts w:hint="eastAsia" w:eastAsia="黑体"/>
         </w:rPr>
         <w:t xml:space="preserve">拓扑描述</w:t>
       </w:r>
@@ -41,65 +44,86 @@
       </w:pPr>
       <w:r>
         <w:rPr>
-          <w:rFonts w:hint="eastAsia"/>
+          <w:rFonts w:hint="eastAsia" w:eastAsia="黑体"/>
         </w:rPr>
         <w:t xml:space="preserve">电路由绕于同一磁芯的耦合电感（含输入绕组</w:t>
       </w:r>
       <w:r>
+        <w:rPr>
+          <w:rFonts w:eastAsia="黑体"/>
+        </w:rPr>
         <w:t xml:space="preserve"> L1 </w:t>
       </w:r>
       <w:r>
         <w:rPr>
-          <w:rFonts w:hint="eastAsia"/>
+          <w:rFonts w:hint="eastAsia" w:eastAsia="黑体"/>
         </w:rPr>
         <w:t xml:space="preserve">与第二绕组</w:t>
       </w:r>
       <w:r>
+        <w:rPr>
+          <w:rFonts w:eastAsia="黑体"/>
+        </w:rPr>
         <w:t xml:space="preserve"> </w:t>
       </w:r>
       <w:r>
         <w:rPr>
-          <w:rFonts w:hint="eastAsia"/>
+          <w:rFonts w:hint="eastAsia" w:eastAsia="黑体"/>
         </w:rPr>
         <w:t xml:space="preserve">L2）、耦合电容</w:t>
       </w:r>
       <w:r>
+        <w:rPr>
+          <w:rFonts w:eastAsia="黑体"/>
+        </w:rPr>
         <w:t xml:space="preserve"> </w:t>
       </w:r>
       <w:r>
         <w:rPr>
-          <w:rFonts w:hint="eastAsia"/>
+          <w:rFonts w:hint="eastAsia" w:eastAsia="黑体"/>
         </w:rPr>
         <w:t xml:space="preserve">Cs、开关管</w:t>
       </w:r>
       <w:r>
+        <w:rPr>
+          <w:rFonts w:eastAsia="黑体"/>
+        </w:rPr>
         <w:t xml:space="preserve"> </w:t>
       </w:r>
       <w:r>
         <w:rPr>
-          <w:rFonts w:hint="eastAsia"/>
+          <w:rFonts w:hint="eastAsia" w:eastAsia="黑体"/>
         </w:rPr>
         <w:t xml:space="preserve">S、二极管</w:t>
       </w:r>
       <w:r>
+        <w:rPr>
+          <w:rFonts w:eastAsia="黑体"/>
+        </w:rPr>
         <w:t xml:space="preserve"> D </w:t>
       </w:r>
       <w:r>
         <w:rPr>
-          <w:rFonts w:hint="eastAsia"/>
+          <w:rFonts w:hint="eastAsia" w:eastAsia="黑体"/>
         </w:rPr>
         <w:t xml:space="preserve">与输出电容</w:t>
       </w:r>
       <w:r>
+        <w:rPr>
+          <w:rFonts w:eastAsia="黑体"/>
+        </w:rPr>
         <w:t xml:space="preserve"> C </w:t>
       </w:r>
       <w:r>
         <w:rPr>
-          <w:rFonts w:hint="eastAsia"/>
+          <w:rFonts w:hint="eastAsia" w:eastAsia="黑体"/>
         </w:rPr>
         <w:t xml:space="preserve">组成。关键节点如下：输入节点</w:t>
       </w:r>
       <w:r>
+        <w:rPr>
+          <w:rFonts w:eastAsia="黑体"/>
+        </w:rPr>
         <w:t xml:space="preserve"> </w:t>
       </w:r>
       <m:oMath>
@@ -120,87 +144,117 @@
         </m:sSub>
       </m:oMath>
       <w:r>
+        <w:rPr>
+          <w:rFonts w:eastAsia="黑体"/>
+        </w:rPr>
         <w:t xml:space="preserve"> </w:t>
       </w:r>
       <w:r>
         <w:rPr>
-          <w:rFonts w:hint="eastAsia"/>
+          <w:rFonts w:hint="eastAsia" w:eastAsia="黑体"/>
         </w:rPr>
         <w:t xml:space="preserve">接耦合电感输入绕组</w:t>
       </w:r>
       <w:r>
+        <w:rPr>
+          <w:rFonts w:eastAsia="黑体"/>
+        </w:rPr>
         <w:t xml:space="preserve"> L1 </w:t>
       </w:r>
       <w:r>
         <w:rPr>
-          <w:rFonts w:hint="eastAsia"/>
+          <w:rFonts w:hint="eastAsia" w:eastAsia="黑体"/>
         </w:rPr>
         <w:t xml:space="preserve">的同名端（入端）；开关节点</w:t>
       </w:r>
       <w:r>
+        <w:rPr>
+          <w:rFonts w:eastAsia="黑体"/>
+        </w:rPr>
         <w:t xml:space="preserve"> SW </w:t>
       </w:r>
       <w:r>
         <w:rPr>
-          <w:rFonts w:hint="eastAsia"/>
+          <w:rFonts w:hint="eastAsia" w:eastAsia="黑体"/>
         </w:rPr>
         <w:t xml:space="preserve">由</w:t>
       </w:r>
       <w:r>
+        <w:rPr>
+          <w:rFonts w:eastAsia="黑体"/>
+        </w:rPr>
         <w:t xml:space="preserve"> L1 </w:t>
       </w:r>
       <w:r>
         <w:rPr>
-          <w:rFonts w:hint="eastAsia"/>
+          <w:rFonts w:hint="eastAsia" w:eastAsia="黑体"/>
         </w:rPr>
         <w:t xml:space="preserve">的异名端（出端）、开关管</w:t>
       </w:r>
       <w:r>
+        <w:rPr>
+          <w:rFonts w:eastAsia="黑体"/>
+        </w:rPr>
         <w:t xml:space="preserve"> S </w:t>
       </w:r>
       <w:r>
         <w:rPr>
-          <w:rFonts w:hint="eastAsia"/>
+          <w:rFonts w:hint="eastAsia" w:eastAsia="黑体"/>
         </w:rPr>
         <w:t xml:space="preserve">的漏极与耦合电容</w:t>
       </w:r>
       <w:r>
+        <w:rPr>
+          <w:rFonts w:eastAsia="黑体"/>
+        </w:rPr>
         <w:t xml:space="preserve"> Cs </w:t>
       </w:r>
       <w:r>
         <w:rPr>
-          <w:rFonts w:hint="eastAsia"/>
+          <w:rFonts w:hint="eastAsia" w:eastAsia="黑体"/>
         </w:rPr>
         <w:t xml:space="preserve">的上端相连而成；中间节点由</w:t>
       </w:r>
       <w:r>
+        <w:rPr>
+          <w:rFonts w:eastAsia="黑体"/>
+        </w:rPr>
         <w:t xml:space="preserve"> Cs </w:t>
       </w:r>
       <w:r>
         <w:rPr>
-          <w:rFonts w:hint="eastAsia"/>
+          <w:rFonts w:hint="eastAsia" w:eastAsia="黑体"/>
         </w:rPr>
         <w:t xml:space="preserve">的下端、二极管</w:t>
       </w:r>
       <w:r>
+        <w:rPr>
+          <w:rFonts w:eastAsia="黑体"/>
+        </w:rPr>
         <w:t xml:space="preserve"> D </w:t>
       </w:r>
       <w:r>
         <w:rPr>
-          <w:rFonts w:hint="eastAsia"/>
+          <w:rFonts w:hint="eastAsia" w:eastAsia="黑体"/>
         </w:rPr>
         <w:t xml:space="preserve">的阳极与第二绕组</w:t>
       </w:r>
       <w:r>
+        <w:rPr>
+          <w:rFonts w:eastAsia="黑体"/>
+        </w:rPr>
         <w:t xml:space="preserve"> L2 </w:t>
       </w:r>
       <w:r>
         <w:rPr>
-          <w:rFonts w:hint="eastAsia"/>
+          <w:rFonts w:hint="eastAsia" w:eastAsia="黑体"/>
         </w:rPr>
         <w:t xml:space="preserve">的入端相连而成；输出节点</w:t>
       </w:r>
       <w:r>
+        <w:rPr>
+          <w:rFonts w:eastAsia="黑体"/>
+        </w:rPr>
         <w:t xml:space="preserve"> </w:t>
       </w:r>
       <m:oMath>
@@ -224,56 +278,74 @@
         </m:sSub>
       </m:oMath>
       <w:r>
+        <w:rPr>
+          <w:rFonts w:eastAsia="黑体"/>
+        </w:rPr>
         <w:t xml:space="preserve"> </w:t>
       </w:r>
       <w:r>
         <w:rPr>
-          <w:rFonts w:hint="eastAsia"/>
+          <w:rFonts w:hint="eastAsia" w:eastAsia="黑体"/>
         </w:rPr>
         <w:t xml:space="preserve">由二极管</w:t>
       </w:r>
       <w:r>
+        <w:rPr>
+          <w:rFonts w:eastAsia="黑体"/>
+        </w:rPr>
         <w:t xml:space="preserve"> D </w:t>
       </w:r>
       <w:r>
         <w:rPr>
-          <w:rFonts w:hint="eastAsia"/>
+          <w:rFonts w:hint="eastAsia" w:eastAsia="黑体"/>
         </w:rPr>
         <w:t xml:space="preserve">的阴极与输出电容</w:t>
       </w:r>
       <w:r>
+        <w:rPr>
+          <w:rFonts w:eastAsia="黑体"/>
+        </w:rPr>
         <w:t xml:space="preserve"> C </w:t>
       </w:r>
       <w:r>
         <w:rPr>
-          <w:rFonts w:hint="eastAsia"/>
+          <w:rFonts w:hint="eastAsia" w:eastAsia="黑体"/>
         </w:rPr>
         <w:t xml:space="preserve">的上端相连并接负载，输出电容</w:t>
       </w:r>
       <w:r>
+        <w:rPr>
+          <w:rFonts w:eastAsia="黑体"/>
+        </w:rPr>
         <w:t xml:space="preserve"> C </w:t>
       </w:r>
       <w:r>
         <w:rPr>
-          <w:rFonts w:hint="eastAsia"/>
+          <w:rFonts w:hint="eastAsia" w:eastAsia="黑体"/>
         </w:rPr>
         <w:t xml:space="preserve">的下端与</w:t>
       </w:r>
       <w:r>
+        <w:rPr>
+          <w:rFonts w:eastAsia="黑体"/>
+        </w:rPr>
         <w:t xml:space="preserve"> L2 </w:t>
       </w:r>
       <w:r>
         <w:rPr>
-          <w:rFonts w:hint="eastAsia"/>
+          <w:rFonts w:hint="eastAsia" w:eastAsia="黑体"/>
         </w:rPr>
         <w:t xml:space="preserve">的出端、开关管</w:t>
       </w:r>
       <w:r>
+        <w:rPr>
+          <w:rFonts w:eastAsia="黑体"/>
+        </w:rPr>
         <w:t xml:space="preserve"> S </w:t>
       </w:r>
       <w:r>
         <w:rPr>
-          <w:rFonts w:hint="eastAsia"/>
+          <w:rFonts w:hint="eastAsia" w:eastAsia="黑体"/>
         </w:rPr>
         <w:t xml:space="preserve">的源极一并接地。</w:t>
       </w:r>
@@ -282,70 +354,91 @@
       <w:pPr/>
       <w:r>
         <w:rPr>
-          <w:rFonts w:hint="eastAsia"/>
+          <w:rFonts w:hint="eastAsia" w:eastAsia="黑体"/>
         </w:rPr>
         <w:t xml:space="preserve">各元件管脚连接：耦合电感输入绕组</w:t>
       </w:r>
       <w:r>
+        <w:rPr>
+          <w:rFonts w:eastAsia="黑体"/>
+        </w:rPr>
         <w:t xml:space="preserve"> L1 </w:t>
       </w:r>
       <w:r>
         <w:rPr>
-          <w:rFonts w:hint="eastAsia"/>
+          <w:rFonts w:hint="eastAsia" w:eastAsia="黑体"/>
         </w:rPr>
         <w:t xml:space="preserve">一端接输入节点、另一端接开关节点；第二绕组</w:t>
       </w:r>
       <w:r>
+        <w:rPr>
+          <w:rFonts w:eastAsia="黑体"/>
+        </w:rPr>
         <w:t xml:space="preserve"> L2 </w:t>
       </w:r>
       <w:r>
         <w:rPr>
-          <w:rFonts w:hint="eastAsia"/>
+          <w:rFonts w:hint="eastAsia" w:eastAsia="黑体"/>
         </w:rPr>
         <w:t xml:space="preserve">一端接中间节点、另一端接地（两绕组同名端方向需按纹波抵消要求匹配）；开关管</w:t>
       </w:r>
       <w:r>
+        <w:rPr>
+          <w:rFonts w:eastAsia="黑体"/>
+        </w:rPr>
         <w:t xml:space="preserve"> S </w:t>
       </w:r>
       <w:r>
         <w:rPr>
-          <w:rFonts w:hint="eastAsia"/>
+          <w:rFonts w:hint="eastAsia" w:eastAsia="黑体"/>
         </w:rPr>
         <w:t xml:space="preserve">的漏极接开关节点、源极接地、栅极</w:t>
       </w:r>
       <w:r>
+        <w:rPr>
+          <w:rFonts w:eastAsia="黑体"/>
+        </w:rPr>
         <w:t xml:space="preserve"> G </w:t>
       </w:r>
       <w:r>
         <w:rPr>
-          <w:rFonts w:hint="eastAsia"/>
+          <w:rFonts w:hint="eastAsia" w:eastAsia="黑体"/>
         </w:rPr>
         <w:t xml:space="preserve">接控制信号；耦合电容</w:t>
       </w:r>
       <w:r>
+        <w:rPr>
+          <w:rFonts w:eastAsia="黑体"/>
+        </w:rPr>
         <w:t xml:space="preserve"> Cs </w:t>
       </w:r>
       <w:r>
         <w:rPr>
-          <w:rFonts w:hint="eastAsia"/>
+          <w:rFonts w:hint="eastAsia" w:eastAsia="黑体"/>
         </w:rPr>
         <w:t xml:space="preserve">一端接开关节点、另一端接中间节点；二极管</w:t>
       </w:r>
       <w:r>
+        <w:rPr>
+          <w:rFonts w:eastAsia="黑体"/>
+        </w:rPr>
         <w:t xml:space="preserve"> D </w:t>
       </w:r>
       <w:r>
         <w:rPr>
-          <w:rFonts w:hint="eastAsia"/>
+          <w:rFonts w:hint="eastAsia" w:eastAsia="黑体"/>
         </w:rPr>
         <w:t xml:space="preserve">的阳极接中间节点、阴极接输出节点；输出电容</w:t>
       </w:r>
       <w:r>
+        <w:rPr>
+          <w:rFonts w:eastAsia="黑体"/>
+        </w:rPr>
         <w:t xml:space="preserve"> C </w:t>
       </w:r>
       <w:r>
         <w:rPr>
-          <w:rFonts w:hint="eastAsia"/>
+          <w:rFonts w:hint="eastAsia" w:eastAsia="黑体"/>
         </w:rPr>
         <w:t xml:space="preserve">一端接输出节点、另一端接地。</w:t>
       </w:r>
@@ -354,29 +447,38 @@
       <w:pPr/>
       <w:r>
         <w:rPr>
-          <w:rFonts w:hint="eastAsia"/>
+          <w:rFonts w:hint="eastAsia" w:eastAsia="黑体"/>
         </w:rPr>
         <w:t xml:space="preserve">就组态而言，这是把</w:t>
       </w:r>
       <w:r>
+        <w:rPr>
+          <w:rFonts w:eastAsia="黑体"/>
+        </w:rPr>
         <w:t xml:space="preserve"> SEPIC </w:t>
       </w:r>
       <w:r>
         <w:rPr>
-          <w:rFonts w:hint="eastAsia"/>
+          <w:rFonts w:hint="eastAsia" w:eastAsia="黑体"/>
         </w:rPr>
         <w:t xml:space="preserve">的两个独立电感合并为耦合电感的耦合电感</w:t>
       </w:r>
       <w:r>
+        <w:rPr>
+          <w:rFonts w:eastAsia="黑体"/>
+        </w:rPr>
         <w:t xml:space="preserve"> SEPIC </w:t>
       </w:r>
       <w:r>
         <w:rPr>
-          <w:rFonts w:hint="eastAsia"/>
+          <w:rFonts w:hint="eastAsia" w:eastAsia="黑体"/>
         </w:rPr>
         <w:t xml:space="preserve">电路，通过磁耦合使两个绕组电流纹波相互抵消，保持升降压与输出同极性的同时减小体积、改善纹波与</w:t>
       </w:r>
       <w:r>
+        <w:rPr>
+          <w:rFonts w:eastAsia="黑体"/>
+        </w:rPr>
         <w:t xml:space="preserve"> EMI。</w:t>
       </w:r>
     </w:p>
@@ -388,7 +490,7 @@
       </w:pPr>
       <w:r>
         <w:rPr>
-          <w:rFonts w:hint="eastAsia"/>
+          <w:rFonts w:hint="eastAsia" w:eastAsia="黑体"/>
         </w:rPr>
         <w:t xml:space="preserve">工作原理</w:t>
       </w:r>
@@ -399,7 +501,7 @@
       </w:pPr>
       <w:r>
         <w:rPr>
-          <w:rFonts w:hint="eastAsia"/>
+          <w:rFonts w:hint="eastAsia" w:eastAsia="黑体"/>
         </w:rPr>
         <w:t xml:space="preserve">开关管导通时输入绕组储能，耦合电容经开关管向第二绕组放电；关断时两绕组电流经二极管向输出释放能量。由于两绕组磁耦合，其电流纹波相位相反、部分抵消，输入纹波电流显著减小，甚至接近零纹波。</w:t>
       </w:r>
@@ -412,7 +514,7 @@
       </w:pPr>
       <w:r>
         <w:rPr>
-          <w:rFonts w:hint="eastAsia"/>
+          <w:rFonts w:hint="eastAsia" w:eastAsia="黑体"/>
         </w:rPr>
         <w:t xml:space="preserve">关键计算公式</w:t>
       </w:r>
@@ -426,7 +528,7 @@
       </w:pPr>
       <w:r>
         <w:rPr>
-          <w:rFonts w:hint="eastAsia"/>
+          <w:rFonts w:hint="eastAsia" w:eastAsia="黑体"/>
         </w:rPr>
         <w:t xml:space="preserve">理想电压增益（CCM）：</w:t>
       </w:r>
@@ -516,7 +618,7 @@
       </w:pPr>
       <w:r>
         <w:rPr>
-          <w:rFonts w:hint="eastAsia"/>
+          <w:rFonts w:hint="eastAsia" w:eastAsia="黑体"/>
         </w:rPr>
         <w:t xml:space="preserve">耦合系数：</w:t>
       </w:r>
@@ -596,16 +698,19 @@
       </w:pPr>
       <w:r>
         <w:rPr>
-          <w:rFonts w:hint="eastAsia"/>
+          <w:rFonts w:hint="eastAsia" w:eastAsia="黑体"/>
         </w:rPr>
         <w:t xml:space="preserve">输入纹波电流（耦合后大幅减小，理想</w:t>
       </w:r>
       <w:r>
+        <w:rPr>
+          <w:rFonts w:eastAsia="黑体"/>
+        </w:rPr>
         <w:t xml:space="preserve"> k=1 </w:t>
       </w:r>
       <w:r>
         <w:rPr>
-          <w:rFonts w:hint="eastAsia"/>
+          <w:rFonts w:hint="eastAsia" w:eastAsia="黑体"/>
         </w:rPr>
         <w:t xml:space="preserve">且匝比合适时趋近零）：</w:t>
       </w:r>
@@ -734,7 +839,7 @@
       </w:pPr>
       <w:r>
         <w:rPr>
-          <w:rFonts w:hint="eastAsia"/>
+          <w:rFonts w:hint="eastAsia" w:eastAsia="黑体"/>
         </w:rPr>
         <w:t xml:space="preserve">输出纹波电压：</w:t>
       </w:r>
@@ -858,7 +963,7 @@
             </w:pPr>
             <w:r>
               <w:rPr>
-                <w:rFonts w:hint="eastAsia"/>
+                <w:rFonts w:hint="eastAsia" w:eastAsia="黑体"/>
               </w:rPr>
               <w:t xml:space="preserve">符号</w:t>
             </w:r>
@@ -872,7 +977,7 @@
             </w:pPr>
             <w:r>
               <w:rPr>
-                <w:rFonts w:hint="eastAsia"/>
+                <w:rFonts w:hint="eastAsia" w:eastAsia="黑体"/>
               </w:rPr>
               <w:t xml:space="preserve">含义</w:t>
             </w:r>
@@ -886,7 +991,7 @@
             </w:pPr>
             <w:r>
               <w:rPr>
-                <w:rFonts w:hint="eastAsia"/>
+                <w:rFonts w:hint="eastAsia" w:eastAsia="黑体"/>
               </w:rPr>
               <w:t xml:space="preserve">单位</w:t>
             </w:r>
@@ -918,6 +1023,9 @@
               </m:sSub>
             </m:oMath>
             <w:r>
+              <w:rPr>
+                <w:rFonts w:eastAsia="黑体"/>
+              </w:rPr>
               <w:t xml:space="preserve">​</w:t>
             </w:r>
           </w:p>
@@ -930,7 +1038,7 @@
             </w:pPr>
             <w:r>
               <w:rPr>
-                <w:rFonts w:hint="eastAsia"/>
+                <w:rFonts w:hint="eastAsia" w:eastAsia="黑体"/>
               </w:rPr>
               <w:t xml:space="preserve">输入电压</w:t>
             </w:r>
@@ -943,6 +1051,9 @@
               <w:pStyle w:val="Compact"/>
             </w:pPr>
             <w:r>
+              <w:rPr>
+                <w:rFonts w:eastAsia="黑体"/>
+              </w:rPr>
               <w:t xml:space="preserve">V</w:t>
             </w:r>
           </w:p>
@@ -976,6 +1087,9 @@
               </m:sSub>
             </m:oMath>
             <w:r>
+              <w:rPr>
+                <w:rFonts w:eastAsia="黑体"/>
+              </w:rPr>
               <w:t xml:space="preserve">​</w:t>
             </w:r>
           </w:p>
@@ -988,7 +1102,7 @@
             </w:pPr>
             <w:r>
               <w:rPr>
-                <w:rFonts w:hint="eastAsia"/>
+                <w:rFonts w:hint="eastAsia" w:eastAsia="黑体"/>
               </w:rPr>
               <w:t xml:space="preserve">输出电压</w:t>
             </w:r>
@@ -1001,6 +1115,9 @@
               <w:pStyle w:val="Compact"/>
             </w:pPr>
             <w:r>
+              <w:rPr>
+                <w:rFonts w:eastAsia="黑体"/>
+              </w:rPr>
               <w:t xml:space="preserve">V</w:t>
             </w:r>
           </w:p>
@@ -1019,6 +1136,9 @@
               </m:r>
             </m:oMath>
             <w:r>
+              <w:rPr>
+                <w:rFonts w:eastAsia="黑体"/>
+              </w:rPr>
               <w:t xml:space="preserve">​</w:t>
             </w:r>
           </w:p>
@@ -1031,7 +1151,7 @@
             </w:pPr>
             <w:r>
               <w:rPr>
-                <w:rFonts w:hint="eastAsia"/>
+                <w:rFonts w:hint="eastAsia" w:eastAsia="黑体"/>
               </w:rPr>
               <w:t xml:space="preserve">占空比</w:t>
             </w:r>
@@ -1044,6 +1164,9 @@
               <w:pStyle w:val="Compact"/>
             </w:pPr>
             <w:r>
+              <w:rPr>
+                <w:rFonts w:eastAsia="黑体"/>
+              </w:rPr>
               <w:t xml:space="preserve">—</w:t>
             </w:r>
           </w:p>
@@ -1071,6 +1194,9 @@
               </m:sSub>
             </m:oMath>
             <w:r>
+              <w:rPr>
+                <w:rFonts w:eastAsia="黑体"/>
+              </w:rPr>
               <w:t xml:space="preserve">​</w:t>
             </w:r>
           </w:p>
@@ -1083,7 +1209,7 @@
             </w:pPr>
             <w:r>
               <w:rPr>
-                <w:rFonts w:hint="eastAsia"/>
+                <w:rFonts w:hint="eastAsia" w:eastAsia="黑体"/>
               </w:rPr>
               <w:t xml:space="preserve">开关频率</w:t>
             </w:r>
@@ -1096,6 +1222,9 @@
               <w:pStyle w:val="Compact"/>
             </w:pPr>
             <w:r>
+              <w:rPr>
+                <w:rFonts w:eastAsia="黑体"/>
+              </w:rPr>
               <w:t xml:space="preserve">Hz</w:t>
             </w:r>
           </w:p>
@@ -1123,6 +1252,9 @@
               </m:sSub>
             </m:oMath>
             <w:r>
+              <w:rPr>
+                <w:rFonts w:eastAsia="黑体"/>
+              </w:rPr>
               <w:t xml:space="preserve">​</w:t>
             </w:r>
           </w:p>
@@ -1135,7 +1267,7 @@
             </w:pPr>
             <w:r>
               <w:rPr>
-                <w:rFonts w:hint="eastAsia"/>
+                <w:rFonts w:hint="eastAsia" w:eastAsia="黑体"/>
               </w:rPr>
               <w:t xml:space="preserve">输入绕组电感</w:t>
             </w:r>
@@ -1148,6 +1280,9 @@
               <w:pStyle w:val="Compact"/>
             </w:pPr>
             <w:r>
+              <w:rPr>
+                <w:rFonts w:eastAsia="黑体"/>
+              </w:rPr>
               <w:t xml:space="preserve">H</w:t>
             </w:r>
           </w:p>
@@ -1175,6 +1310,9 @@
               </m:sSub>
             </m:oMath>
             <w:r>
+              <w:rPr>
+                <w:rFonts w:eastAsia="黑体"/>
+              </w:rPr>
               <w:t xml:space="preserve">​</w:t>
             </w:r>
           </w:p>
@@ -1187,7 +1325,7 @@
             </w:pPr>
             <w:r>
               <w:rPr>
-                <w:rFonts w:hint="eastAsia"/>
+                <w:rFonts w:hint="eastAsia" w:eastAsia="黑体"/>
               </w:rPr>
               <w:t xml:space="preserve">第二绕组电感</w:t>
             </w:r>
@@ -1200,6 +1338,9 @@
               <w:pStyle w:val="Compact"/>
             </w:pPr>
             <w:r>
+              <w:rPr>
+                <w:rFonts w:eastAsia="黑体"/>
+              </w:rPr>
               <w:t xml:space="preserve">H</w:t>
             </w:r>
           </w:p>
@@ -1218,6 +1359,9 @@
               </m:r>
             </m:oMath>
             <w:r>
+              <w:rPr>
+                <w:rFonts w:eastAsia="黑体"/>
+              </w:rPr>
               <w:t xml:space="preserve">​</w:t>
             </w:r>
           </w:p>
@@ -1230,7 +1374,7 @@
             </w:pPr>
             <w:r>
               <w:rPr>
-                <w:rFonts w:hint="eastAsia"/>
+                <w:rFonts w:hint="eastAsia" w:eastAsia="黑体"/>
               </w:rPr>
               <w:t xml:space="preserve">互感</w:t>
             </w:r>
@@ -1243,6 +1387,9 @@
               <w:pStyle w:val="Compact"/>
             </w:pPr>
             <w:r>
+              <w:rPr>
+                <w:rFonts w:eastAsia="黑体"/>
+              </w:rPr>
               <w:t xml:space="preserve">H</w:t>
             </w:r>
           </w:p>
@@ -1261,6 +1408,9 @@
               </m:r>
             </m:oMath>
             <w:r>
+              <w:rPr>
+                <w:rFonts w:eastAsia="黑体"/>
+              </w:rPr>
               <w:t xml:space="preserve">​</w:t>
             </w:r>
           </w:p>
@@ -1273,7 +1423,7 @@
             </w:pPr>
             <w:r>
               <w:rPr>
-                <w:rFonts w:hint="eastAsia"/>
+                <w:rFonts w:hint="eastAsia" w:eastAsia="黑体"/>
               </w:rPr>
               <w:t xml:space="preserve">耦合系数</w:t>
             </w:r>
@@ -1286,6 +1436,9 @@
               <w:pStyle w:val="Compact"/>
             </w:pPr>
             <w:r>
+              <w:rPr>
+                <w:rFonts w:eastAsia="黑体"/>
+              </w:rPr>
               <w:t xml:space="preserve">—</w:t>
             </w:r>
           </w:p>
@@ -1304,6 +1457,9 @@
               </m:r>
             </m:oMath>
             <w:r>
+              <w:rPr>
+                <w:rFonts w:eastAsia="黑体"/>
+              </w:rPr>
               <w:t xml:space="preserve">​</w:t>
             </w:r>
           </w:p>
@@ -1316,7 +1472,7 @@
             </w:pPr>
             <w:r>
               <w:rPr>
-                <w:rFonts w:hint="eastAsia"/>
+                <w:rFonts w:hint="eastAsia" w:eastAsia="黑体"/>
               </w:rPr>
               <w:t xml:space="preserve">输出电容</w:t>
             </w:r>
@@ -1329,6 +1485,9 @@
               <w:pStyle w:val="Compact"/>
             </w:pPr>
             <w:r>
+              <w:rPr>
+                <w:rFonts w:eastAsia="黑体"/>
+              </w:rPr>
               <w:t xml:space="preserve">F</w:t>
             </w:r>
           </w:p>
@@ -1362,6 +1521,9 @@
               </m:sSub>
             </m:oMath>
             <w:r>
+              <w:rPr>
+                <w:rFonts w:eastAsia="黑体"/>
+              </w:rPr>
               <w:t xml:space="preserve">​</w:t>
             </w:r>
           </w:p>
@@ -1374,7 +1536,7 @@
             </w:pPr>
             <w:r>
               <w:rPr>
-                <w:rFonts w:hint="eastAsia"/>
+                <w:rFonts w:hint="eastAsia" w:eastAsia="黑体"/>
               </w:rPr>
               <w:t xml:space="preserve">输出电流</w:t>
             </w:r>
@@ -1387,6 +1549,9 @@
               <w:pStyle w:val="Compact"/>
             </w:pPr>
             <w:r>
+              <w:rPr>
+                <w:rFonts w:eastAsia="黑体"/>
+              </w:rPr>
               <w:t xml:space="preserve">A</w:t>
             </w:r>
           </w:p>
@@ -1401,7 +1566,7 @@
       </w:pPr>
       <w:r>
         <w:rPr>
-          <w:rFonts w:hint="eastAsia"/>
+          <w:rFonts w:hint="eastAsia" w:eastAsia="黑体"/>
         </w:rPr>
         <w:t xml:space="preserve">元件调整影响</w:t>
       </w:r>
@@ -1416,30 +1581,39 @@
       </w:pPr>
       <w:r>
         <w:rPr>
-          <w:rFonts w:hint="eastAsia"/>
+          <w:rFonts w:hint="eastAsia" w:eastAsia="黑体"/>
           <w:b/>
           <w:bCs/>
         </w:rPr>
         <w:t xml:space="preserve">k↑（耦合更紧）</w:t>
       </w:r>
       <w:r>
+        <w:rPr>
+          <w:rFonts w:eastAsia="黑体"/>
+        </w:rPr>
         <w:t xml:space="preserve"> </w:t>
       </w:r>
       <w:r>
+        <w:rPr>
+          <w:rFonts w:eastAsia="黑体"/>
+        </w:rPr>
         <w:t xml:space="preserve">→ </w:t>
       </w:r>
       <w:r>
         <w:rPr>
-          <w:rFonts w:hint="eastAsia"/>
+          <w:rFonts w:hint="eastAsia" w:eastAsia="黑体"/>
         </w:rPr>
         <w:t xml:space="preserve">输入纹波电流减小，EMI</w:t>
       </w:r>
       <w:r>
+        <w:rPr>
+          <w:rFonts w:eastAsia="黑体"/>
+        </w:rPr>
         <w:t xml:space="preserve"> </w:t>
       </w:r>
       <w:r>
         <w:rPr>
-          <w:rFonts w:hint="eastAsia"/>
+          <w:rFonts w:hint="eastAsia" w:eastAsia="黑体"/>
         </w:rPr>
         <w:t xml:space="preserve">更小。</w:t>
       </w:r>
@@ -1454,20 +1628,27 @@
       </w:pPr>
       <w:r>
         <w:rPr>
+          <w:rFonts w:eastAsia="黑体"/>
           <w:b/>
           <w:bCs/>
         </w:rPr>
         <w:t xml:space="preserve">L1、L2↑</w:t>
       </w:r>
       <w:r>
+        <w:rPr>
+          <w:rFonts w:eastAsia="黑体"/>
+        </w:rPr>
         <w:t xml:space="preserve"> </w:t>
       </w:r>
       <w:r>
+        <w:rPr>
+          <w:rFonts w:eastAsia="黑体"/>
+        </w:rPr>
         <w:t xml:space="preserve">→ </w:t>
       </w:r>
       <w:r>
         <w:rPr>
-          <w:rFonts w:hint="eastAsia"/>
+          <w:rFonts w:hint="eastAsia" w:eastAsia="黑体"/>
         </w:rPr>
         <w:t xml:space="preserve">各绕组纹波电流减小。</w:t>
       </w:r>
@@ -1482,7 +1663,7 @@
       </w:pPr>
       <w:r>
         <w:rPr>
-          <w:rFonts w:hint="eastAsia"/>
+          <w:rFonts w:hint="eastAsia" w:eastAsia="黑体"/>
           <w:b/>
           <w:bCs/>
         </w:rPr>
@@ -1490,6 +1671,7 @@
       </w:r>
       <w:r>
         <w:rPr>
+          <w:rFonts w:eastAsia="黑体"/>
           <w:b/>
           <w:bCs/>
         </w:rPr>
@@ -1497,21 +1679,27 @@
       </w:r>
       <w:r>
         <w:rPr>
-          <w:rFonts w:hint="eastAsia"/>
+          <w:rFonts w:hint="eastAsia" w:eastAsia="黑体"/>
           <w:b/>
           <w:bCs/>
         </w:rPr>
         <w:t xml:space="preserve">N（L2/L1）↑</w:t>
       </w:r>
       <w:r>
+        <w:rPr>
+          <w:rFonts w:eastAsia="黑体"/>
+        </w:rPr>
         <w:t xml:space="preserve"> </w:t>
       </w:r>
       <w:r>
+        <w:rPr>
+          <w:rFonts w:eastAsia="黑体"/>
+        </w:rPr>
         <w:t xml:space="preserve">→ </w:t>
       </w:r>
       <w:r>
         <w:rPr>
-          <w:rFonts w:hint="eastAsia"/>
+          <w:rFonts w:hint="eastAsia" w:eastAsia="黑体"/>
         </w:rPr>
         <w:t xml:space="preserve">影响电流均衡与纹波抵消程度，需与占空比匹配。</w:t>
       </w:r>
@@ -1526,20 +1714,27 @@
       </w:pPr>
       <w:r>
         <w:rPr>
+          <w:rFonts w:eastAsia="黑体"/>
           <w:b/>
           <w:bCs/>
         </w:rPr>
         <w:t xml:space="preserve">Cs↑</w:t>
       </w:r>
       <w:r>
+        <w:rPr>
+          <w:rFonts w:eastAsia="黑体"/>
+        </w:rPr>
         <w:t xml:space="preserve"> </w:t>
       </w:r>
       <w:r>
+        <w:rPr>
+          <w:rFonts w:eastAsia="黑体"/>
+        </w:rPr>
         <w:t xml:space="preserve">→ </w:t>
       </w:r>
       <w:r>
         <w:rPr>
-          <w:rFonts w:hint="eastAsia"/>
+          <w:rFonts w:hint="eastAsia" w:eastAsia="黑体"/>
         </w:rPr>
         <w:t xml:space="preserve">耦合电容纹波减小。</w:t>
       </w:r>
@@ -1554,20 +1749,27 @@
       </w:pPr>
       <w:r>
         <w:rPr>
+          <w:rFonts w:eastAsia="黑体"/>
           <w:b/>
           <w:bCs/>
         </w:rPr>
         <w:t xml:space="preserve">C↑</w:t>
       </w:r>
       <w:r>
+        <w:rPr>
+          <w:rFonts w:eastAsia="黑体"/>
+        </w:rPr>
         <w:t xml:space="preserve"> </w:t>
       </w:r>
       <w:r>
+        <w:rPr>
+          <w:rFonts w:eastAsia="黑体"/>
+        </w:rPr>
         <w:t xml:space="preserve">→ </w:t>
       </w:r>
       <w:r>
         <w:rPr>
-          <w:rFonts w:hint="eastAsia"/>
+          <w:rFonts w:hint="eastAsia" w:eastAsia="黑体"/>
         </w:rPr>
         <w:t xml:space="preserve">输出电压纹波减小。</w:t>
       </w:r>
@@ -1580,7 +1782,7 @@
       </w:pPr>
       <w:r>
         <w:rPr>
-          <w:rFonts w:hint="eastAsia"/>
+          <w:rFonts w:hint="eastAsia" w:eastAsia="黑体"/>
         </w:rPr>
         <w:t xml:space="preserve">典型参数示例</w:t>
       </w:r>
@@ -1595,11 +1797,14 @@
       </w:pPr>
       <w:r>
         <w:rPr>
-          <w:rFonts w:hint="eastAsia"/>
+          <w:rFonts w:hint="eastAsia" w:eastAsia="黑体"/>
         </w:rPr>
         <w:t xml:space="preserve">取</w:t>
       </w:r>
       <w:r>
+        <w:rPr>
+          <w:rFonts w:eastAsia="黑体"/>
+        </w:rPr>
         <w:t xml:space="preserve"> </w:t>
       </w:r>
       <m:oMath>
@@ -1639,6 +1844,9 @@
         </m:r>
       </m:oMath>
       <w:r>
+        <w:rPr>
+          <w:rFonts w:eastAsia="黑体"/>
+        </w:rPr>
         <w:t xml:space="preserve">、</w:t>
       </w:r>
       <m:oMath>
@@ -1657,7 +1865,7 @@
       </m:oMath>
       <w:r>
         <w:rPr>
-          <w:rFonts w:hint="eastAsia"/>
+          <w:rFonts w:hint="eastAsia" w:eastAsia="黑体"/>
         </w:rPr>
         <w:t xml:space="preserve">：</w:t>
       </w:r>
@@ -1740,6 +1948,9 @@
         </m:r>
       </m:oMath>
       <w:r>
+        <w:rPr>
+          <w:rFonts w:eastAsia="黑体"/>
+        </w:rPr>
         <w:t xml:space="preserve">。</w:t>
       </w:r>
     </w:p>
@@ -1753,11 +1964,14 @@
       </w:pPr>
       <w:r>
         <w:rPr>
-          <w:rFonts w:hint="eastAsia"/>
+          <w:rFonts w:hint="eastAsia" w:eastAsia="黑体"/>
         </w:rPr>
         <w:t xml:space="preserve">取</w:t>
       </w:r>
       <w:r>
+        <w:rPr>
+          <w:rFonts w:eastAsia="黑体"/>
+        </w:rPr>
         <w:t xml:space="preserve"> </w:t>
       </w:r>
       <m:oMath>
@@ -1794,6 +2008,9 @@
         </m:r>
       </m:oMath>
       <w:r>
+        <w:rPr>
+          <w:rFonts w:eastAsia="黑体"/>
+        </w:rPr>
         <w:t xml:space="preserve">、</w:t>
       </w:r>
       <m:oMath>
@@ -1833,6 +2050,9 @@
         </m:r>
       </m:oMath>
       <w:r>
+        <w:rPr>
+          <w:rFonts w:eastAsia="黑体"/>
+        </w:rPr>
         <w:t xml:space="preserve">、</w:t>
       </w:r>
       <m:oMath>
@@ -1872,6 +2092,9 @@
         </m:r>
       </m:oMath>
       <w:r>
+        <w:rPr>
+          <w:rFonts w:eastAsia="黑体"/>
+        </w:rPr>
         <w:t xml:space="preserve">、</w:t>
       </w:r>
       <m:oMath>
@@ -1889,6 +2112,9 @@
         </m:r>
       </m:oMath>
       <w:r>
+        <w:rPr>
+          <w:rFonts w:eastAsia="黑体"/>
+        </w:rPr>
         <w:t xml:space="preserve">、</w:t>
       </w:r>
       <m:oMath>
@@ -1907,7 +2133,7 @@
       </m:oMath>
       <w:r>
         <w:rPr>
-          <w:rFonts w:hint="eastAsia"/>
+          <w:rFonts w:hint="eastAsia" w:eastAsia="黑体"/>
         </w:rPr>
         <w:t xml:space="preserve">：</w:t>
       </w:r>
@@ -2065,6 +2291,9 @@
         </m:r>
       </m:oMath>
       <w:r>
+        <w:rPr>
+          <w:rFonts w:eastAsia="黑体"/>
+        </w:rPr>
         <w:t xml:space="preserve">。</w:t>
       </w:r>
     </w:p>
@@ -2076,7 +2305,7 @@
       </w:pPr>
       <w:r>
         <w:rPr>
-          <w:rFonts w:hint="eastAsia"/>
+          <w:rFonts w:hint="eastAsia" w:eastAsia="黑体"/>
         </w:rPr>
         <w:t xml:space="preserve">常见器件型号</w:t>
       </w:r>
@@ -2091,7 +2320,7 @@
       </w:pPr>
       <w:r>
         <w:rPr>
-          <w:rFonts w:hint="eastAsia"/>
+          <w:rFonts w:hint="eastAsia" w:eastAsia="黑体"/>
         </w:rPr>
         <w:t xml:space="preserve">开关管：SI2302、CSD17570、IRF7401。</w:t>
       </w:r>
@@ -2106,7 +2335,7 @@
       </w:pPr>
       <w:r>
         <w:rPr>
-          <w:rFonts w:hint="eastAsia"/>
+          <w:rFonts w:hint="eastAsia" w:eastAsia="黑体"/>
         </w:rPr>
         <w:t xml:space="preserve">二极管：SS34、MBR0520、SS56。</w:t>
       </w:r>
@@ -2121,16 +2350,19 @@
       </w:pPr>
       <w:r>
         <w:rPr>
-          <w:rFonts w:hint="eastAsia"/>
+          <w:rFonts w:hint="eastAsia" w:eastAsia="黑体"/>
         </w:rPr>
         <w:t xml:space="preserve">控制</w:t>
       </w:r>
       <w:r>
+        <w:rPr>
+          <w:rFonts w:eastAsia="黑体"/>
+        </w:rPr>
         <w:t xml:space="preserve"> </w:t>
       </w:r>
       <w:r>
         <w:rPr>
-          <w:rFonts w:hint="eastAsia"/>
+          <w:rFonts w:hint="eastAsia" w:eastAsia="黑体"/>
         </w:rPr>
         <w:t xml:space="preserve">IC：LM3478、LT3757、TPS61170。</w:t>
       </w:r>
@@ -2145,16 +2377,19 @@
       </w:pPr>
       <w:r>
         <w:rPr>
-          <w:rFonts w:hint="eastAsia"/>
+          <w:rFonts w:hint="eastAsia" w:eastAsia="黑体"/>
         </w:rPr>
         <w:t xml:space="preserve">耦合电感：常用：按需选型（如</w:t>
       </w:r>
       <w:r>
+        <w:rPr>
+          <w:rFonts w:eastAsia="黑体"/>
+        </w:rPr>
         <w:t xml:space="preserve"> Coilcraft、Würth </w:t>
       </w:r>
       <w:r>
         <w:rPr>
-          <w:rFonts w:hint="eastAsia"/>
+          <w:rFonts w:hint="eastAsia" w:eastAsia="黑体"/>
         </w:rPr>
         <w:t xml:space="preserve">耦合电感）。</w:t>
       </w:r>
@@ -2167,7 +2402,7 @@
       </w:pPr>
       <w:r>
         <w:rPr>
-          <w:rFonts w:hint="eastAsia"/>
+          <w:rFonts w:hint="eastAsia" w:eastAsia="黑体"/>
         </w:rPr>
         <w:t xml:space="preserve">注意事项</w:t>
       </w:r>
@@ -2182,7 +2417,7 @@
       </w:pPr>
       <w:r>
         <w:rPr>
-          <w:rFonts w:hint="eastAsia"/>
+          <w:rFonts w:hint="eastAsia" w:eastAsia="黑体"/>
         </w:rPr>
         <w:t xml:space="preserve">耦合电感的同名端方向必须正确，否则纹波抵消失效甚至恶化。</w:t>
       </w:r>
@@ -2197,7 +2432,7 @@
       </w:pPr>
       <w:r>
         <w:rPr>
-          <w:rFonts w:hint="eastAsia"/>
+          <w:rFonts w:hint="eastAsia" w:eastAsia="黑体"/>
         </w:rPr>
         <w:t xml:space="preserve">绕组耐流需满足各自支路电流，避免磁芯饱和。</w:t>
       </w:r>
@@ -2212,7 +2447,7 @@
       </w:pPr>
       <w:r>
         <w:rPr>
-          <w:rFonts w:hint="eastAsia"/>
+          <w:rFonts w:hint="eastAsia" w:eastAsia="黑体"/>
         </w:rPr>
         <w:t xml:space="preserve">匝比与耦合系数对纹波抵消影响敏感，需在目标工况下验证。</w:t>
       </w:r>
@@ -2227,16 +2462,19 @@
       </w:pPr>
       <w:r>
         <w:rPr>
-          <w:rFonts w:hint="eastAsia"/>
+          <w:rFonts w:hint="eastAsia" w:eastAsia="黑体"/>
         </w:rPr>
         <w:t xml:space="preserve">其余设计要点与</w:t>
       </w:r>
       <w:r>
+        <w:rPr>
+          <w:rFonts w:eastAsia="黑体"/>
+        </w:rPr>
         <w:t xml:space="preserve"> SEPIC </w:t>
       </w:r>
       <w:r>
         <w:rPr>
-          <w:rFonts w:hint="eastAsia"/>
+          <w:rFonts w:hint="eastAsia" w:eastAsia="黑体"/>
         </w:rPr>
         <w:t xml:space="preserve">相同，含右半平面零点需注意补偿。</w:t>
       </w:r>
@@ -2249,7 +2487,7 @@
       </w:pPr>
       <w:r>
         <w:rPr>
-          <w:rFonts w:hint="eastAsia"/>
+          <w:rFonts w:hint="eastAsia" w:eastAsia="黑体"/>
         </w:rPr>
         <w:t xml:space="preserve">参考资料</w:t>
       </w:r>
@@ -2263,6 +2501,9 @@
         </w:numPr>
       </w:pPr>
       <w:r>
+        <w:rPr>
+          <w:rFonts w:eastAsia="黑体"/>
+        </w:rPr>
         <w:t xml:space="preserve">Wikipedia: SEPIC converter。</w:t>
       </w:r>
     </w:p>
@@ -2275,29 +2516,38 @@
         </w:numPr>
       </w:pPr>
       <w:r>
+        <w:rPr>
+          <w:rFonts w:eastAsia="黑体"/>
+        </w:rPr>
         <w:t xml:space="preserve">TI </w:t>
       </w:r>
       <w:r>
         <w:rPr>
-          <w:rFonts w:hint="eastAsia"/>
+          <w:rFonts w:hint="eastAsia" w:eastAsia="黑体"/>
         </w:rPr>
         <w:t xml:space="preserve">应用笔记</w:t>
       </w:r>
       <w:r>
+        <w:rPr>
+          <w:rFonts w:eastAsia="黑体"/>
+        </w:rPr>
         <w:t xml:space="preserve"> </w:t>
       </w:r>
       <w:r>
         <w:rPr>
-          <w:rFonts w:hint="eastAsia"/>
+          <w:rFonts w:hint="eastAsia" w:eastAsia="黑体"/>
         </w:rPr>
         <w:t xml:space="preserve">SLVA158（SEPIC</w:t>
       </w:r>
       <w:r>
+        <w:rPr>
+          <w:rFonts w:eastAsia="黑体"/>
+        </w:rPr>
         <w:t xml:space="preserve"> </w:t>
       </w:r>
       <w:r>
         <w:rPr>
-          <w:rFonts w:hint="eastAsia"/>
+          <w:rFonts w:hint="eastAsia" w:eastAsia="黑体"/>
         </w:rPr>
         <w:t xml:space="preserve">设计）。</w:t>
       </w:r>
@@ -2311,20 +2561,26 @@
         </w:numPr>
       </w:pPr>
       <w:r>
+        <w:rPr>
+          <w:rFonts w:eastAsia="黑体"/>
+        </w:rPr>
         <w:t xml:space="preserve">Coilcraft </w:t>
       </w:r>
       <w:r>
         <w:rPr>
-          <w:rFonts w:hint="eastAsia"/>
+          <w:rFonts w:hint="eastAsia" w:eastAsia="黑体"/>
         </w:rPr>
         <w:t xml:space="preserve">耦合电感应用文档（Coupled</w:t>
       </w:r>
       <w:r>
+        <w:rPr>
+          <w:rFonts w:eastAsia="黑体"/>
+        </w:rPr>
         <w:t xml:space="preserve"> Inductor </w:t>
       </w:r>
       <w:r>
         <w:rPr>
-          <w:rFonts w:hint="eastAsia"/>
+          <w:rFonts w:hint="eastAsia" w:eastAsia="黑体"/>
         </w:rPr>
         <w:t xml:space="preserve">SEPIC）。</w:t>
       </w:r>
@@ -2338,11 +2594,11 @@
       </w:pPr>
       <w:r>
         <w:rPr>
-          <w:rFonts w:ascii="Times New Roman" w:hAnsi="Times New Roman"/>
+          <w:rFonts w:ascii="Times New Roman" w:hAnsi="Times New Roman" w:eastAsia="黑体"/>
           <w:color w:val="555555"/>
           <w:sz w:val="21"/>
         </w:rPr>
-        <w:t>材料收集者：杜文杰</w:t>
+        <w:t>材料收集者：杜文杰，WX手机：19519196569，QQ:3478827729</w:t>
       </w:r>
     </w:p>
     <w:sectPr>
@@ -2362,7 +2618,7 @@
 </file>
 
 <file path=word/footer1.xml><?xml version="1.0" encoding="utf-8"?>
-<w:ftr xmlns:m="http://schemas.openxmlformats.org/officeDocument/2006/math" xmlns:mc="http://schemas.openxmlformats.org/markup-compatibility/2006" xmlns:mo="http://schemas.microsoft.com/office/mac/office/2008/main" xmlns:mv="urn:schemas-microsoft-com:mac:vml" xmlns:o="urn:schemas-microsoft-com:office:office" xmlns:r="http://schemas.openxmlformats.org/officeDocument/2006/relationships" xmlns:v="urn:schemas-microsoft-com:vml" xmlns:w10="urn:schemas-microsoft-com:office:word" xmlns:w14="http://schemas.microsoft.com/office/word/2010/wordml" xmlns:w="http://schemas.openxmlformats.org/wordprocessingml/2006/main" xmlns:wne="http://schemas.microsoft.com/office/word/2006/wordml" xmlns:wp14="http://schemas.microsoft.com/office/word/2010/wordprocessingDrawing" xmlns:wp="http://schemas.openxmlformats.org/drawingml/2006/wordprocessingDrawing" xmlns:wpc="http://schemas.microsoft.com/office/word/2010/wordprocessingCanvas" xmlns:wpg="http://schemas.microsoft.com/office/word/2010/wordprocessingGroup" xmlns:wpi="http://schemas.microsoft.com/office/word/2010/wordprocessingInk" xmlns:wps="http://schemas.microsoft.com/office/word/2010/wordprocessingShape" mc:Ignorable="w14 wp14">
+<w:ftr xmlns:mc="http://schemas.openxmlformats.org/markup-compatibility/2006" xmlns:w="http://schemas.openxmlformats.org/wordprocessingml/2006/main" xmlns:m="http://schemas.openxmlformats.org/officeDocument/2006/math" xmlns:mo="http://schemas.microsoft.com/office/mac/office/2008/main" xmlns:mv="urn:schemas-microsoft-com:mac:vml" xmlns:o="urn:schemas-microsoft-com:office:office" xmlns:r="http://schemas.openxmlformats.org/officeDocument/2006/relationships" xmlns:v="urn:schemas-microsoft-com:vml" xmlns:w10="urn:schemas-microsoft-com:office:word" xmlns:w14="http://schemas.microsoft.com/office/word/2010/wordml" xmlns:wne="http://schemas.microsoft.com/office/word/2006/wordml" xmlns:wp14="http://schemas.microsoft.com/office/word/2010/wordprocessingDrawing" xmlns:wp="http://schemas.openxmlformats.org/drawingml/2006/wordprocessingDrawing" xmlns:wpc="http://schemas.microsoft.com/office/word/2010/wordprocessingCanvas" xmlns:wpg="http://schemas.microsoft.com/office/word/2010/wordprocessingGroup" xmlns:wpi="http://schemas.microsoft.com/office/word/2010/wordprocessingInk" xmlns:wps="http://schemas.microsoft.com/office/word/2010/wordprocessingShape" mc:Ignorable="w14 wp14">
   <w:p>
     <w:pPr>
       <w:pStyle w:val="Footer"/>
@@ -2370,12 +2626,14 @@
     </w:pPr>
     <w:r>
       <w:rPr>
+        <w:rFonts w:eastAsia="黑体"/>
         <w:sz w:val="18"/>
       </w:rPr>
       <w:t xml:space="preserve">第 </w:t>
     </w:r>
     <w:r>
       <w:rPr>
+        <w:rFonts w:eastAsia="黑体"/>
         <w:sz w:val="18"/>
       </w:rPr>
       <w:fldChar w:fldCharType="begin"/>
@@ -2384,6 +2642,7 @@
     </w:r>
     <w:r>
       <w:rPr>
+        <w:rFonts w:eastAsia="黑体"/>
         <w:sz w:val="18"/>
       </w:rPr>
       <w:t xml:space="preserve"> 页</w:t>
@@ -2397,6 +2656,9 @@
   <w:footnote w:type="continuationSeparator" w:id="0">
     <w:p>
       <w:r>
+        <w:rPr>
+          <w:rFonts w:eastAsia="黑体"/>
+        </w:rPr>
         <w:continuationSeparator/>
       </w:r>
     </w:p>
@@ -2404,6 +2666,9 @@
   <w:footnote w:type="separator" w:id="-1">
     <w:p>
       <w:r>
+        <w:rPr>
+          <w:rFonts w:eastAsia="黑体"/>
+        </w:rPr>
         <w:separator/>
       </w:r>
     </w:p>
@@ -2412,7 +2677,7 @@
 </file>
 
 <file path=word/header1.xml><?xml version="1.0" encoding="utf-8"?>
-<w:hdr xmlns:m="http://schemas.openxmlformats.org/officeDocument/2006/math" xmlns:mc="http://schemas.openxmlformats.org/markup-compatibility/2006" xmlns:mo="http://schemas.microsoft.com/office/mac/office/2008/main" xmlns:mv="urn:schemas-microsoft-com:mac:vml" xmlns:o="urn:schemas-microsoft-com:office:office" xmlns:r="http://schemas.openxmlformats.org/officeDocument/2006/relationships" xmlns:v="urn:schemas-microsoft-com:vml" xmlns:w10="urn:schemas-microsoft-com:office:word" xmlns:w14="http://schemas.microsoft.com/office/word/2010/wordml" xmlns:w="http://schemas.openxmlformats.org/wordprocessingml/2006/main" xmlns:wne="http://schemas.microsoft.com/office/word/2006/wordml" xmlns:wp14="http://schemas.microsoft.com/office/word/2010/wordprocessingDrawing" xmlns:wp="http://schemas.openxmlformats.org/drawingml/2006/wordprocessingDrawing" xmlns:wpc="http://schemas.microsoft.com/office/word/2010/wordprocessingCanvas" xmlns:wpg="http://schemas.microsoft.com/office/word/2010/wordprocessingGroup" xmlns:wpi="http://schemas.microsoft.com/office/word/2010/wordprocessingInk" xmlns:wps="http://schemas.microsoft.com/office/word/2010/wordprocessingShape" mc:Ignorable="w14 wp14">
+<w:hdr xmlns:mc="http://schemas.openxmlformats.org/markup-compatibility/2006" xmlns:w="http://schemas.openxmlformats.org/wordprocessingml/2006/main" xmlns:m="http://schemas.openxmlformats.org/officeDocument/2006/math" xmlns:mo="http://schemas.microsoft.com/office/mac/office/2008/main" xmlns:mv="urn:schemas-microsoft-com:mac:vml" xmlns:o="urn:schemas-microsoft-com:office:office" xmlns:r="http://schemas.openxmlformats.org/officeDocument/2006/relationships" xmlns:v="urn:schemas-microsoft-com:vml" xmlns:w10="urn:schemas-microsoft-com:office:word" xmlns:w14="http://schemas.microsoft.com/office/word/2010/wordml" xmlns:wne="http://schemas.microsoft.com/office/word/2006/wordml" xmlns:wp14="http://schemas.microsoft.com/office/word/2010/wordprocessingDrawing" xmlns:wp="http://schemas.openxmlformats.org/drawingml/2006/wordprocessingDrawing" xmlns:wpc="http://schemas.microsoft.com/office/word/2010/wordprocessingCanvas" xmlns:wpg="http://schemas.microsoft.com/office/word/2010/wordprocessingGroup" xmlns:wpi="http://schemas.microsoft.com/office/word/2010/wordprocessingInk" xmlns:wps="http://schemas.microsoft.com/office/word/2010/wordprocessingShape" mc:Ignorable="w14 wp14">
   <w:p>
     <w:pPr>
       <w:pStyle w:val="Header"/>
@@ -2420,7 +2685,7 @@
     </w:pPr>
     <w:r>
       <w:rPr>
-        <w:rFonts w:ascii="Times New Roman" w:hAnsi="Times New Roman"/>
+        <w:rFonts w:ascii="Times New Roman" w:hAnsi="Times New Roman" w:eastAsia="黑体"/>
         <w:sz w:val="18"/>
         <w:rFonts w:eastAsia="黑体"/>
         <w:rFonts w:eastAsia="黑体"/>
@@ -2432,7 +2697,7 @@
 </file>
 
 <file path=word/numbering.xml><?xml version="1.0" encoding="utf-8"?>
-<w:numbering xmlns:m="http://schemas.openxmlformats.org/officeDocument/2006/math" xmlns:mc="http://schemas.openxmlformats.org/markup-compatibility/2006" xmlns:mo="http://schemas.microsoft.com/office/mac/office/2008/main" xmlns:mv="urn:schemas-microsoft-com:mac:vml" xmlns:o="urn:schemas-microsoft-com:office:office" xmlns:r="http://schemas.openxmlformats.org/officeDocument/2006/relationships" xmlns:v="urn:schemas-microsoft-com:vml" xmlns:w="http://schemas.openxmlformats.org/wordprocessingml/2006/main" xmlns:w10="urn:schemas-microsoft-com:office:word" xmlns:w14="http://schemas.microsoft.com/office/word/2010/wordml" xmlns:wne="http://schemas.microsoft.com/office/word/2006/wordml" xmlns:wp="http://schemas.openxmlformats.org/drawingml/2006/wordprocessingDrawing" xmlns:wp14="http://schemas.microsoft.com/office/word/2010/wordprocessingDrawing" xmlns:wpc="http://schemas.microsoft.com/office/word/2010/wordprocessingCanvas" xmlns:wpg="http://schemas.microsoft.com/office/word/2010/wordprocessingGroup" xmlns:wpi="http://schemas.microsoft.com/office/word/2010/wordprocessingInk" xmlns:wps="http://schemas.microsoft.com/office/word/2010/wordprocessingShape" mc:Ignorable="w14 wp14">
+<w:numbering xmlns:mc="http://schemas.openxmlformats.org/markup-compatibility/2006" xmlns:w="http://schemas.openxmlformats.org/wordprocessingml/2006/main" xmlns:m="http://schemas.openxmlformats.org/officeDocument/2006/math" xmlns:mo="http://schemas.microsoft.com/office/mac/office/2008/main" xmlns:mv="urn:schemas-microsoft-com:mac:vml" xmlns:o="urn:schemas-microsoft-com:office:office" xmlns:r="http://schemas.openxmlformats.org/officeDocument/2006/relationships" xmlns:v="urn:schemas-microsoft-com:vml" xmlns:w10="urn:schemas-microsoft-com:office:word" xmlns:w14="http://schemas.microsoft.com/office/word/2010/wordml" xmlns:wne="http://schemas.microsoft.com/office/word/2006/wordml" xmlns:wp="http://schemas.openxmlformats.org/drawingml/2006/wordprocessingDrawing" xmlns:wp14="http://schemas.microsoft.com/office/word/2010/wordprocessingDrawing" xmlns:wpc="http://schemas.microsoft.com/office/word/2010/wordprocessingCanvas" xmlns:wpg="http://schemas.microsoft.com/office/word/2010/wordprocessingGroup" xmlns:wpi="http://schemas.microsoft.com/office/word/2010/wordprocessingInk" xmlns:wps="http://schemas.microsoft.com/office/word/2010/wordprocessingShape" mc:Ignorable="w14 wp14">
   <w:abstractNum w:abstractNumId="0">
     <w:nsid w:val="FFFFFF7C"/>
     <w:multiLevelType w:val="singleLevel"/>
@@ -2519,7 +2784,7 @@
         <w:ind w:hanging="360" w:left="1440"/>
       </w:pPr>
       <w:rPr>
-        <w:rFonts w:ascii="Symbol" w:hAnsi="Symbol" w:hint="default"/>
+        <w:rFonts w:ascii="Symbol" w:hAnsi="Symbol" w:hint="default" w:eastAsia="黑体"/>
       </w:rPr>
     </w:lvl>
   </w:abstractNum>
@@ -2540,7 +2805,7 @@
         <w:ind w:hanging="360" w:left="1080"/>
       </w:pPr>
       <w:rPr>
-        <w:rFonts w:ascii="Symbol" w:hAnsi="Symbol" w:hint="default"/>
+        <w:rFonts w:ascii="Symbol" w:hAnsi="Symbol" w:hint="default" w:eastAsia="黑体"/>
       </w:rPr>
     </w:lvl>
   </w:abstractNum>
@@ -2561,7 +2826,7 @@
         <w:ind w:hanging="360" w:left="720"/>
       </w:pPr>
       <w:rPr>
-        <w:rFonts w:ascii="Symbol" w:hAnsi="Symbol" w:hint="default"/>
+        <w:rFonts w:ascii="Symbol" w:hAnsi="Symbol" w:hint="default" w:eastAsia="黑体"/>
       </w:rPr>
     </w:lvl>
   </w:abstractNum>
@@ -2600,7 +2865,7 @@
         <w:ind w:hanging="360" w:left="360"/>
       </w:pPr>
       <w:rPr>
-        <w:rFonts w:ascii="Symbol" w:hAnsi="Symbol" w:hint="default"/>
+        <w:rFonts w:ascii="Symbol" w:hAnsi="Symbol" w:hint="default" w:eastAsia="黑体"/>
       </w:rPr>
     </w:lvl>
   </w:abstractNum>
@@ -2691,7 +2956,7 @@
         <w:ind w:left="720" w:hanging="360"/>
       </w:pPr>
       <w:rPr>
-        <w:rFonts w:ascii="Symbol" w:hAnsi="Symbol" w:cs="Symbol" w:hint="default"/>
+        <w:rFonts w:ascii="Symbol" w:hAnsi="Symbol" w:cs="Symbol" w:hint="default" w:eastAsia="黑体"/>
       </w:rPr>
     </w:lvl>
     <w:lvl w:ilvl="1">
@@ -2702,7 +2967,7 @@
         <w:ind w:left="1440" w:hanging="360"/>
       </w:pPr>
       <w:rPr>
-        <w:rFonts w:ascii="Courier New" w:hAnsi="Courier New" w:cs="Courier New" w:hint="default"/>
+        <w:rFonts w:ascii="Courier New" w:hAnsi="Courier New" w:cs="Courier New" w:hint="default" w:eastAsia="黑体"/>
       </w:rPr>
     </w:lvl>
     <w:lvl w:ilvl="2">
@@ -2713,7 +2978,7 @@
         <w:ind w:left="2160" w:hanging="360"/>
       </w:pPr>
       <w:rPr>
-        <w:rFonts w:ascii="Wingdings" w:hAnsi="Wingdings" w:cs="Wingdings" w:hint="default"/>
+        <w:rFonts w:ascii="Wingdings" w:hAnsi="Wingdings" w:cs="Wingdings" w:hint="default" w:eastAsia="黑体"/>
       </w:rPr>
     </w:lvl>
     <w:lvl w:ilvl="3">
@@ -2724,7 +2989,7 @@
         <w:ind w:left="2880" w:hanging="360"/>
       </w:pPr>
       <w:rPr>
-        <w:rFonts w:ascii="Symbol" w:hAnsi="Symbol" w:cs="Symbol" w:hint="default"/>
+        <w:rFonts w:ascii="Symbol" w:hAnsi="Symbol" w:cs="Symbol" w:hint="default" w:eastAsia="黑体"/>
       </w:rPr>
     </w:lvl>
     <w:lvl w:ilvl="4">
@@ -2735,7 +3000,7 @@
         <w:ind w:left="3600" w:hanging="360"/>
       </w:pPr>
       <w:rPr>
-        <w:rFonts w:ascii="Courier New" w:hAnsi="Courier New" w:cs="Courier New" w:hint="default"/>
+        <w:rFonts w:ascii="Courier New" w:hAnsi="Courier New" w:cs="Courier New" w:hint="default" w:eastAsia="黑体"/>
       </w:rPr>
     </w:lvl>
     <w:lvl w:ilvl="5">
@@ -2746,7 +3011,7 @@
         <w:ind w:left="4320" w:hanging="360"/>
       </w:pPr>
       <w:rPr>
-        <w:rFonts w:ascii="Wingdings" w:hAnsi="Wingdings" w:cs="Wingdings" w:hint="default"/>
+        <w:rFonts w:ascii="Wingdings" w:hAnsi="Wingdings" w:cs="Wingdings" w:hint="default" w:eastAsia="黑体"/>
       </w:rPr>
     </w:lvl>
     <w:lvl w:ilvl="6">
@@ -2757,7 +3022,7 @@
         <w:ind w:left="5040" w:hanging="360"/>
       </w:pPr>
       <w:rPr>
-        <w:rFonts w:ascii="Symbol" w:hAnsi="Symbol" w:cs="Symbol" w:hint="default"/>
+        <w:rFonts w:ascii="Symbol" w:hAnsi="Symbol" w:cs="Symbol" w:hint="default" w:eastAsia="黑体"/>
       </w:rPr>
     </w:lvl>
     <w:lvl w:ilvl="7">
@@ -2768,7 +3033,7 @@
         <w:ind w:left="5760" w:hanging="360"/>
       </w:pPr>
       <w:rPr>
-        <w:rFonts w:ascii="Courier New" w:hAnsi="Courier New" w:cs="Courier New" w:hint="default"/>
+        <w:rFonts w:ascii="Courier New" w:hAnsi="Courier New" w:cs="Courier New" w:hint="default" w:eastAsia="黑体"/>
       </w:rPr>
     </w:lvl>
     <w:lvl w:ilvl="8">
@@ -2779,7 +3044,7 @@
         <w:ind w:left="6480" w:hanging="360"/>
       </w:pPr>
       <w:rPr>
-        <w:rFonts w:ascii="Wingdings" w:hAnsi="Wingdings" w:cs="Wingdings" w:hint="default"/>
+        <w:rFonts w:ascii="Wingdings" w:hAnsi="Wingdings" w:cs="Wingdings" w:hint="default" w:eastAsia="黑体"/>
       </w:rPr>
     </w:lvl>
   </w:abstractNum>
@@ -2835,11 +3100,11 @@
 </file>
 
 <file path=word/styles.xml><?xml version="1.0" encoding="utf-8"?>
-<w:styles xmlns:mc="http://schemas.openxmlformats.org/markup-compatibility/2006" xmlns:r="http://schemas.openxmlformats.org/officeDocument/2006/relationships" xmlns:w="http://schemas.openxmlformats.org/wordprocessingml/2006/main" xmlns:w14="http://schemas.microsoft.com/office/word/2010/wordml" mc:Ignorable="w14">
+<w:styles xmlns:mc="http://schemas.openxmlformats.org/markup-compatibility/2006" xmlns:w="http://schemas.openxmlformats.org/wordprocessingml/2006/main" xmlns:r="http://schemas.openxmlformats.org/officeDocument/2006/relationships" xmlns:w14="http://schemas.microsoft.com/office/word/2010/wordml" mc:Ignorable="w14">
   <w:docDefaults>
     <w:rPrDefault>
       <w:rPr>
-        <w:rFonts w:asciiTheme="minorHAnsi" w:cstheme="minorBidi" w:eastAsiaTheme="minorEastAsia" w:hAnsiTheme="minorHAnsi"/>
+        <w:rFonts w:asciiTheme="minorHAnsi" w:cstheme="minorBidi" w:hAnsiTheme="minorHAnsi" w:eastAsia="黑体"/>
         <w:sz w:val="22"/>
         <w:szCs w:val="22"/>
         <w:lang w:bidi="ar-SA" w:eastAsia="en-US" w:val="en-US"/>
@@ -3061,7 +3326,7 @@
       <w:outlineLvl w:val="0"/>
     </w:pPr>
     <w:rPr>
-      <w:rFonts w:ascii="Times New Roman" w:asciiTheme="majorHAnsi" w:cstheme="majorBidi" w:eastAsia="黑体" w:eastAsiaTheme="majorEastAsia" w:hAnsi="Times New Roman" w:hAnsiTheme="majorHAnsi"/>
+      <w:rFonts w:ascii="Times New Roman" w:asciiTheme="majorHAnsi" w:cstheme="majorBidi" w:eastAsia="黑体" w:hAnsi="Times New Roman" w:hAnsiTheme="majorHAnsi"/>
       <w:b/>
       <w:bCs/>
       <w:color w:val="1F3864"/>
@@ -3085,7 +3350,7 @@
       <w:outlineLvl w:val="1"/>
     </w:pPr>
     <w:rPr>
-      <w:rFonts w:ascii="Times New Roman" w:asciiTheme="majorHAnsi" w:cstheme="majorBidi" w:eastAsia="黑体" w:eastAsiaTheme="majorEastAsia" w:hAnsi="Times New Roman" w:hAnsiTheme="majorHAnsi"/>
+      <w:rFonts w:ascii="Times New Roman" w:asciiTheme="majorHAnsi" w:cstheme="majorBidi" w:eastAsia="黑体" w:hAnsi="Times New Roman" w:hAnsiTheme="majorHAnsi"/>
       <w:b/>
       <w:bCs/>
       <w:color w:val="2E4E7E"/>
@@ -3109,7 +3374,7 @@
       <w:outlineLvl w:val="2"/>
     </w:pPr>
     <w:rPr>
-      <w:rFonts w:ascii="Times New Roman" w:asciiTheme="majorHAnsi" w:cstheme="majorBidi" w:eastAsia="黑体" w:eastAsiaTheme="majorEastAsia" w:hAnsi="Times New Roman" w:hAnsiTheme="majorHAnsi"/>
+      <w:rFonts w:ascii="Times New Roman" w:asciiTheme="majorHAnsi" w:cstheme="majorBidi" w:eastAsia="黑体" w:hAnsi="Times New Roman" w:hAnsiTheme="majorHAnsi"/>
       <w:b/>
       <w:bCs/>
       <w:color w:val="2E4E7E"/>
@@ -3133,7 +3398,7 @@
       <w:outlineLvl w:val="3"/>
     </w:pPr>
     <w:rPr>
-      <w:rFonts w:ascii="Times New Roman" w:asciiTheme="majorHAnsi" w:cstheme="majorBidi" w:eastAsia="黑体" w:eastAsiaTheme="majorEastAsia" w:hAnsi="Times New Roman" w:hAnsiTheme="majorHAnsi"/>
+      <w:rFonts w:ascii="Times New Roman" w:asciiTheme="majorHAnsi" w:cstheme="majorBidi" w:eastAsia="黑体" w:hAnsi="Times New Roman" w:hAnsiTheme="majorHAnsi"/>
       <w:b/>
       <w:bCs/>
       <w:i/>
@@ -3159,7 +3424,7 @@
       <w:outlineLvl w:val="4"/>
     </w:pPr>
     <w:rPr>
-      <w:rFonts w:ascii="Times New Roman" w:asciiTheme="majorHAnsi" w:cstheme="majorBidi" w:eastAsia="黑体" w:eastAsiaTheme="majorEastAsia" w:hAnsi="Times New Roman" w:hAnsiTheme="majorHAnsi"/>
+      <w:rFonts w:ascii="Times New Roman" w:asciiTheme="majorHAnsi" w:cstheme="majorBidi" w:eastAsia="黑体" w:hAnsi="Times New Roman" w:hAnsiTheme="majorHAnsi"/>
       <w:b/>
       <w:color w:val="333333"/>
       <w:sz w:val="22"/>
@@ -3182,7 +3447,7 @@
       <w:outlineLvl w:val="5"/>
     </w:pPr>
     <w:rPr>
-      <w:rFonts w:asciiTheme="majorHAnsi" w:cstheme="majorBidi" w:eastAsiaTheme="majorEastAsia" w:hAnsiTheme="majorHAnsi"/>
+      <w:rFonts w:asciiTheme="majorHAnsi" w:cstheme="majorBidi" w:hAnsiTheme="majorHAnsi" w:eastAsia="黑体"/>
       <w:i/>
       <w:iCs/>
       <w:color w:themeColor="accent1" w:themeShade="7F" w:val="243F60"/>
@@ -3205,7 +3470,7 @@
       <w:outlineLvl w:val="6"/>
     </w:pPr>
     <w:rPr>
-      <w:rFonts w:asciiTheme="majorHAnsi" w:cstheme="majorBidi" w:eastAsiaTheme="majorEastAsia" w:hAnsiTheme="majorHAnsi"/>
+      <w:rFonts w:asciiTheme="majorHAnsi" w:cstheme="majorBidi" w:hAnsiTheme="majorHAnsi" w:eastAsia="黑体"/>
       <w:i/>
       <w:iCs/>
       <w:color w:themeColor="text1" w:themeTint="BF" w:val="404040"/>
@@ -3228,7 +3493,7 @@
       <w:outlineLvl w:val="7"/>
     </w:pPr>
     <w:rPr>
-      <w:rFonts w:asciiTheme="majorHAnsi" w:cstheme="majorBidi" w:eastAsiaTheme="majorEastAsia" w:hAnsiTheme="majorHAnsi"/>
+      <w:rFonts w:asciiTheme="majorHAnsi" w:cstheme="majorBidi" w:hAnsiTheme="majorHAnsi" w:eastAsia="黑体"/>
       <w:color w:themeColor="accent1" w:val="4F81BD"/>
       <w:sz w:val="20"/>
       <w:szCs w:val="20"/>
@@ -3251,7 +3516,7 @@
       <w:outlineLvl w:val="8"/>
     </w:pPr>
     <w:rPr>
-      <w:rFonts w:asciiTheme="majorHAnsi" w:cstheme="majorBidi" w:eastAsiaTheme="majorEastAsia" w:hAnsiTheme="majorHAnsi"/>
+      <w:rFonts w:asciiTheme="majorHAnsi" w:cstheme="majorBidi" w:hAnsiTheme="majorHAnsi" w:eastAsia="黑体"/>
       <w:i/>
       <w:iCs/>
       <w:color w:themeColor="text1" w:themeTint="BF" w:val="404040"/>
@@ -3302,7 +3567,7 @@
     <w:uiPriority w:val="9"/>
     <w:rsid w:val="00FC693F"/>
     <w:rPr>
-      <w:rFonts w:asciiTheme="majorHAnsi" w:cstheme="majorBidi" w:eastAsiaTheme="majorEastAsia" w:hAnsiTheme="majorHAnsi"/>
+      <w:rFonts w:asciiTheme="majorHAnsi" w:cstheme="majorBidi" w:hAnsiTheme="majorHAnsi" w:eastAsia="黑体"/>
       <w:b/>
       <w:bCs/>
       <w:color w:themeColor="accent1" w:themeShade="BF" w:val="365F91"/>
@@ -3317,7 +3582,7 @@
     <w:uiPriority w:val="9"/>
     <w:rsid w:val="00FC693F"/>
     <w:rPr>
-      <w:rFonts w:asciiTheme="majorHAnsi" w:cstheme="majorBidi" w:eastAsiaTheme="majorEastAsia" w:hAnsiTheme="majorHAnsi"/>
+      <w:rFonts w:asciiTheme="majorHAnsi" w:cstheme="majorBidi" w:hAnsiTheme="majorHAnsi" w:eastAsia="黑体"/>
       <w:b/>
       <w:bCs/>
       <w:color w:themeColor="accent1" w:val="4F81BD"/>
@@ -3332,7 +3597,7 @@
     <w:uiPriority w:val="9"/>
     <w:rsid w:val="00FC693F"/>
     <w:rPr>
-      <w:rFonts w:asciiTheme="majorHAnsi" w:cstheme="majorBidi" w:eastAsiaTheme="majorEastAsia" w:hAnsiTheme="majorHAnsi"/>
+      <w:rFonts w:asciiTheme="majorHAnsi" w:cstheme="majorBidi" w:hAnsiTheme="majorHAnsi" w:eastAsia="黑体"/>
       <w:b/>
       <w:bCs/>
       <w:color w:themeColor="accent1" w:val="4F81BD"/>
@@ -3355,7 +3620,7 @@
       <w:contextualSpacing/>
     </w:pPr>
     <w:rPr>
-      <w:rFonts w:ascii="Times New Roman" w:asciiTheme="majorHAnsi" w:cstheme="majorBidi" w:eastAsia="黑体" w:eastAsiaTheme="majorEastAsia" w:hAnsi="Times New Roman" w:hAnsiTheme="majorHAnsi"/>
+      <w:rFonts w:ascii="Times New Roman" w:asciiTheme="majorHAnsi" w:cstheme="majorBidi" w:eastAsia="黑体" w:hAnsi="Times New Roman" w:hAnsiTheme="majorHAnsi"/>
       <w:b/>
       <w:color w:val="1F3864"/>
       <w:spacing w:val="5"/>
@@ -3371,7 +3636,7 @@
     <w:uiPriority w:val="10"/>
     <w:rsid w:val="00FC693F"/>
     <w:rPr>
-      <w:rFonts w:asciiTheme="majorHAnsi" w:cstheme="majorBidi" w:eastAsiaTheme="majorEastAsia" w:hAnsiTheme="majorHAnsi"/>
+      <w:rFonts w:asciiTheme="majorHAnsi" w:cstheme="majorBidi" w:hAnsiTheme="majorHAnsi" w:eastAsia="黑体"/>
       <w:color w:themeColor="text2" w:themeShade="BF" w:val="17365D"/>
       <w:spacing w:val="5"/>
       <w:kern w:val="28"/>
@@ -3393,7 +3658,7 @@
       </w:numPr>
     </w:pPr>
     <w:rPr>
-      <w:rFonts w:asciiTheme="majorHAnsi" w:cstheme="majorBidi" w:eastAsiaTheme="majorEastAsia" w:hAnsiTheme="majorHAnsi"/>
+      <w:rFonts w:asciiTheme="majorHAnsi" w:cstheme="majorBidi" w:hAnsiTheme="majorHAnsi" w:eastAsia="黑体"/>
       <w:i/>
       <w:iCs/>
       <w:color w:themeColor="accent1" w:val="4F81BD"/>
@@ -3409,7 +3674,7 @@
     <w:uiPriority w:val="11"/>
     <w:rsid w:val="00FC693F"/>
     <w:rPr>
-      <w:rFonts w:asciiTheme="majorHAnsi" w:cstheme="majorBidi" w:eastAsiaTheme="majorEastAsia" w:hAnsiTheme="majorHAnsi"/>
+      <w:rFonts w:asciiTheme="majorHAnsi" w:cstheme="majorBidi" w:hAnsiTheme="majorHAnsi" w:eastAsia="黑体"/>
       <w:i/>
       <w:iCs/>
       <w:color w:themeColor="accent1" w:val="4F81BD"/>
@@ -3476,6 +3741,7 @@
       <w:spacing w:after="120"/>
     </w:pPr>
     <w:rPr>
+      <w:rFonts w:eastAsia="黑体"/>
       <w:sz w:val="16"/>
       <w:szCs w:val="16"/>
     </w:rPr>
@@ -3487,6 +3753,7 @@
     <w:uiPriority w:val="99"/>
     <w:rsid w:val="00AA1D8D"/>
     <w:rPr>
+      <w:rFonts w:eastAsia="黑体"/>
       <w:sz w:val="16"/>
       <w:szCs w:val="16"/>
     </w:rPr>
@@ -3656,7 +3923,7 @@
       </w:tabs>
     </w:pPr>
     <w:rPr>
-      <w:rFonts w:ascii="Courier" w:hAnsi="Courier"/>
+      <w:rFonts w:ascii="Courier" w:hAnsi="Courier" w:eastAsia="黑体"/>
       <w:sz w:val="20"/>
       <w:szCs w:val="20"/>
     </w:rPr>
@@ -3668,7 +3935,7 @@
     <w:uiPriority w:val="99"/>
     <w:rsid w:val="0029639D"/>
     <w:rPr>
-      <w:rFonts w:ascii="Courier" w:hAnsi="Courier"/>
+      <w:rFonts w:ascii="Courier" w:hAnsi="Courier" w:eastAsia="黑体"/>
       <w:sz w:val="20"/>
       <w:szCs w:val="20"/>
     </w:rPr>
@@ -3704,6 +3971,7 @@
     <w:uiPriority w:val="29"/>
     <w:rsid w:val="00FC693F"/>
     <w:rPr>
+      <w:rFonts w:eastAsia="黑体"/>
       <w:i/>
       <w:iCs/>
       <w:color w:themeColor="text1" w:val="000000"/>
@@ -3717,7 +3985,7 @@
     <w:semiHidden/>
     <w:rsid w:val="00FC693F"/>
     <w:rPr>
-      <w:rFonts w:asciiTheme="majorHAnsi" w:cstheme="majorBidi" w:eastAsiaTheme="majorEastAsia" w:hAnsiTheme="majorHAnsi"/>
+      <w:rFonts w:asciiTheme="majorHAnsi" w:cstheme="majorBidi" w:hAnsiTheme="majorHAnsi" w:eastAsia="黑体"/>
       <w:b/>
       <w:bCs/>
       <w:i/>
@@ -3733,7 +4001,7 @@
     <w:semiHidden/>
     <w:rsid w:val="00FC693F"/>
     <w:rPr>
-      <w:rFonts w:asciiTheme="majorHAnsi" w:cstheme="majorBidi" w:eastAsiaTheme="majorEastAsia" w:hAnsiTheme="majorHAnsi"/>
+      <w:rFonts w:asciiTheme="majorHAnsi" w:cstheme="majorBidi" w:hAnsiTheme="majorHAnsi" w:eastAsia="黑体"/>
       <w:color w:themeColor="accent1" w:themeShade="7F" w:val="243F60"/>
     </w:rPr>
   </w:style>
@@ -3745,7 +4013,7 @@
     <w:semiHidden/>
     <w:rsid w:val="00FC693F"/>
     <w:rPr>
-      <w:rFonts w:asciiTheme="majorHAnsi" w:cstheme="majorBidi" w:eastAsiaTheme="majorEastAsia" w:hAnsiTheme="majorHAnsi"/>
+      <w:rFonts w:asciiTheme="majorHAnsi" w:cstheme="majorBidi" w:hAnsiTheme="majorHAnsi" w:eastAsia="黑体"/>
       <w:i/>
       <w:iCs/>
       <w:color w:themeColor="accent1" w:themeShade="7F" w:val="243F60"/>
@@ -3759,7 +4027,7 @@
     <w:semiHidden/>
     <w:rsid w:val="00FC693F"/>
     <w:rPr>
-      <w:rFonts w:asciiTheme="majorHAnsi" w:cstheme="majorBidi" w:eastAsiaTheme="majorEastAsia" w:hAnsiTheme="majorHAnsi"/>
+      <w:rFonts w:asciiTheme="majorHAnsi" w:cstheme="majorBidi" w:hAnsiTheme="majorHAnsi" w:eastAsia="黑体"/>
       <w:i/>
       <w:iCs/>
       <w:color w:themeColor="text1" w:themeTint="BF" w:val="404040"/>
@@ -3773,7 +4041,7 @@
     <w:semiHidden/>
     <w:rsid w:val="00FC693F"/>
     <w:rPr>
-      <w:rFonts w:asciiTheme="majorHAnsi" w:cstheme="majorBidi" w:eastAsiaTheme="majorEastAsia" w:hAnsiTheme="majorHAnsi"/>
+      <w:rFonts w:asciiTheme="majorHAnsi" w:cstheme="majorBidi" w:hAnsiTheme="majorHAnsi" w:eastAsia="黑体"/>
       <w:color w:themeColor="accent1" w:val="4F81BD"/>
       <w:sz w:val="20"/>
       <w:szCs w:val="20"/>
@@ -3787,7 +4055,7 @@
     <w:semiHidden/>
     <w:rsid w:val="00FC693F"/>
     <w:rPr>
-      <w:rFonts w:asciiTheme="majorHAnsi" w:cstheme="majorBidi" w:eastAsiaTheme="majorEastAsia" w:hAnsiTheme="majorHAnsi"/>
+      <w:rFonts w:asciiTheme="majorHAnsi" w:cstheme="majorBidi" w:hAnsiTheme="majorHAnsi" w:eastAsia="黑体"/>
       <w:i/>
       <w:iCs/>
       <w:color w:themeColor="text1" w:themeTint="BF" w:val="404040"/>
@@ -3808,6 +4076,7 @@
       <w:spacing w:line="240" w:lineRule="auto"/>
     </w:pPr>
     <w:rPr>
+      <w:rFonts w:eastAsia="黑体"/>
       <w:b/>
       <w:bCs/>
       <w:color w:themeColor="accent1" w:val="4F81BD"/>
@@ -3822,6 +4091,7 @@
     <w:qFormat/>
     <w:rsid w:val="00FC693F"/>
     <w:rPr>
+      <w:rFonts w:eastAsia="黑体"/>
       <w:b/>
       <w:bCs/>
     </w:rPr>
@@ -3833,6 +4103,7 @@
     <w:qFormat/>
     <w:rsid w:val="00FC693F"/>
     <w:rPr>
+      <w:rFonts w:eastAsia="黑体"/>
       <w:i/>
       <w:iCs/>
     </w:rPr>
@@ -3853,6 +4124,7 @@
       <w:ind w:left="936" w:right="936"/>
     </w:pPr>
     <w:rPr>
+      <w:rFonts w:eastAsia="黑体"/>
       <w:b/>
       <w:bCs/>
       <w:i/>
@@ -3867,6 +4139,7 @@
     <w:uiPriority w:val="30"/>
     <w:rsid w:val="00FC693F"/>
     <w:rPr>
+      <w:rFonts w:eastAsia="黑体"/>
       <w:b/>
       <w:bCs/>
       <w:i/>
@@ -3881,6 +4154,7 @@
     <w:qFormat/>
     <w:rsid w:val="00FC693F"/>
     <w:rPr>
+      <w:rFonts w:eastAsia="黑体"/>
       <w:i/>
       <w:iCs/>
       <w:color w:themeColor="text1" w:themeTint="7F" w:val="808080"/>
@@ -3893,6 +4167,7 @@
     <w:qFormat/>
     <w:rsid w:val="00FC693F"/>
     <w:rPr>
+      <w:rFonts w:eastAsia="黑体"/>
       <w:b/>
       <w:bCs/>
       <w:i/>
@@ -3907,6 +4182,7 @@
     <w:qFormat/>
     <w:rsid w:val="00FC693F"/>
     <w:rPr>
+      <w:rFonts w:eastAsia="黑体"/>
       <w:smallCaps/>
       <w:color w:themeColor="accent2" w:val="C0504D"/>
       <w:u w:val="single"/>
@@ -3919,6 +4195,7 @@
     <w:qFormat/>
     <w:rsid w:val="00FC693F"/>
     <w:rPr>
+      <w:rFonts w:eastAsia="黑体"/>
       <w:b/>
       <w:bCs/>
       <w:smallCaps/>
@@ -3934,6 +4211,7 @@
     <w:qFormat/>
     <w:rsid w:val="00FC693F"/>
     <w:rPr>
+      <w:rFonts w:eastAsia="黑体"/>
       <w:b/>
       <w:bCs/>
       <w:smallCaps/>
@@ -3988,6 +4266,7 @@
       <w:spacing w:after="0" w:line="240" w:lineRule="auto"/>
     </w:pPr>
     <w:rPr>
+      <w:rFonts w:eastAsia="黑体"/>
       <w:color w:themeColor="text1" w:themeShade="BF" w:val="000000"/>
     </w:rPr>
     <w:tblPr>
@@ -4010,6 +4289,7 @@
         <w:spacing w:after="0" w:before="0" w:line="240" w:lineRule="auto"/>
       </w:pPr>
       <w:rPr>
+        <w:rFonts w:eastAsia="黑体"/>
         <w:b/>
         <w:bCs/>
       </w:rPr>
@@ -4030,6 +4310,7 @@
         <w:spacing w:after="0" w:before="0" w:line="240" w:lineRule="auto"/>
       </w:pPr>
       <w:rPr>
+        <w:rFonts w:eastAsia="黑体"/>
         <w:b/>
         <w:bCs/>
       </w:rPr>
@@ -4047,12 +4328,14 @@
     </w:tblStylePr>
     <w:tblStylePr w:type="firstCol">
       <w:rPr>
+        <w:rFonts w:eastAsia="黑体"/>
         <w:b/>
         <w:bCs/>
       </w:rPr>
     </w:tblStylePr>
     <w:tblStylePr w:type="lastCol">
       <w:rPr>
+        <w:rFonts w:eastAsia="黑体"/>
         <w:b/>
         <w:bCs/>
       </w:rPr>
@@ -4091,6 +4374,7 @@
       <w:spacing w:after="0" w:line="240" w:lineRule="auto"/>
     </w:pPr>
     <w:rPr>
+      <w:rFonts w:eastAsia="黑体"/>
       <w:color w:themeColor="accent1" w:themeShade="BF" w:val="365F91"/>
     </w:rPr>
     <w:tblPr>
@@ -4113,6 +4397,7 @@
         <w:spacing w:after="0" w:before="0" w:line="240" w:lineRule="auto"/>
       </w:pPr>
       <w:rPr>
+        <w:rFonts w:eastAsia="黑体"/>
         <w:b/>
         <w:bCs/>
       </w:rPr>
@@ -4133,6 +4418,7 @@
         <w:spacing w:after="0" w:before="0" w:line="240" w:lineRule="auto"/>
       </w:pPr>
       <w:rPr>
+        <w:rFonts w:eastAsia="黑体"/>
         <w:b/>
         <w:bCs/>
       </w:rPr>
@@ -4150,12 +4436,14 @@
     </w:tblStylePr>
     <w:tblStylePr w:type="firstCol">
       <w:rPr>
+        <w:rFonts w:eastAsia="黑体"/>
         <w:b/>
         <w:bCs/>
       </w:rPr>
     </w:tblStylePr>
     <w:tblStylePr w:type="lastCol">
       <w:rPr>
+        <w:rFonts w:eastAsia="黑体"/>
         <w:b/>
         <w:bCs/>
       </w:rPr>
@@ -4194,6 +4482,7 @@
       <w:spacing w:after="0" w:line="240" w:lineRule="auto"/>
     </w:pPr>
     <w:rPr>
+      <w:rFonts w:eastAsia="黑体"/>
       <w:color w:themeColor="accent2" w:themeShade="BF" w:val="943634"/>
     </w:rPr>
     <w:tblPr>
@@ -4216,6 +4505,7 @@
         <w:spacing w:after="0" w:before="0" w:line="240" w:lineRule="auto"/>
       </w:pPr>
       <w:rPr>
+        <w:rFonts w:eastAsia="黑体"/>
         <w:b/>
         <w:bCs/>
       </w:rPr>
@@ -4236,6 +4526,7 @@
         <w:spacing w:after="0" w:before="0" w:line="240" w:lineRule="auto"/>
       </w:pPr>
       <w:rPr>
+        <w:rFonts w:eastAsia="黑体"/>
         <w:b/>
         <w:bCs/>
       </w:rPr>
@@ -4253,12 +4544,14 @@
     </w:tblStylePr>
     <w:tblStylePr w:type="firstCol">
       <w:rPr>
+        <w:rFonts w:eastAsia="黑体"/>
         <w:b/>
         <w:bCs/>
       </w:rPr>
     </w:tblStylePr>
     <w:tblStylePr w:type="lastCol">
       <w:rPr>
+        <w:rFonts w:eastAsia="黑体"/>
         <w:b/>
         <w:bCs/>
       </w:rPr>
@@ -4297,6 +4590,7 @@
       <w:spacing w:after="0" w:line="240" w:lineRule="auto"/>
     </w:pPr>
     <w:rPr>
+      <w:rFonts w:eastAsia="黑体"/>
       <w:color w:themeColor="accent3" w:themeShade="BF" w:val="76923C"/>
     </w:rPr>
     <w:tblPr>
@@ -4319,6 +4613,7 @@
         <w:spacing w:after="0" w:before="0" w:line="240" w:lineRule="auto"/>
       </w:pPr>
       <w:rPr>
+        <w:rFonts w:eastAsia="黑体"/>
         <w:b/>
         <w:bCs/>
       </w:rPr>
@@ -4339,6 +4634,7 @@
         <w:spacing w:after="0" w:before="0" w:line="240" w:lineRule="auto"/>
       </w:pPr>
       <w:rPr>
+        <w:rFonts w:eastAsia="黑体"/>
         <w:b/>
         <w:bCs/>
       </w:rPr>
@@ -4356,12 +4652,14 @@
     </w:tblStylePr>
     <w:tblStylePr w:type="firstCol">
       <w:rPr>
+        <w:rFonts w:eastAsia="黑体"/>
         <w:b/>
         <w:bCs/>
       </w:rPr>
     </w:tblStylePr>
     <w:tblStylePr w:type="lastCol">
       <w:rPr>
+        <w:rFonts w:eastAsia="黑体"/>
         <w:b/>
         <w:bCs/>
       </w:rPr>
@@ -4400,6 +4698,7 @@
       <w:spacing w:after="0" w:line="240" w:lineRule="auto"/>
     </w:pPr>
     <w:rPr>
+      <w:rFonts w:eastAsia="黑体"/>
       <w:color w:themeColor="accent4" w:themeShade="BF" w:val="5F497A"/>
     </w:rPr>
     <w:tblPr>
@@ -4422,6 +4721,7 @@
         <w:spacing w:after="0" w:before="0" w:line="240" w:lineRule="auto"/>
       </w:pPr>
       <w:rPr>
+        <w:rFonts w:eastAsia="黑体"/>
         <w:b/>
         <w:bCs/>
       </w:rPr>
@@ -4442,6 +4742,7 @@
         <w:spacing w:after="0" w:before="0" w:line="240" w:lineRule="auto"/>
       </w:pPr>
       <w:rPr>
+        <w:rFonts w:eastAsia="黑体"/>
         <w:b/>
         <w:bCs/>
       </w:rPr>
@@ -4459,12 +4760,14 @@
     </w:tblStylePr>
     <w:tblStylePr w:type="firstCol">
       <w:rPr>
+        <w:rFonts w:eastAsia="黑体"/>
         <w:b/>
         <w:bCs/>
       </w:rPr>
     </w:tblStylePr>
     <w:tblStylePr w:type="lastCol">
       <w:rPr>
+        <w:rFonts w:eastAsia="黑体"/>
         <w:b/>
         <w:bCs/>
       </w:rPr>
@@ -4503,6 +4806,7 @@
       <w:spacing w:after="0" w:line="240" w:lineRule="auto"/>
     </w:pPr>
     <w:rPr>
+      <w:rFonts w:eastAsia="黑体"/>
       <w:color w:themeColor="accent5" w:themeShade="BF" w:val="31849B"/>
     </w:rPr>
     <w:tblPr>
@@ -4525,6 +4829,7 @@
         <w:spacing w:after="0" w:before="0" w:line="240" w:lineRule="auto"/>
       </w:pPr>
       <w:rPr>
+        <w:rFonts w:eastAsia="黑体"/>
         <w:b/>
         <w:bCs/>
       </w:rPr>
@@ -4545,6 +4850,7 @@
         <w:spacing w:after="0" w:before="0" w:line="240" w:lineRule="auto"/>
       </w:pPr>
       <w:rPr>
+        <w:rFonts w:eastAsia="黑体"/>
         <w:b/>
         <w:bCs/>
       </w:rPr>
@@ -4562,12 +4868,14 @@
     </w:tblStylePr>
     <w:tblStylePr w:type="firstCol">
       <w:rPr>
+        <w:rFonts w:eastAsia="黑体"/>
         <w:b/>
         <w:bCs/>
       </w:rPr>
     </w:tblStylePr>
     <w:tblStylePr w:type="lastCol">
       <w:rPr>
+        <w:rFonts w:eastAsia="黑体"/>
         <w:b/>
         <w:bCs/>
       </w:rPr>
@@ -4606,6 +4914,7 @@
       <w:spacing w:after="0" w:line="240" w:lineRule="auto"/>
     </w:pPr>
     <w:rPr>
+      <w:rFonts w:eastAsia="黑体"/>
       <w:color w:themeColor="accent6" w:themeShade="BF" w:val="E36C0A"/>
     </w:rPr>
     <w:tblPr>
@@ -4628,6 +4937,7 @@
         <w:spacing w:after="0" w:before="0" w:line="240" w:lineRule="auto"/>
       </w:pPr>
       <w:rPr>
+        <w:rFonts w:eastAsia="黑体"/>
         <w:b/>
         <w:bCs/>
       </w:rPr>
@@ -4648,6 +4958,7 @@
         <w:spacing w:after="0" w:before="0" w:line="240" w:lineRule="auto"/>
       </w:pPr>
       <w:rPr>
+        <w:rFonts w:eastAsia="黑体"/>
         <w:b/>
         <w:bCs/>
       </w:rPr>
@@ -4665,12 +4976,14 @@
     </w:tblStylePr>
     <w:tblStylePr w:type="firstCol">
       <w:rPr>
+        <w:rFonts w:eastAsia="黑体"/>
         <w:b/>
         <w:bCs/>
       </w:rPr>
     </w:tblStylePr>
     <w:tblStylePr w:type="lastCol">
       <w:rPr>
+        <w:rFonts w:eastAsia="黑体"/>
         <w:b/>
         <w:bCs/>
       </w:rPr>
@@ -4730,6 +5043,7 @@
         <w:spacing w:after="0" w:before="0" w:line="240" w:lineRule="auto"/>
       </w:pPr>
       <w:rPr>
+        <w:rFonts w:eastAsia="黑体"/>
         <w:b/>
         <w:bCs/>
         <w:color w:themeColor="background1" w:val="FFFFFF"/>
@@ -4744,6 +5058,7 @@
         <w:spacing w:after="0" w:before="0" w:line="240" w:lineRule="auto"/>
       </w:pPr>
       <w:rPr>
+        <w:rFonts w:eastAsia="黑体"/>
         <w:b/>
         <w:bCs/>
       </w:rPr>
@@ -4759,12 +5074,14 @@
     </w:tblStylePr>
     <w:tblStylePr w:type="firstCol">
       <w:rPr>
+        <w:rFonts w:eastAsia="黑体"/>
         <w:b/>
         <w:bCs/>
       </w:rPr>
     </w:tblStylePr>
     <w:tblStylePr w:type="lastCol">
       <w:rPr>
+        <w:rFonts w:eastAsia="黑体"/>
         <w:b/>
         <w:bCs/>
       </w:rPr>
@@ -4822,6 +5139,7 @@
         <w:spacing w:after="0" w:before="0" w:line="240" w:lineRule="auto"/>
       </w:pPr>
       <w:rPr>
+        <w:rFonts w:eastAsia="黑体"/>
         <w:b/>
         <w:bCs/>
         <w:color w:themeColor="background1" w:val="FFFFFF"/>
@@ -4836,6 +5154,7 @@
         <w:spacing w:after="0" w:before="0" w:line="240" w:lineRule="auto"/>
       </w:pPr>
       <w:rPr>
+        <w:rFonts w:eastAsia="黑体"/>
         <w:b/>
         <w:bCs/>
       </w:rPr>
@@ -4851,12 +5170,14 @@
     </w:tblStylePr>
     <w:tblStylePr w:type="firstCol">
       <w:rPr>
+        <w:rFonts w:eastAsia="黑体"/>
         <w:b/>
         <w:bCs/>
       </w:rPr>
     </w:tblStylePr>
     <w:tblStylePr w:type="lastCol">
       <w:rPr>
+        <w:rFonts w:eastAsia="黑体"/>
         <w:b/>
         <w:bCs/>
       </w:rPr>
@@ -4914,6 +5235,7 @@
         <w:spacing w:after="0" w:before="0" w:line="240" w:lineRule="auto"/>
       </w:pPr>
       <w:rPr>
+        <w:rFonts w:eastAsia="黑体"/>
         <w:b/>
         <w:bCs/>
         <w:color w:themeColor="background1" w:val="FFFFFF"/>
@@ -4928,6 +5250,7 @@
         <w:spacing w:after="0" w:before="0" w:line="240" w:lineRule="auto"/>
       </w:pPr>
       <w:rPr>
+        <w:rFonts w:eastAsia="黑体"/>
         <w:b/>
         <w:bCs/>
       </w:rPr>
@@ -4943,12 +5266,14 @@
     </w:tblStylePr>
     <w:tblStylePr w:type="firstCol">
       <w:rPr>
+        <w:rFonts w:eastAsia="黑体"/>
         <w:b/>
         <w:bCs/>
       </w:rPr>
     </w:tblStylePr>
     <w:tblStylePr w:type="lastCol">
       <w:rPr>
+        <w:rFonts w:eastAsia="黑体"/>
         <w:b/>
         <w:bCs/>
       </w:rPr>
@@ -5006,6 +5331,7 @@
         <w:spacing w:after="0" w:before="0" w:line="240" w:lineRule="auto"/>
       </w:pPr>
       <w:rPr>
+        <w:rFonts w:eastAsia="黑体"/>
         <w:b/>
         <w:bCs/>
         <w:color w:themeColor="background1" w:val="FFFFFF"/>
@@ -5020,6 +5346,7 @@
         <w:spacing w:after="0" w:before="0" w:line="240" w:lineRule="auto"/>
       </w:pPr>
       <w:rPr>
+        <w:rFonts w:eastAsia="黑体"/>
         <w:b/>
         <w:bCs/>
       </w:rPr>
@@ -5035,12 +5362,14 @@
     </w:tblStylePr>
     <w:tblStylePr w:type="firstCol">
       <w:rPr>
+        <w:rFonts w:eastAsia="黑体"/>
         <w:b/>
         <w:bCs/>
       </w:rPr>
     </w:tblStylePr>
     <w:tblStylePr w:type="lastCol">
       <w:rPr>
+        <w:rFonts w:eastAsia="黑体"/>
         <w:b/>
         <w:bCs/>
       </w:rPr>
@@ -5098,6 +5427,7 @@
         <w:spacing w:after="0" w:before="0" w:line="240" w:lineRule="auto"/>
       </w:pPr>
       <w:rPr>
+        <w:rFonts w:eastAsia="黑体"/>
         <w:b/>
         <w:bCs/>
         <w:color w:themeColor="background1" w:val="FFFFFF"/>
@@ -5112,6 +5442,7 @@
         <w:spacing w:after="0" w:before="0" w:line="240" w:lineRule="auto"/>
       </w:pPr>
       <w:rPr>
+        <w:rFonts w:eastAsia="黑体"/>
         <w:b/>
         <w:bCs/>
       </w:rPr>
@@ -5127,12 +5458,14 @@
     </w:tblStylePr>
     <w:tblStylePr w:type="firstCol">
       <w:rPr>
+        <w:rFonts w:eastAsia="黑体"/>
         <w:b/>
         <w:bCs/>
       </w:rPr>
     </w:tblStylePr>
     <w:tblStylePr w:type="lastCol">
       <w:rPr>
+        <w:rFonts w:eastAsia="黑体"/>
         <w:b/>
         <w:bCs/>
       </w:rPr>
@@ -5190,6 +5523,7 @@
         <w:spacing w:after="0" w:before="0" w:line="240" w:lineRule="auto"/>
       </w:pPr>
       <w:rPr>
+        <w:rFonts w:eastAsia="黑体"/>
         <w:b/>
         <w:bCs/>
         <w:color w:themeColor="background1" w:val="FFFFFF"/>
@@ -5204,6 +5538,7 @@
         <w:spacing w:after="0" w:before="0" w:line="240" w:lineRule="auto"/>
       </w:pPr>
       <w:rPr>
+        <w:rFonts w:eastAsia="黑体"/>
         <w:b/>
         <w:bCs/>
       </w:rPr>
@@ -5219,12 +5554,14 @@
     </w:tblStylePr>
     <w:tblStylePr w:type="firstCol">
       <w:rPr>
+        <w:rFonts w:eastAsia="黑体"/>
         <w:b/>
         <w:bCs/>
       </w:rPr>
     </w:tblStylePr>
     <w:tblStylePr w:type="lastCol">
       <w:rPr>
+        <w:rFonts w:eastAsia="黑体"/>
         <w:b/>
         <w:bCs/>
       </w:rPr>
@@ -5282,6 +5619,7 @@
         <w:spacing w:after="0" w:before="0" w:line="240" w:lineRule="auto"/>
       </w:pPr>
       <w:rPr>
+        <w:rFonts w:eastAsia="黑体"/>
         <w:b/>
         <w:bCs/>
         <w:color w:themeColor="background1" w:val="FFFFFF"/>
@@ -5296,6 +5634,7 @@
         <w:spacing w:after="0" w:before="0" w:line="240" w:lineRule="auto"/>
       </w:pPr>
       <w:rPr>
+        <w:rFonts w:eastAsia="黑体"/>
         <w:b/>
         <w:bCs/>
       </w:rPr>
@@ -5311,12 +5650,14 @@
     </w:tblStylePr>
     <w:tblStylePr w:type="firstCol">
       <w:rPr>
+        <w:rFonts w:eastAsia="黑体"/>
         <w:b/>
         <w:bCs/>
       </w:rPr>
     </w:tblStylePr>
     <w:tblStylePr w:type="lastCol">
       <w:rPr>
+        <w:rFonts w:eastAsia="黑体"/>
         <w:b/>
         <w:bCs/>
       </w:rPr>
@@ -5376,7 +5717,7 @@
         <w:spacing w:after="0" w:before="0" w:line="240" w:lineRule="auto"/>
       </w:pPr>
       <w:rPr>
-        <w:rFonts w:asciiTheme="majorHAnsi" w:cstheme="majorBidi" w:eastAsiaTheme="majorEastAsia" w:hAnsiTheme="majorHAnsi"/>
+        <w:rFonts w:asciiTheme="majorHAnsi" w:cstheme="majorBidi" w:hAnsiTheme="majorHAnsi" w:eastAsia="黑体"/>
         <w:b/>
         <w:bCs/>
       </w:rPr>
@@ -5397,7 +5738,7 @@
         <w:spacing w:after="0" w:before="0" w:line="240" w:lineRule="auto"/>
       </w:pPr>
       <w:rPr>
-        <w:rFonts w:asciiTheme="majorHAnsi" w:cstheme="majorBidi" w:eastAsiaTheme="majorEastAsia" w:hAnsiTheme="majorHAnsi"/>
+        <w:rFonts w:asciiTheme="majorHAnsi" w:cstheme="majorBidi" w:hAnsiTheme="majorHAnsi" w:eastAsia="黑体"/>
         <w:b/>
         <w:bCs/>
       </w:rPr>
@@ -5415,14 +5756,14 @@
     </w:tblStylePr>
     <w:tblStylePr w:type="firstCol">
       <w:rPr>
-        <w:rFonts w:asciiTheme="majorHAnsi" w:cstheme="majorBidi" w:eastAsiaTheme="majorEastAsia" w:hAnsiTheme="majorHAnsi"/>
+        <w:rFonts w:asciiTheme="majorHAnsi" w:cstheme="majorBidi" w:hAnsiTheme="majorHAnsi" w:eastAsia="黑体"/>
         <w:b/>
         <w:bCs/>
       </w:rPr>
     </w:tblStylePr>
     <w:tblStylePr w:type="lastCol">
       <w:rPr>
-        <w:rFonts w:asciiTheme="majorHAnsi" w:cstheme="majorBidi" w:eastAsiaTheme="majorEastAsia" w:hAnsiTheme="majorHAnsi"/>
+        <w:rFonts w:asciiTheme="majorHAnsi" w:cstheme="majorBidi" w:hAnsiTheme="majorHAnsi" w:eastAsia="黑体"/>
         <w:b/>
         <w:bCs/>
       </w:rPr>
@@ -5506,7 +5847,7 @@
         <w:spacing w:after="0" w:before="0" w:line="240" w:lineRule="auto"/>
       </w:pPr>
       <w:rPr>
-        <w:rFonts w:asciiTheme="majorHAnsi" w:cstheme="majorBidi" w:eastAsiaTheme="majorEastAsia" w:hAnsiTheme="majorHAnsi"/>
+        <w:rFonts w:asciiTheme="majorHAnsi" w:cstheme="majorBidi" w:hAnsiTheme="majorHAnsi" w:eastAsia="黑体"/>
         <w:b/>
         <w:bCs/>
       </w:rPr>
@@ -5527,7 +5868,7 @@
         <w:spacing w:after="0" w:before="0" w:line="240" w:lineRule="auto"/>
       </w:pPr>
       <w:rPr>
-        <w:rFonts w:asciiTheme="majorHAnsi" w:cstheme="majorBidi" w:eastAsiaTheme="majorEastAsia" w:hAnsiTheme="majorHAnsi"/>
+        <w:rFonts w:asciiTheme="majorHAnsi" w:cstheme="majorBidi" w:hAnsiTheme="majorHAnsi" w:eastAsia="黑体"/>
         <w:b/>
         <w:bCs/>
       </w:rPr>
@@ -5545,14 +5886,14 @@
     </w:tblStylePr>
     <w:tblStylePr w:type="firstCol">
       <w:rPr>
-        <w:rFonts w:asciiTheme="majorHAnsi" w:cstheme="majorBidi" w:eastAsiaTheme="majorEastAsia" w:hAnsiTheme="majorHAnsi"/>
+        <w:rFonts w:asciiTheme="majorHAnsi" w:cstheme="majorBidi" w:hAnsiTheme="majorHAnsi" w:eastAsia="黑体"/>
         <w:b/>
         <w:bCs/>
       </w:rPr>
     </w:tblStylePr>
     <w:tblStylePr w:type="lastCol">
       <w:rPr>
-        <w:rFonts w:asciiTheme="majorHAnsi" w:cstheme="majorBidi" w:eastAsiaTheme="majorEastAsia" w:hAnsiTheme="majorHAnsi"/>
+        <w:rFonts w:asciiTheme="majorHAnsi" w:cstheme="majorBidi" w:hAnsiTheme="majorHAnsi" w:eastAsia="黑体"/>
         <w:b/>
         <w:bCs/>
       </w:rPr>
@@ -5636,7 +5977,7 @@
         <w:spacing w:after="0" w:before="0" w:line="240" w:lineRule="auto"/>
       </w:pPr>
       <w:rPr>
-        <w:rFonts w:asciiTheme="majorHAnsi" w:cstheme="majorBidi" w:eastAsiaTheme="majorEastAsia" w:hAnsiTheme="majorHAnsi"/>
+        <w:rFonts w:asciiTheme="majorHAnsi" w:cstheme="majorBidi" w:hAnsiTheme="majorHAnsi" w:eastAsia="黑体"/>
         <w:b/>
         <w:bCs/>
       </w:rPr>
@@ -5657,7 +5998,7 @@
         <w:spacing w:after="0" w:before="0" w:line="240" w:lineRule="auto"/>
       </w:pPr>
       <w:rPr>
-        <w:rFonts w:asciiTheme="majorHAnsi" w:cstheme="majorBidi" w:eastAsiaTheme="majorEastAsia" w:hAnsiTheme="majorHAnsi"/>
+        <w:rFonts w:asciiTheme="majorHAnsi" w:cstheme="majorBidi" w:hAnsiTheme="majorHAnsi" w:eastAsia="黑体"/>
         <w:b/>
         <w:bCs/>
       </w:rPr>
@@ -5675,14 +6016,14 @@
     </w:tblStylePr>
     <w:tblStylePr w:type="firstCol">
       <w:rPr>
-        <w:rFonts w:asciiTheme="majorHAnsi" w:cstheme="majorBidi" w:eastAsiaTheme="majorEastAsia" w:hAnsiTheme="majorHAnsi"/>
+        <w:rFonts w:asciiTheme="majorHAnsi" w:cstheme="majorBidi" w:hAnsiTheme="majorHAnsi" w:eastAsia="黑体"/>
         <w:b/>
         <w:bCs/>
       </w:rPr>
     </w:tblStylePr>
     <w:tblStylePr w:type="lastCol">
       <w:rPr>
-        <w:rFonts w:asciiTheme="majorHAnsi" w:cstheme="majorBidi" w:eastAsiaTheme="majorEastAsia" w:hAnsiTheme="majorHAnsi"/>
+        <w:rFonts w:asciiTheme="majorHAnsi" w:cstheme="majorBidi" w:hAnsiTheme="majorHAnsi" w:eastAsia="黑体"/>
         <w:b/>
         <w:bCs/>
       </w:rPr>
@@ -5766,7 +6107,7 @@
         <w:spacing w:after="0" w:before="0" w:line="240" w:lineRule="auto"/>
       </w:pPr>
       <w:rPr>
-        <w:rFonts w:asciiTheme="majorHAnsi" w:cstheme="majorBidi" w:eastAsiaTheme="majorEastAsia" w:hAnsiTheme="majorHAnsi"/>
+        <w:rFonts w:asciiTheme="majorHAnsi" w:cstheme="majorBidi" w:hAnsiTheme="majorHAnsi" w:eastAsia="黑体"/>
         <w:b/>
         <w:bCs/>
       </w:rPr>
@@ -5787,7 +6128,7 @@
         <w:spacing w:after="0" w:before="0" w:line="240" w:lineRule="auto"/>
       </w:pPr>
       <w:rPr>
-        <w:rFonts w:asciiTheme="majorHAnsi" w:cstheme="majorBidi" w:eastAsiaTheme="majorEastAsia" w:hAnsiTheme="majorHAnsi"/>
+        <w:rFonts w:asciiTheme="majorHAnsi" w:cstheme="majorBidi" w:hAnsiTheme="majorHAnsi" w:eastAsia="黑体"/>
         <w:b/>
         <w:bCs/>
       </w:rPr>
@@ -5805,14 +6146,14 @@
     </w:tblStylePr>
     <w:tblStylePr w:type="firstCol">
       <w:rPr>
-        <w:rFonts w:asciiTheme="majorHAnsi" w:cstheme="majorBidi" w:eastAsiaTheme="majorEastAsia" w:hAnsiTheme="majorHAnsi"/>
+        <w:rFonts w:asciiTheme="majorHAnsi" w:cstheme="majorBidi" w:hAnsiTheme="majorHAnsi" w:eastAsia="黑体"/>
         <w:b/>
         <w:bCs/>
       </w:rPr>
     </w:tblStylePr>
     <w:tblStylePr w:type="lastCol">
       <w:rPr>
-        <w:rFonts w:asciiTheme="majorHAnsi" w:cstheme="majorBidi" w:eastAsiaTheme="majorEastAsia" w:hAnsiTheme="majorHAnsi"/>
+        <w:rFonts w:asciiTheme="majorHAnsi" w:cstheme="majorBidi" w:hAnsiTheme="majorHAnsi" w:eastAsia="黑体"/>
         <w:b/>
         <w:bCs/>
       </w:rPr>
@@ -5896,7 +6237,7 @@
         <w:spacing w:after="0" w:before="0" w:line="240" w:lineRule="auto"/>
       </w:pPr>
       <w:rPr>
-        <w:rFonts w:asciiTheme="majorHAnsi" w:cstheme="majorBidi" w:eastAsiaTheme="majorEastAsia" w:hAnsiTheme="majorHAnsi"/>
+        <w:rFonts w:asciiTheme="majorHAnsi" w:cstheme="majorBidi" w:hAnsiTheme="majorHAnsi" w:eastAsia="黑体"/>
         <w:b/>
         <w:bCs/>
       </w:rPr>
@@ -5917,7 +6258,7 @@
         <w:spacing w:after="0" w:before="0" w:line="240" w:lineRule="auto"/>
       </w:pPr>
       <w:rPr>
-        <w:rFonts w:asciiTheme="majorHAnsi" w:cstheme="majorBidi" w:eastAsiaTheme="majorEastAsia" w:hAnsiTheme="majorHAnsi"/>
+        <w:rFonts w:asciiTheme="majorHAnsi" w:cstheme="majorBidi" w:hAnsiTheme="majorHAnsi" w:eastAsia="黑体"/>
         <w:b/>
         <w:bCs/>
       </w:rPr>
@@ -5935,14 +6276,14 @@
     </w:tblStylePr>
     <w:tblStylePr w:type="firstCol">
       <w:rPr>
-        <w:rFonts w:asciiTheme="majorHAnsi" w:cstheme="majorBidi" w:eastAsiaTheme="majorEastAsia" w:hAnsiTheme="majorHAnsi"/>
+        <w:rFonts w:asciiTheme="majorHAnsi" w:cstheme="majorBidi" w:hAnsiTheme="majorHAnsi" w:eastAsia="黑体"/>
         <w:b/>
         <w:bCs/>
       </w:rPr>
     </w:tblStylePr>
     <w:tblStylePr w:type="lastCol">
       <w:rPr>
-        <w:rFonts w:asciiTheme="majorHAnsi" w:cstheme="majorBidi" w:eastAsiaTheme="majorEastAsia" w:hAnsiTheme="majorHAnsi"/>
+        <w:rFonts w:asciiTheme="majorHAnsi" w:cstheme="majorBidi" w:hAnsiTheme="majorHAnsi" w:eastAsia="黑体"/>
         <w:b/>
         <w:bCs/>
       </w:rPr>
@@ -6026,7 +6367,7 @@
         <w:spacing w:after="0" w:before="0" w:line="240" w:lineRule="auto"/>
       </w:pPr>
       <w:rPr>
-        <w:rFonts w:asciiTheme="majorHAnsi" w:cstheme="majorBidi" w:eastAsiaTheme="majorEastAsia" w:hAnsiTheme="majorHAnsi"/>
+        <w:rFonts w:asciiTheme="majorHAnsi" w:cstheme="majorBidi" w:hAnsiTheme="majorHAnsi" w:eastAsia="黑体"/>
         <w:b/>
         <w:bCs/>
       </w:rPr>
@@ -6047,7 +6388,7 @@
         <w:spacing w:after="0" w:before="0" w:line="240" w:lineRule="auto"/>
       </w:pPr>
       <w:rPr>
-        <w:rFonts w:asciiTheme="majorHAnsi" w:cstheme="majorBidi" w:eastAsiaTheme="majorEastAsia" w:hAnsiTheme="majorHAnsi"/>
+        <w:rFonts w:asciiTheme="majorHAnsi" w:cstheme="majorBidi" w:hAnsiTheme="majorHAnsi" w:eastAsia="黑体"/>
         <w:b/>
         <w:bCs/>
       </w:rPr>
@@ -6065,14 +6406,14 @@
     </w:tblStylePr>
     <w:tblStylePr w:type="firstCol">
       <w:rPr>
-        <w:rFonts w:asciiTheme="majorHAnsi" w:cstheme="majorBidi" w:eastAsiaTheme="majorEastAsia" w:hAnsiTheme="majorHAnsi"/>
+        <w:rFonts w:asciiTheme="majorHAnsi" w:cstheme="majorBidi" w:hAnsiTheme="majorHAnsi" w:eastAsia="黑体"/>
         <w:b/>
         <w:bCs/>
       </w:rPr>
     </w:tblStylePr>
     <w:tblStylePr w:type="lastCol">
       <w:rPr>
-        <w:rFonts w:asciiTheme="majorHAnsi" w:cstheme="majorBidi" w:eastAsiaTheme="majorEastAsia" w:hAnsiTheme="majorHAnsi"/>
+        <w:rFonts w:asciiTheme="majorHAnsi" w:cstheme="majorBidi" w:hAnsiTheme="majorHAnsi" w:eastAsia="黑体"/>
         <w:b/>
         <w:bCs/>
       </w:rPr>
@@ -6156,7 +6497,7 @@
         <w:spacing w:after="0" w:before="0" w:line="240" w:lineRule="auto"/>
       </w:pPr>
       <w:rPr>
-        <w:rFonts w:asciiTheme="majorHAnsi" w:cstheme="majorBidi" w:eastAsiaTheme="majorEastAsia" w:hAnsiTheme="majorHAnsi"/>
+        <w:rFonts w:asciiTheme="majorHAnsi" w:cstheme="majorBidi" w:hAnsiTheme="majorHAnsi" w:eastAsia="黑体"/>
         <w:b/>
         <w:bCs/>
       </w:rPr>
@@ -6177,7 +6518,7 @@
         <w:spacing w:after="0" w:before="0" w:line="240" w:lineRule="auto"/>
       </w:pPr>
       <w:rPr>
-        <w:rFonts w:asciiTheme="majorHAnsi" w:cstheme="majorBidi" w:eastAsiaTheme="majorEastAsia" w:hAnsiTheme="majorHAnsi"/>
+        <w:rFonts w:asciiTheme="majorHAnsi" w:cstheme="majorBidi" w:hAnsiTheme="majorHAnsi" w:eastAsia="黑体"/>
         <w:b/>
         <w:bCs/>
       </w:rPr>
@@ -6195,14 +6536,14 @@
     </w:tblStylePr>
     <w:tblStylePr w:type="firstCol">
       <w:rPr>
-        <w:rFonts w:asciiTheme="majorHAnsi" w:cstheme="majorBidi" w:eastAsiaTheme="majorEastAsia" w:hAnsiTheme="majorHAnsi"/>
+        <w:rFonts w:asciiTheme="majorHAnsi" w:cstheme="majorBidi" w:hAnsiTheme="majorHAnsi" w:eastAsia="黑体"/>
         <w:b/>
         <w:bCs/>
       </w:rPr>
     </w:tblStylePr>
     <w:tblStylePr w:type="lastCol">
       <w:rPr>
-        <w:rFonts w:asciiTheme="majorHAnsi" w:cstheme="majorBidi" w:eastAsiaTheme="majorEastAsia" w:hAnsiTheme="majorHAnsi"/>
+        <w:rFonts w:asciiTheme="majorHAnsi" w:cstheme="majorBidi" w:hAnsiTheme="majorHAnsi" w:eastAsia="黑体"/>
         <w:b/>
         <w:bCs/>
       </w:rPr>
@@ -6285,6 +6626,7 @@
         <w:spacing w:after="0" w:before="0" w:line="240" w:lineRule="auto"/>
       </w:pPr>
       <w:rPr>
+        <w:rFonts w:eastAsia="黑体"/>
         <w:b/>
         <w:bCs/>
         <w:color w:themeColor="background1" w:val="FFFFFF"/>
@@ -6307,6 +6649,7 @@
         <w:spacing w:after="0" w:before="0" w:line="240" w:lineRule="auto"/>
       </w:pPr>
       <w:rPr>
+        <w:rFonts w:eastAsia="黑体"/>
         <w:b/>
         <w:bCs/>
       </w:rPr>
@@ -6324,12 +6667,14 @@
     </w:tblStylePr>
     <w:tblStylePr w:type="firstCol">
       <w:rPr>
+        <w:rFonts w:eastAsia="黑体"/>
         <w:b/>
         <w:bCs/>
       </w:rPr>
     </w:tblStylePr>
     <w:tblStylePr w:type="lastCol">
       <w:rPr>
+        <w:rFonts w:eastAsia="黑体"/>
         <w:b/>
         <w:bCs/>
       </w:rPr>
@@ -6391,6 +6736,7 @@
         <w:spacing w:after="0" w:before="0" w:line="240" w:lineRule="auto"/>
       </w:pPr>
       <w:rPr>
+        <w:rFonts w:eastAsia="黑体"/>
         <w:b/>
         <w:bCs/>
         <w:color w:themeColor="background1" w:val="FFFFFF"/>
@@ -6413,6 +6759,7 @@
         <w:spacing w:after="0" w:before="0" w:line="240" w:lineRule="auto"/>
       </w:pPr>
       <w:rPr>
+        <w:rFonts w:eastAsia="黑体"/>
         <w:b/>
         <w:bCs/>
       </w:rPr>
@@ -6430,12 +6777,14 @@
     </w:tblStylePr>
     <w:tblStylePr w:type="firstCol">
       <w:rPr>
+        <w:rFonts w:eastAsia="黑体"/>
         <w:b/>
         <w:bCs/>
       </w:rPr>
     </w:tblStylePr>
     <w:tblStylePr w:type="lastCol">
       <w:rPr>
+        <w:rFonts w:eastAsia="黑体"/>
         <w:b/>
         <w:bCs/>
       </w:rPr>
@@ -6497,6 +6846,7 @@
         <w:spacing w:after="0" w:before="0" w:line="240" w:lineRule="auto"/>
       </w:pPr>
       <w:rPr>
+        <w:rFonts w:eastAsia="黑体"/>
         <w:b/>
         <w:bCs/>
         <w:color w:themeColor="background1" w:val="FFFFFF"/>
@@ -6519,6 +6869,7 @@
         <w:spacing w:after="0" w:before="0" w:line="240" w:lineRule="auto"/>
       </w:pPr>
       <w:rPr>
+        <w:rFonts w:eastAsia="黑体"/>
         <w:b/>
         <w:bCs/>
       </w:rPr>
@@ -6536,12 +6887,14 @@
     </w:tblStylePr>
     <w:tblStylePr w:type="firstCol">
       <w:rPr>
+        <w:rFonts w:eastAsia="黑体"/>
         <w:b/>
         <w:bCs/>
       </w:rPr>
     </w:tblStylePr>
     <w:tblStylePr w:type="lastCol">
       <w:rPr>
+        <w:rFonts w:eastAsia="黑体"/>
         <w:b/>
         <w:bCs/>
       </w:rPr>
@@ -6603,6 +6956,7 @@
         <w:spacing w:after="0" w:before="0" w:line="240" w:lineRule="auto"/>
       </w:pPr>
       <w:rPr>
+        <w:rFonts w:eastAsia="黑体"/>
         <w:b/>
         <w:bCs/>
         <w:color w:themeColor="background1" w:val="FFFFFF"/>
@@ -6625,6 +6979,7 @@
         <w:spacing w:after="0" w:before="0" w:line="240" w:lineRule="auto"/>
       </w:pPr>
       <w:rPr>
+        <w:rFonts w:eastAsia="黑体"/>
         <w:b/>
         <w:bCs/>
       </w:rPr>
@@ -6642,12 +6997,14 @@
     </w:tblStylePr>
     <w:tblStylePr w:type="firstCol">
       <w:rPr>
+        <w:rFonts w:eastAsia="黑体"/>
         <w:b/>
         <w:bCs/>
       </w:rPr>
     </w:tblStylePr>
     <w:tblStylePr w:type="lastCol">
       <w:rPr>
+        <w:rFonts w:eastAsia="黑体"/>
         <w:b/>
         <w:bCs/>
       </w:rPr>
@@ -6709,6 +7066,7 @@
         <w:spacing w:after="0" w:before="0" w:line="240" w:lineRule="auto"/>
       </w:pPr>
       <w:rPr>
+        <w:rFonts w:eastAsia="黑体"/>
         <w:b/>
         <w:bCs/>
         <w:color w:themeColor="background1" w:val="FFFFFF"/>
@@ -6731,6 +7089,7 @@
         <w:spacing w:after="0" w:before="0" w:line="240" w:lineRule="auto"/>
       </w:pPr>
       <w:rPr>
+        <w:rFonts w:eastAsia="黑体"/>
         <w:b/>
         <w:bCs/>
       </w:rPr>
@@ -6748,12 +7107,14 @@
     </w:tblStylePr>
     <w:tblStylePr w:type="firstCol">
       <w:rPr>
+        <w:rFonts w:eastAsia="黑体"/>
         <w:b/>
         <w:bCs/>
       </w:rPr>
     </w:tblStylePr>
     <w:tblStylePr w:type="lastCol">
       <w:rPr>
+        <w:rFonts w:eastAsia="黑体"/>
         <w:b/>
         <w:bCs/>
       </w:rPr>
@@ -6815,6 +7176,7 @@
         <w:spacing w:after="0" w:before="0" w:line="240" w:lineRule="auto"/>
       </w:pPr>
       <w:rPr>
+        <w:rFonts w:eastAsia="黑体"/>
         <w:b/>
         <w:bCs/>
         <w:color w:themeColor="background1" w:val="FFFFFF"/>
@@ -6837,6 +7199,7 @@
         <w:spacing w:after="0" w:before="0" w:line="240" w:lineRule="auto"/>
       </w:pPr>
       <w:rPr>
+        <w:rFonts w:eastAsia="黑体"/>
         <w:b/>
         <w:bCs/>
       </w:rPr>
@@ -6854,12 +7217,14 @@
     </w:tblStylePr>
     <w:tblStylePr w:type="firstCol">
       <w:rPr>
+        <w:rFonts w:eastAsia="黑体"/>
         <w:b/>
         <w:bCs/>
       </w:rPr>
     </w:tblStylePr>
     <w:tblStylePr w:type="lastCol">
       <w:rPr>
+        <w:rFonts w:eastAsia="黑体"/>
         <w:b/>
         <w:bCs/>
       </w:rPr>
@@ -6921,6 +7286,7 @@
         <w:spacing w:after="0" w:before="0" w:line="240" w:lineRule="auto"/>
       </w:pPr>
       <w:rPr>
+        <w:rFonts w:eastAsia="黑体"/>
         <w:b/>
         <w:bCs/>
         <w:color w:themeColor="background1" w:val="FFFFFF"/>
@@ -6943,6 +7309,7 @@
         <w:spacing w:after="0" w:before="0" w:line="240" w:lineRule="auto"/>
       </w:pPr>
       <w:rPr>
+        <w:rFonts w:eastAsia="黑体"/>
         <w:b/>
         <w:bCs/>
       </w:rPr>
@@ -6960,12 +7327,14 @@
     </w:tblStylePr>
     <w:tblStylePr w:type="firstCol">
       <w:rPr>
+        <w:rFonts w:eastAsia="黑体"/>
         <w:b/>
         <w:bCs/>
       </w:rPr>
     </w:tblStylePr>
     <w:tblStylePr w:type="lastCol">
       <w:rPr>
+        <w:rFonts w:eastAsia="黑体"/>
         <w:b/>
         <w:bCs/>
       </w:rPr>
@@ -7024,6 +7393,7 @@
         <w:spacing w:after="0" w:before="0" w:line="240" w:lineRule="auto"/>
       </w:pPr>
       <w:rPr>
+        <w:rFonts w:eastAsia="黑体"/>
         <w:b/>
         <w:bCs/>
         <w:color w:themeColor="background1" w:val="FFFFFF"/>
@@ -7046,6 +7416,7 @@
         <w:spacing w:after="0" w:before="0" w:line="240" w:lineRule="auto"/>
       </w:pPr>
       <w:rPr>
+        <w:rFonts w:eastAsia="黑体"/>
         <w:color w:val="auto"/>
       </w:rPr>
       <w:tblPr/>
@@ -7063,6 +7434,7 @@
     </w:tblStylePr>
     <w:tblStylePr w:type="firstCol">
       <w:rPr>
+        <w:rFonts w:eastAsia="黑体"/>
         <w:b/>
         <w:bCs/>
         <w:color w:themeColor="background1" w:val="FFFFFF"/>
@@ -7082,6 +7454,7 @@
     </w:tblStylePr>
     <w:tblStylePr w:type="lastCol">
       <w:rPr>
+        <w:rFonts w:eastAsia="黑体"/>
         <w:b/>
         <w:bCs/>
         <w:color w:themeColor="background1" w:val="FFFFFF"/>
@@ -7130,6 +7503,7 @@
     </w:tblStylePr>
     <w:tblStylePr w:type="nwCell">
       <w:rPr>
+        <w:rFonts w:eastAsia="黑体"/>
         <w:color w:themeColor="background1" w:val="FFFFFF"/>
       </w:rPr>
       <w:tblPr/>
@@ -7173,6 +7547,7 @@
         <w:spacing w:after="0" w:before="0" w:line="240" w:lineRule="auto"/>
       </w:pPr>
       <w:rPr>
+        <w:rFonts w:eastAsia="黑体"/>
         <w:b/>
         <w:bCs/>
         <w:color w:themeColor="background1" w:val="FFFFFF"/>
@@ -7195,6 +7570,7 @@
         <w:spacing w:after="0" w:before="0" w:line="240" w:lineRule="auto"/>
       </w:pPr>
       <w:rPr>
+        <w:rFonts w:eastAsia="黑体"/>
         <w:color w:val="auto"/>
       </w:rPr>
       <w:tblPr/>
@@ -7212,6 +7588,7 @@
     </w:tblStylePr>
     <w:tblStylePr w:type="firstCol">
       <w:rPr>
+        <w:rFonts w:eastAsia="黑体"/>
         <w:b/>
         <w:bCs/>
         <w:color w:themeColor="background1" w:val="FFFFFF"/>
@@ -7231,6 +7608,7 @@
     </w:tblStylePr>
     <w:tblStylePr w:type="lastCol">
       <w:rPr>
+        <w:rFonts w:eastAsia="黑体"/>
         <w:b/>
         <w:bCs/>
         <w:color w:themeColor="background1" w:val="FFFFFF"/>
@@ -7279,6 +7657,7 @@
     </w:tblStylePr>
     <w:tblStylePr w:type="nwCell">
       <w:rPr>
+        <w:rFonts w:eastAsia="黑体"/>
         <w:color w:themeColor="background1" w:val="FFFFFF"/>
       </w:rPr>
       <w:tblPr/>
@@ -7322,6 +7701,7 @@
         <w:spacing w:after="0" w:before="0" w:line="240" w:lineRule="auto"/>
       </w:pPr>
       <w:rPr>
+        <w:rFonts w:eastAsia="黑体"/>
         <w:b/>
         <w:bCs/>
         <w:color w:themeColor="background1" w:val="FFFFFF"/>
@@ -7344,6 +7724,7 @@
         <w:spacing w:after="0" w:before="0" w:line="240" w:lineRule="auto"/>
       </w:pPr>
       <w:rPr>
+        <w:rFonts w:eastAsia="黑体"/>
         <w:color w:val="auto"/>
       </w:rPr>
       <w:tblPr/>
@@ -7361,6 +7742,7 @@
     </w:tblStylePr>
     <w:tblStylePr w:type="firstCol">
       <w:rPr>
+        <w:rFonts w:eastAsia="黑体"/>
         <w:b/>
         <w:bCs/>
         <w:color w:themeColor="background1" w:val="FFFFFF"/>
@@ -7380,6 +7762,7 @@
     </w:tblStylePr>
     <w:tblStylePr w:type="lastCol">
       <w:rPr>
+        <w:rFonts w:eastAsia="黑体"/>
         <w:b/>
         <w:bCs/>
         <w:color w:themeColor="background1" w:val="FFFFFF"/>
@@ -7428,6 +7811,7 @@
     </w:tblStylePr>
     <w:tblStylePr w:type="nwCell">
       <w:rPr>
+        <w:rFonts w:eastAsia="黑体"/>
         <w:color w:themeColor="background1" w:val="FFFFFF"/>
       </w:rPr>
       <w:tblPr/>
@@ -7471,6 +7855,7 @@
         <w:spacing w:after="0" w:before="0" w:line="240" w:lineRule="auto"/>
       </w:pPr>
       <w:rPr>
+        <w:rFonts w:eastAsia="黑体"/>
         <w:b/>
         <w:bCs/>
         <w:color w:themeColor="background1" w:val="FFFFFF"/>
@@ -7493,6 +7878,7 @@
         <w:spacing w:after="0" w:before="0" w:line="240" w:lineRule="auto"/>
       </w:pPr>
       <w:rPr>
+        <w:rFonts w:eastAsia="黑体"/>
         <w:color w:val="auto"/>
       </w:rPr>
       <w:tblPr/>
@@ -7510,6 +7896,7 @@
     </w:tblStylePr>
     <w:tblStylePr w:type="firstCol">
       <w:rPr>
+        <w:rFonts w:eastAsia="黑体"/>
         <w:b/>
         <w:bCs/>
         <w:color w:themeColor="background1" w:val="FFFFFF"/>
@@ -7529,6 +7916,7 @@
     </w:tblStylePr>
     <w:tblStylePr w:type="lastCol">
       <w:rPr>
+        <w:rFonts w:eastAsia="黑体"/>
         <w:b/>
         <w:bCs/>
         <w:color w:themeColor="background1" w:val="FFFFFF"/>
@@ -7577,6 +7965,7 @@
     </w:tblStylePr>
     <w:tblStylePr w:type="nwCell">
       <w:rPr>
+        <w:rFonts w:eastAsia="黑体"/>
         <w:color w:themeColor="background1" w:val="FFFFFF"/>
       </w:rPr>
       <w:tblPr/>
@@ -7620,6 +8009,7 @@
         <w:spacing w:after="0" w:before="0" w:line="240" w:lineRule="auto"/>
       </w:pPr>
       <w:rPr>
+        <w:rFonts w:eastAsia="黑体"/>
         <w:b/>
         <w:bCs/>
         <w:color w:themeColor="background1" w:val="FFFFFF"/>
@@ -7642,6 +8032,7 @@
         <w:spacing w:after="0" w:before="0" w:line="240" w:lineRule="auto"/>
       </w:pPr>
       <w:rPr>
+        <w:rFonts w:eastAsia="黑体"/>
         <w:color w:val="auto"/>
       </w:rPr>
       <w:tblPr/>
@@ -7659,6 +8050,7 @@
     </w:tblStylePr>
     <w:tblStylePr w:type="firstCol">
       <w:rPr>
+        <w:rFonts w:eastAsia="黑体"/>
         <w:b/>
         <w:bCs/>
         <w:color w:themeColor="background1" w:val="FFFFFF"/>
@@ -7678,6 +8070,7 @@
     </w:tblStylePr>
     <w:tblStylePr w:type="lastCol">
       <w:rPr>
+        <w:rFonts w:eastAsia="黑体"/>
         <w:b/>
         <w:bCs/>
         <w:color w:themeColor="background1" w:val="FFFFFF"/>
@@ -7726,6 +8119,7 @@
     </w:tblStylePr>
     <w:tblStylePr w:type="nwCell">
       <w:rPr>
+        <w:rFonts w:eastAsia="黑体"/>
         <w:color w:themeColor="background1" w:val="FFFFFF"/>
       </w:rPr>
       <w:tblPr/>
@@ -7769,6 +8163,7 @@
         <w:spacing w:after="0" w:before="0" w:line="240" w:lineRule="auto"/>
       </w:pPr>
       <w:rPr>
+        <w:rFonts w:eastAsia="黑体"/>
         <w:b/>
         <w:bCs/>
         <w:color w:themeColor="background1" w:val="FFFFFF"/>
@@ -7791,6 +8186,7 @@
         <w:spacing w:after="0" w:before="0" w:line="240" w:lineRule="auto"/>
       </w:pPr>
       <w:rPr>
+        <w:rFonts w:eastAsia="黑体"/>
         <w:color w:val="auto"/>
       </w:rPr>
       <w:tblPr/>
@@ -7808,6 +8204,7 @@
     </w:tblStylePr>
     <w:tblStylePr w:type="firstCol">
       <w:rPr>
+        <w:rFonts w:eastAsia="黑体"/>
         <w:b/>
         <w:bCs/>
         <w:color w:themeColor="background1" w:val="FFFFFF"/>
@@ -7827,6 +8224,7 @@
     </w:tblStylePr>
     <w:tblStylePr w:type="lastCol">
       <w:rPr>
+        <w:rFonts w:eastAsia="黑体"/>
         <w:b/>
         <w:bCs/>
         <w:color w:themeColor="background1" w:val="FFFFFF"/>
@@ -7875,6 +8273,7 @@
     </w:tblStylePr>
     <w:tblStylePr w:type="nwCell">
       <w:rPr>
+        <w:rFonts w:eastAsia="黑体"/>
         <w:color w:themeColor="background1" w:val="FFFFFF"/>
       </w:rPr>
       <w:tblPr/>
@@ -7918,6 +8317,7 @@
         <w:spacing w:after="0" w:before="0" w:line="240" w:lineRule="auto"/>
       </w:pPr>
       <w:rPr>
+        <w:rFonts w:eastAsia="黑体"/>
         <w:b/>
         <w:bCs/>
         <w:color w:themeColor="background1" w:val="FFFFFF"/>
@@ -7940,6 +8340,7 @@
         <w:spacing w:after="0" w:before="0" w:line="240" w:lineRule="auto"/>
       </w:pPr>
       <w:rPr>
+        <w:rFonts w:eastAsia="黑体"/>
         <w:color w:val="auto"/>
       </w:rPr>
       <w:tblPr/>
@@ -7957,6 +8358,7 @@
     </w:tblStylePr>
     <w:tblStylePr w:type="firstCol">
       <w:rPr>
+        <w:rFonts w:eastAsia="黑体"/>
         <w:b/>
         <w:bCs/>
         <w:color w:themeColor="background1" w:val="FFFFFF"/>
@@ -7976,6 +8378,7 @@
     </w:tblStylePr>
     <w:tblStylePr w:type="lastCol">
       <w:rPr>
+        <w:rFonts w:eastAsia="黑体"/>
         <w:b/>
         <w:bCs/>
         <w:color w:themeColor="background1" w:val="FFFFFF"/>
@@ -8024,6 +8427,7 @@
     </w:tblStylePr>
     <w:tblStylePr w:type="nwCell">
       <w:rPr>
+        <w:rFonts w:eastAsia="黑体"/>
         <w:color w:themeColor="background1" w:val="FFFFFF"/>
       </w:rPr>
       <w:tblPr/>
@@ -8048,6 +8452,7 @@
       <w:spacing w:after="0" w:line="240" w:lineRule="auto"/>
     </w:pPr>
     <w:rPr>
+      <w:rFonts w:eastAsia="黑体"/>
       <w:color w:themeColor="text1" w:val="000000"/>
     </w:rPr>
     <w:tblPr>
@@ -8067,7 +8472,7 @@
     </w:tblPr>
     <w:tblStylePr w:type="firstRow">
       <w:rPr>
-        <w:rFonts w:asciiTheme="majorHAnsi" w:cstheme="majorBidi" w:eastAsiaTheme="majorEastAsia" w:hAnsiTheme="majorHAnsi"/>
+        <w:rFonts w:asciiTheme="majorHAnsi" w:cstheme="majorBidi" w:hAnsiTheme="majorHAnsi" w:eastAsia="黑体"/>
       </w:rPr>
       <w:tblPr/>
       <w:tcPr>
@@ -8079,6 +8484,7 @@
     </w:tblStylePr>
     <w:tblStylePr w:type="lastRow">
       <w:rPr>
+        <w:rFonts w:eastAsia="黑体"/>
         <w:b/>
         <w:bCs/>
         <w:color w:themeColor="text2" w:val="1F497D"/>
@@ -8093,12 +8499,14 @@
     </w:tblStylePr>
     <w:tblStylePr w:type="firstCol">
       <w:rPr>
+        <w:rFonts w:eastAsia="黑体"/>
         <w:b/>
         <w:bCs/>
       </w:rPr>
     </w:tblStylePr>
     <w:tblStylePr w:type="lastCol">
       <w:rPr>
+        <w:rFonts w:eastAsia="黑体"/>
         <w:b/>
         <w:bCs/>
       </w:rPr>
@@ -8132,6 +8540,7 @@
       <w:spacing w:after="0" w:line="240" w:lineRule="auto"/>
     </w:pPr>
     <w:rPr>
+      <w:rFonts w:eastAsia="黑体"/>
       <w:color w:themeColor="text1" w:val="000000"/>
     </w:rPr>
     <w:tblPr>
@@ -8151,7 +8560,7 @@
     </w:tblPr>
     <w:tblStylePr w:type="firstRow">
       <w:rPr>
-        <w:rFonts w:asciiTheme="majorHAnsi" w:cstheme="majorBidi" w:eastAsiaTheme="majorEastAsia" w:hAnsiTheme="majorHAnsi"/>
+        <w:rFonts w:asciiTheme="majorHAnsi" w:cstheme="majorBidi" w:hAnsiTheme="majorHAnsi" w:eastAsia="黑体"/>
       </w:rPr>
       <w:tblPr/>
       <w:tcPr>
@@ -8163,6 +8572,7 @@
     </w:tblStylePr>
     <w:tblStylePr w:type="lastRow">
       <w:rPr>
+        <w:rFonts w:eastAsia="黑体"/>
         <w:b/>
         <w:bCs/>
         <w:color w:themeColor="text2" w:val="1F497D"/>
@@ -8177,12 +8587,14 @@
     </w:tblStylePr>
     <w:tblStylePr w:type="firstCol">
       <w:rPr>
+        <w:rFonts w:eastAsia="黑体"/>
         <w:b/>
         <w:bCs/>
       </w:rPr>
     </w:tblStylePr>
     <w:tblStylePr w:type="lastCol">
       <w:rPr>
+        <w:rFonts w:eastAsia="黑体"/>
         <w:b/>
         <w:bCs/>
       </w:rPr>
@@ -8216,6 +8628,7 @@
       <w:spacing w:after="0" w:line="240" w:lineRule="auto"/>
     </w:pPr>
     <w:rPr>
+      <w:rFonts w:eastAsia="黑体"/>
       <w:color w:themeColor="text1" w:val="000000"/>
     </w:rPr>
     <w:tblPr>
@@ -8235,7 +8648,7 @@
     </w:tblPr>
     <w:tblStylePr w:type="firstRow">
       <w:rPr>
-        <w:rFonts w:asciiTheme="majorHAnsi" w:cstheme="majorBidi" w:eastAsiaTheme="majorEastAsia" w:hAnsiTheme="majorHAnsi"/>
+        <w:rFonts w:asciiTheme="majorHAnsi" w:cstheme="majorBidi" w:hAnsiTheme="majorHAnsi" w:eastAsia="黑体"/>
       </w:rPr>
       <w:tblPr/>
       <w:tcPr>
@@ -8247,6 +8660,7 @@
     </w:tblStylePr>
     <w:tblStylePr w:type="lastRow">
       <w:rPr>
+        <w:rFonts w:eastAsia="黑体"/>
         <w:b/>
         <w:bCs/>
         <w:color w:themeColor="text2" w:val="1F497D"/>
@@ -8261,12 +8675,14 @@
     </w:tblStylePr>
     <w:tblStylePr w:type="firstCol">
       <w:rPr>
+        <w:rFonts w:eastAsia="黑体"/>
         <w:b/>
         <w:bCs/>
       </w:rPr>
     </w:tblStylePr>
     <w:tblStylePr w:type="lastCol">
       <w:rPr>
+        <w:rFonts w:eastAsia="黑体"/>
         <w:b/>
         <w:bCs/>
       </w:rPr>
@@ -8300,6 +8716,7 @@
       <w:spacing w:after="0" w:line="240" w:lineRule="auto"/>
     </w:pPr>
     <w:rPr>
+      <w:rFonts w:eastAsia="黑体"/>
       <w:color w:themeColor="text1" w:val="000000"/>
     </w:rPr>
     <w:tblPr>
@@ -8319,7 +8736,7 @@
     </w:tblPr>
     <w:tblStylePr w:type="firstRow">
       <w:rPr>
-        <w:rFonts w:asciiTheme="majorHAnsi" w:cstheme="majorBidi" w:eastAsiaTheme="majorEastAsia" w:hAnsiTheme="majorHAnsi"/>
+        <w:rFonts w:asciiTheme="majorHAnsi" w:cstheme="majorBidi" w:hAnsiTheme="majorHAnsi" w:eastAsia="黑体"/>
       </w:rPr>
       <w:tblPr/>
       <w:tcPr>
@@ -8331,6 +8748,7 @@
     </w:tblStylePr>
     <w:tblStylePr w:type="lastRow">
       <w:rPr>
+        <w:rFonts w:eastAsia="黑体"/>
         <w:b/>
         <w:bCs/>
         <w:color w:themeColor="text2" w:val="1F497D"/>
@@ -8345,12 +8763,14 @@
     </w:tblStylePr>
     <w:tblStylePr w:type="firstCol">
       <w:rPr>
+        <w:rFonts w:eastAsia="黑体"/>
         <w:b/>
         <w:bCs/>
       </w:rPr>
     </w:tblStylePr>
     <w:tblStylePr w:type="lastCol">
       <w:rPr>
+        <w:rFonts w:eastAsia="黑体"/>
         <w:b/>
         <w:bCs/>
       </w:rPr>
@@ -8384,6 +8804,7 @@
       <w:spacing w:after="0" w:line="240" w:lineRule="auto"/>
     </w:pPr>
     <w:rPr>
+      <w:rFonts w:eastAsia="黑体"/>
       <w:color w:themeColor="text1" w:val="000000"/>
     </w:rPr>
     <w:tblPr>
@@ -8403,7 +8824,7 @@
     </w:tblPr>
     <w:tblStylePr w:type="firstRow">
       <w:rPr>
-        <w:rFonts w:asciiTheme="majorHAnsi" w:cstheme="majorBidi" w:eastAsiaTheme="majorEastAsia" w:hAnsiTheme="majorHAnsi"/>
+        <w:rFonts w:asciiTheme="majorHAnsi" w:cstheme="majorBidi" w:hAnsiTheme="majorHAnsi" w:eastAsia="黑体"/>
       </w:rPr>
       <w:tblPr/>
       <w:tcPr>
@@ -8415,6 +8836,7 @@
     </w:tblStylePr>
     <w:tblStylePr w:type="lastRow">
       <w:rPr>
+        <w:rFonts w:eastAsia="黑体"/>
         <w:b/>
         <w:bCs/>
         <w:color w:themeColor="text2" w:val="1F497D"/>
@@ -8429,12 +8851,14 @@
     </w:tblStylePr>
     <w:tblStylePr w:type="firstCol">
       <w:rPr>
+        <w:rFonts w:eastAsia="黑体"/>
         <w:b/>
         <w:bCs/>
       </w:rPr>
     </w:tblStylePr>
     <w:tblStylePr w:type="lastCol">
       <w:rPr>
+        <w:rFonts w:eastAsia="黑体"/>
         <w:b/>
         <w:bCs/>
       </w:rPr>
@@ -8468,6 +8892,7 @@
       <w:spacing w:after="0" w:line="240" w:lineRule="auto"/>
     </w:pPr>
     <w:rPr>
+      <w:rFonts w:eastAsia="黑体"/>
       <w:color w:themeColor="text1" w:val="000000"/>
     </w:rPr>
     <w:tblPr>
@@ -8487,7 +8912,7 @@
     </w:tblPr>
     <w:tblStylePr w:type="firstRow">
       <w:rPr>
-        <w:rFonts w:asciiTheme="majorHAnsi" w:cstheme="majorBidi" w:eastAsiaTheme="majorEastAsia" w:hAnsiTheme="majorHAnsi"/>
+        <w:rFonts w:asciiTheme="majorHAnsi" w:cstheme="majorBidi" w:hAnsiTheme="majorHAnsi" w:eastAsia="黑体"/>
       </w:rPr>
       <w:tblPr/>
       <w:tcPr>
@@ -8499,6 +8924,7 @@
     </w:tblStylePr>
     <w:tblStylePr w:type="lastRow">
       <w:rPr>
+        <w:rFonts w:eastAsia="黑体"/>
         <w:b/>
         <w:bCs/>
         <w:color w:themeColor="text2" w:val="1F497D"/>
@@ -8513,12 +8939,14 @@
     </w:tblStylePr>
     <w:tblStylePr w:type="firstCol">
       <w:rPr>
+        <w:rFonts w:eastAsia="黑体"/>
         <w:b/>
         <w:bCs/>
       </w:rPr>
     </w:tblStylePr>
     <w:tblStylePr w:type="lastCol">
       <w:rPr>
+        <w:rFonts w:eastAsia="黑体"/>
         <w:b/>
         <w:bCs/>
       </w:rPr>
@@ -8552,6 +8980,7 @@
       <w:spacing w:after="0" w:line="240" w:lineRule="auto"/>
     </w:pPr>
     <w:rPr>
+      <w:rFonts w:eastAsia="黑体"/>
       <w:color w:themeColor="text1" w:val="000000"/>
     </w:rPr>
     <w:tblPr>
@@ -8571,7 +9000,7 @@
     </w:tblPr>
     <w:tblStylePr w:type="firstRow">
       <w:rPr>
-        <w:rFonts w:asciiTheme="majorHAnsi" w:cstheme="majorBidi" w:eastAsiaTheme="majorEastAsia" w:hAnsiTheme="majorHAnsi"/>
+        <w:rFonts w:asciiTheme="majorHAnsi" w:cstheme="majorBidi" w:hAnsiTheme="majorHAnsi" w:eastAsia="黑体"/>
       </w:rPr>
       <w:tblPr/>
       <w:tcPr>
@@ -8583,6 +9012,7 @@
     </w:tblStylePr>
     <w:tblStylePr w:type="lastRow">
       <w:rPr>
+        <w:rFonts w:eastAsia="黑体"/>
         <w:b/>
         <w:bCs/>
         <w:color w:themeColor="text2" w:val="1F497D"/>
@@ -8597,12 +9027,14 @@
     </w:tblStylePr>
     <w:tblStylePr w:type="firstCol">
       <w:rPr>
+        <w:rFonts w:eastAsia="黑体"/>
         <w:b/>
         <w:bCs/>
       </w:rPr>
     </w:tblStylePr>
     <w:tblStylePr w:type="lastCol">
       <w:rPr>
+        <w:rFonts w:eastAsia="黑体"/>
         <w:b/>
         <w:bCs/>
       </w:rPr>
@@ -8636,7 +9068,7 @@
       <w:spacing w:after="0" w:line="240" w:lineRule="auto"/>
     </w:pPr>
     <w:rPr>
-      <w:rFonts w:asciiTheme="majorHAnsi" w:cstheme="majorBidi" w:eastAsiaTheme="majorEastAsia" w:hAnsiTheme="majorHAnsi"/>
+      <w:rFonts w:asciiTheme="majorHAnsi" w:cstheme="majorBidi" w:hAnsiTheme="majorHAnsi" w:eastAsia="黑体"/>
       <w:color w:themeColor="text1" w:val="000000"/>
     </w:rPr>
     <w:tblPr>
@@ -8658,6 +9090,7 @@
     </w:tblPr>
     <w:tblStylePr w:type="firstRow">
       <w:rPr>
+        <w:rFonts w:eastAsia="黑体"/>
         <w:sz w:val="24"/>
         <w:szCs w:val="24"/>
       </w:rPr>
@@ -8764,7 +9197,7 @@
       <w:spacing w:after="0" w:line="240" w:lineRule="auto"/>
     </w:pPr>
     <w:rPr>
-      <w:rFonts w:asciiTheme="majorHAnsi" w:cstheme="majorBidi" w:eastAsiaTheme="majorEastAsia" w:hAnsiTheme="majorHAnsi"/>
+      <w:rFonts w:asciiTheme="majorHAnsi" w:cstheme="majorBidi" w:hAnsiTheme="majorHAnsi" w:eastAsia="黑体"/>
       <w:color w:themeColor="text1" w:val="000000"/>
     </w:rPr>
     <w:tblPr>
@@ -8786,6 +9219,7 @@
     </w:tblPr>
     <w:tblStylePr w:type="firstRow">
       <w:rPr>
+        <w:rFonts w:eastAsia="黑体"/>
         <w:sz w:val="24"/>
         <w:szCs w:val="24"/>
       </w:rPr>
@@ -8892,7 +9326,7 @@
       <w:spacing w:after="0" w:line="240" w:lineRule="auto"/>
     </w:pPr>
     <w:rPr>
-      <w:rFonts w:asciiTheme="majorHAnsi" w:cstheme="majorBidi" w:eastAsiaTheme="majorEastAsia" w:hAnsiTheme="majorHAnsi"/>
+      <w:rFonts w:asciiTheme="majorHAnsi" w:cstheme="majorBidi" w:hAnsiTheme="majorHAnsi" w:eastAsia="黑体"/>
       <w:color w:themeColor="text1" w:val="000000"/>
     </w:rPr>
     <w:tblPr>
@@ -8914,6 +9348,7 @@
     </w:tblPr>
     <w:tblStylePr w:type="firstRow">
       <w:rPr>
+        <w:rFonts w:eastAsia="黑体"/>
         <w:sz w:val="24"/>
         <w:szCs w:val="24"/>
       </w:rPr>
@@ -9020,7 +9455,7 @@
       <w:spacing w:after="0" w:line="240" w:lineRule="auto"/>
     </w:pPr>
     <w:rPr>
-      <w:rFonts w:asciiTheme="majorHAnsi" w:cstheme="majorBidi" w:eastAsiaTheme="majorEastAsia" w:hAnsiTheme="majorHAnsi"/>
+      <w:rFonts w:asciiTheme="majorHAnsi" w:cstheme="majorBidi" w:hAnsiTheme="majorHAnsi" w:eastAsia="黑体"/>
       <w:color w:themeColor="text1" w:val="000000"/>
     </w:rPr>
     <w:tblPr>
@@ -9042,6 +9477,7 @@
     </w:tblPr>
     <w:tblStylePr w:type="firstRow">
       <w:rPr>
+        <w:rFonts w:eastAsia="黑体"/>
         <w:sz w:val="24"/>
         <w:szCs w:val="24"/>
       </w:rPr>
@@ -9148,7 +9584,7 @@
       <w:spacing w:after="0" w:line="240" w:lineRule="auto"/>
     </w:pPr>
     <w:rPr>
-      <w:rFonts w:asciiTheme="majorHAnsi" w:cstheme="majorBidi" w:eastAsiaTheme="majorEastAsia" w:hAnsiTheme="majorHAnsi"/>
+      <w:rFonts w:asciiTheme="majorHAnsi" w:cstheme="majorBidi" w:hAnsiTheme="majorHAnsi" w:eastAsia="黑体"/>
       <w:color w:themeColor="text1" w:val="000000"/>
     </w:rPr>
     <w:tblPr>
@@ -9170,6 +9606,7 @@
     </w:tblPr>
     <w:tblStylePr w:type="firstRow">
       <w:rPr>
+        <w:rFonts w:eastAsia="黑体"/>
         <w:sz w:val="24"/>
         <w:szCs w:val="24"/>
       </w:rPr>
@@ -9276,7 +9713,7 @@
       <w:spacing w:after="0" w:line="240" w:lineRule="auto"/>
     </w:pPr>
     <w:rPr>
-      <w:rFonts w:asciiTheme="majorHAnsi" w:cstheme="majorBidi" w:eastAsiaTheme="majorEastAsia" w:hAnsiTheme="majorHAnsi"/>
+      <w:rFonts w:asciiTheme="majorHAnsi" w:cstheme="majorBidi" w:hAnsiTheme="majorHAnsi" w:eastAsia="黑体"/>
       <w:color w:themeColor="text1" w:val="000000"/>
     </w:rPr>
     <w:tblPr>
@@ -9298,6 +9735,7 @@
     </w:tblPr>
     <w:tblStylePr w:type="firstRow">
       <w:rPr>
+        <w:rFonts w:eastAsia="黑体"/>
         <w:sz w:val="24"/>
         <w:szCs w:val="24"/>
       </w:rPr>
@@ -9404,7 +9842,7 @@
       <w:spacing w:after="0" w:line="240" w:lineRule="auto"/>
     </w:pPr>
     <w:rPr>
-      <w:rFonts w:asciiTheme="majorHAnsi" w:cstheme="majorBidi" w:eastAsiaTheme="majorEastAsia" w:hAnsiTheme="majorHAnsi"/>
+      <w:rFonts w:asciiTheme="majorHAnsi" w:cstheme="majorBidi" w:hAnsiTheme="majorHAnsi" w:eastAsia="黑体"/>
       <w:color w:themeColor="text1" w:val="000000"/>
     </w:rPr>
     <w:tblPr>
@@ -9426,6 +9864,7 @@
     </w:tblPr>
     <w:tblStylePr w:type="firstRow">
       <w:rPr>
+        <w:rFonts w:eastAsia="黑体"/>
         <w:sz w:val="24"/>
         <w:szCs w:val="24"/>
       </w:rPr>
@@ -9555,12 +9994,14 @@
     </w:tcPr>
     <w:tblStylePr w:type="firstRow">
       <w:rPr>
+        <w:rFonts w:eastAsia="黑体"/>
         <w:b/>
         <w:bCs/>
       </w:rPr>
     </w:tblStylePr>
     <w:tblStylePr w:type="lastRow">
       <w:rPr>
+        <w:rFonts w:eastAsia="黑体"/>
         <w:b/>
         <w:bCs/>
       </w:rPr>
@@ -9573,12 +10014,14 @@
     </w:tblStylePr>
     <w:tblStylePr w:type="firstCol">
       <w:rPr>
+        <w:rFonts w:eastAsia="黑体"/>
         <w:b/>
         <w:bCs/>
       </w:rPr>
     </w:tblStylePr>
     <w:tblStylePr w:type="lastCol">
       <w:rPr>
+        <w:rFonts w:eastAsia="黑体"/>
         <w:b/>
         <w:bCs/>
       </w:rPr>
@@ -9628,12 +10071,14 @@
     </w:tcPr>
     <w:tblStylePr w:type="firstRow">
       <w:rPr>
+        <w:rFonts w:eastAsia="黑体"/>
         <w:b/>
         <w:bCs/>
       </w:rPr>
     </w:tblStylePr>
     <w:tblStylePr w:type="lastRow">
       <w:rPr>
+        <w:rFonts w:eastAsia="黑体"/>
         <w:b/>
         <w:bCs/>
       </w:rPr>
@@ -9646,12 +10091,14 @@
     </w:tblStylePr>
     <w:tblStylePr w:type="firstCol">
       <w:rPr>
+        <w:rFonts w:eastAsia="黑体"/>
         <w:b/>
         <w:bCs/>
       </w:rPr>
     </w:tblStylePr>
     <w:tblStylePr w:type="lastCol">
       <w:rPr>
+        <w:rFonts w:eastAsia="黑体"/>
         <w:b/>
         <w:bCs/>
       </w:rPr>
@@ -9701,12 +10148,14 @@
     </w:tcPr>
     <w:tblStylePr w:type="firstRow">
       <w:rPr>
+        <w:rFonts w:eastAsia="黑体"/>
         <w:b/>
         <w:bCs/>
       </w:rPr>
     </w:tblStylePr>
     <w:tblStylePr w:type="lastRow">
       <w:rPr>
+        <w:rFonts w:eastAsia="黑体"/>
         <w:b/>
         <w:bCs/>
       </w:rPr>
@@ -9719,12 +10168,14 @@
     </w:tblStylePr>
     <w:tblStylePr w:type="firstCol">
       <w:rPr>
+        <w:rFonts w:eastAsia="黑体"/>
         <w:b/>
         <w:bCs/>
       </w:rPr>
     </w:tblStylePr>
     <w:tblStylePr w:type="lastCol">
       <w:rPr>
+        <w:rFonts w:eastAsia="黑体"/>
         <w:b/>
         <w:bCs/>
       </w:rPr>
@@ -9774,12 +10225,14 @@
     </w:tcPr>
     <w:tblStylePr w:type="firstRow">
       <w:rPr>
+        <w:rFonts w:eastAsia="黑体"/>
         <w:b/>
         <w:bCs/>
       </w:rPr>
     </w:tblStylePr>
     <w:tblStylePr w:type="lastRow">
       <w:rPr>
+        <w:rFonts w:eastAsia="黑体"/>
         <w:b/>
         <w:bCs/>
       </w:rPr>
@@ -9792,12 +10245,14 @@
     </w:tblStylePr>
     <w:tblStylePr w:type="firstCol">
       <w:rPr>
+        <w:rFonts w:eastAsia="黑体"/>
         <w:b/>
         <w:bCs/>
       </w:rPr>
     </w:tblStylePr>
     <w:tblStylePr w:type="lastCol">
       <w:rPr>
+        <w:rFonts w:eastAsia="黑体"/>
         <w:b/>
         <w:bCs/>
       </w:rPr>
@@ -9847,12 +10302,14 @@
     </w:tcPr>
     <w:tblStylePr w:type="firstRow">
       <w:rPr>
+        <w:rFonts w:eastAsia="黑体"/>
         <w:b/>
         <w:bCs/>
       </w:rPr>
     </w:tblStylePr>
     <w:tblStylePr w:type="lastRow">
       <w:rPr>
+        <w:rFonts w:eastAsia="黑体"/>
         <w:b/>
         <w:bCs/>
       </w:rPr>
@@ -9865,12 +10322,14 @@
     </w:tblStylePr>
     <w:tblStylePr w:type="firstCol">
       <w:rPr>
+        <w:rFonts w:eastAsia="黑体"/>
         <w:b/>
         <w:bCs/>
       </w:rPr>
     </w:tblStylePr>
     <w:tblStylePr w:type="lastCol">
       <w:rPr>
+        <w:rFonts w:eastAsia="黑体"/>
         <w:b/>
         <w:bCs/>
       </w:rPr>
@@ -9920,12 +10379,14 @@
     </w:tcPr>
     <w:tblStylePr w:type="firstRow">
       <w:rPr>
+        <w:rFonts w:eastAsia="黑体"/>
         <w:b/>
         <w:bCs/>
       </w:rPr>
     </w:tblStylePr>
     <w:tblStylePr w:type="lastRow">
       <w:rPr>
+        <w:rFonts w:eastAsia="黑体"/>
         <w:b/>
         <w:bCs/>
       </w:rPr>
@@ -9938,12 +10399,14 @@
     </w:tblStylePr>
     <w:tblStylePr w:type="firstCol">
       <w:rPr>
+        <w:rFonts w:eastAsia="黑体"/>
         <w:b/>
         <w:bCs/>
       </w:rPr>
     </w:tblStylePr>
     <w:tblStylePr w:type="lastCol">
       <w:rPr>
+        <w:rFonts w:eastAsia="黑体"/>
         <w:b/>
         <w:bCs/>
       </w:rPr>
@@ -9993,12 +10456,14 @@
     </w:tcPr>
     <w:tblStylePr w:type="firstRow">
       <w:rPr>
+        <w:rFonts w:eastAsia="黑体"/>
         <w:b/>
         <w:bCs/>
       </w:rPr>
     </w:tblStylePr>
     <w:tblStylePr w:type="lastRow">
       <w:rPr>
+        <w:rFonts w:eastAsia="黑体"/>
         <w:b/>
         <w:bCs/>
       </w:rPr>
@@ -10011,12 +10476,14 @@
     </w:tblStylePr>
     <w:tblStylePr w:type="firstCol">
       <w:rPr>
+        <w:rFonts w:eastAsia="黑体"/>
         <w:b/>
         <w:bCs/>
       </w:rPr>
     </w:tblStylePr>
     <w:tblStylePr w:type="lastCol">
       <w:rPr>
+        <w:rFonts w:eastAsia="黑体"/>
         <w:b/>
         <w:bCs/>
       </w:rPr>
@@ -10043,7 +10510,7 @@
       <w:spacing w:after="0" w:line="240" w:lineRule="auto"/>
     </w:pPr>
     <w:rPr>
-      <w:rFonts w:asciiTheme="majorHAnsi" w:cstheme="majorBidi" w:eastAsiaTheme="majorEastAsia" w:hAnsiTheme="majorHAnsi"/>
+      <w:rFonts w:asciiTheme="majorHAnsi" w:cstheme="majorBidi" w:hAnsiTheme="majorHAnsi" w:eastAsia="黑体"/>
       <w:color w:themeColor="text1" w:val="000000"/>
     </w:rPr>
     <w:tblPr>
@@ -10070,6 +10537,7 @@
     </w:tcPr>
     <w:tblStylePr w:type="firstRow">
       <w:rPr>
+        <w:rFonts w:eastAsia="黑体"/>
         <w:b/>
         <w:bCs/>
         <w:color w:themeColor="text1" w:val="000000"/>
@@ -10081,6 +10549,7 @@
     </w:tblStylePr>
     <w:tblStylePr w:type="lastRow">
       <w:rPr>
+        <w:rFonts w:eastAsia="黑体"/>
         <w:b/>
         <w:bCs/>
         <w:color w:themeColor="text1" w:val="000000"/>
@@ -10100,6 +10569,7 @@
     </w:tblStylePr>
     <w:tblStylePr w:type="firstCol">
       <w:rPr>
+        <w:rFonts w:eastAsia="黑体"/>
         <w:b/>
         <w:bCs/>
         <w:color w:themeColor="text1" w:val="000000"/>
@@ -10119,6 +10589,7 @@
     </w:tblStylePr>
     <w:tblStylePr w:type="lastCol">
       <w:rPr>
+        <w:rFonts w:eastAsia="黑体"/>
         <w:b w:val="0"/>
         <w:bCs w:val="0"/>
         <w:color w:themeColor="text1" w:val="000000"/>
@@ -10168,7 +10639,7 @@
       <w:spacing w:after="0" w:line="240" w:lineRule="auto"/>
     </w:pPr>
     <w:rPr>
-      <w:rFonts w:asciiTheme="majorHAnsi" w:cstheme="majorBidi" w:eastAsiaTheme="majorEastAsia" w:hAnsiTheme="majorHAnsi"/>
+      <w:rFonts w:asciiTheme="majorHAnsi" w:cstheme="majorBidi" w:hAnsiTheme="majorHAnsi" w:eastAsia="黑体"/>
       <w:color w:themeColor="text1" w:val="000000"/>
     </w:rPr>
     <w:tblPr>
@@ -10195,6 +10666,7 @@
     </w:tcPr>
     <w:tblStylePr w:type="firstRow">
       <w:rPr>
+        <w:rFonts w:eastAsia="黑体"/>
         <w:b/>
         <w:bCs/>
         <w:color w:themeColor="text1" w:val="000000"/>
@@ -10206,6 +10678,7 @@
     </w:tblStylePr>
     <w:tblStylePr w:type="lastRow">
       <w:rPr>
+        <w:rFonts w:eastAsia="黑体"/>
         <w:b/>
         <w:bCs/>
         <w:color w:themeColor="text1" w:val="000000"/>
@@ -10225,6 +10698,7 @@
     </w:tblStylePr>
     <w:tblStylePr w:type="firstCol">
       <w:rPr>
+        <w:rFonts w:eastAsia="黑体"/>
         <w:b/>
         <w:bCs/>
         <w:color w:themeColor="text1" w:val="000000"/>
@@ -10244,6 +10718,7 @@
     </w:tblStylePr>
     <w:tblStylePr w:type="lastCol">
       <w:rPr>
+        <w:rFonts w:eastAsia="黑体"/>
         <w:b w:val="0"/>
         <w:bCs w:val="0"/>
         <w:color w:themeColor="text1" w:val="000000"/>
@@ -10293,7 +10768,7 @@
       <w:spacing w:after="0" w:line="240" w:lineRule="auto"/>
     </w:pPr>
     <w:rPr>
-      <w:rFonts w:asciiTheme="majorHAnsi" w:cstheme="majorBidi" w:eastAsiaTheme="majorEastAsia" w:hAnsiTheme="majorHAnsi"/>
+      <w:rFonts w:asciiTheme="majorHAnsi" w:cstheme="majorBidi" w:hAnsiTheme="majorHAnsi" w:eastAsia="黑体"/>
       <w:color w:themeColor="text1" w:val="000000"/>
     </w:rPr>
     <w:tblPr>
@@ -10320,6 +10795,7 @@
     </w:tcPr>
     <w:tblStylePr w:type="firstRow">
       <w:rPr>
+        <w:rFonts w:eastAsia="黑体"/>
         <w:b/>
         <w:bCs/>
         <w:color w:themeColor="text1" w:val="000000"/>
@@ -10331,6 +10807,7 @@
     </w:tblStylePr>
     <w:tblStylePr w:type="lastRow">
       <w:rPr>
+        <w:rFonts w:eastAsia="黑体"/>
         <w:b/>
         <w:bCs/>
         <w:color w:themeColor="text1" w:val="000000"/>
@@ -10350,6 +10827,7 @@
     </w:tblStylePr>
     <w:tblStylePr w:type="firstCol">
       <w:rPr>
+        <w:rFonts w:eastAsia="黑体"/>
         <w:b/>
         <w:bCs/>
         <w:color w:themeColor="text1" w:val="000000"/>
@@ -10369,6 +10847,7 @@
     </w:tblStylePr>
     <w:tblStylePr w:type="lastCol">
       <w:rPr>
+        <w:rFonts w:eastAsia="黑体"/>
         <w:b w:val="0"/>
         <w:bCs w:val="0"/>
         <w:color w:themeColor="text1" w:val="000000"/>
@@ -10418,7 +10897,7 @@
       <w:spacing w:after="0" w:line="240" w:lineRule="auto"/>
     </w:pPr>
     <w:rPr>
-      <w:rFonts w:asciiTheme="majorHAnsi" w:cstheme="majorBidi" w:eastAsiaTheme="majorEastAsia" w:hAnsiTheme="majorHAnsi"/>
+      <w:rFonts w:asciiTheme="majorHAnsi" w:cstheme="majorBidi" w:hAnsiTheme="majorHAnsi" w:eastAsia="黑体"/>
       <w:color w:themeColor="text1" w:val="000000"/>
     </w:rPr>
     <w:tblPr>
@@ -10445,6 +10924,7 @@
     </w:tcPr>
     <w:tblStylePr w:type="firstRow">
       <w:rPr>
+        <w:rFonts w:eastAsia="黑体"/>
         <w:b/>
         <w:bCs/>
         <w:color w:themeColor="text1" w:val="000000"/>
@@ -10456,6 +10936,7 @@
     </w:tblStylePr>
     <w:tblStylePr w:type="lastRow">
       <w:rPr>
+        <w:rFonts w:eastAsia="黑体"/>
         <w:b/>
         <w:bCs/>
         <w:color w:themeColor="text1" w:val="000000"/>
@@ -10475,6 +10956,7 @@
     </w:tblStylePr>
     <w:tblStylePr w:type="firstCol">
       <w:rPr>
+        <w:rFonts w:eastAsia="黑体"/>
         <w:b/>
         <w:bCs/>
         <w:color w:themeColor="text1" w:val="000000"/>
@@ -10494,6 +10976,7 @@
     </w:tblStylePr>
     <w:tblStylePr w:type="lastCol">
       <w:rPr>
+        <w:rFonts w:eastAsia="黑体"/>
         <w:b w:val="0"/>
         <w:bCs w:val="0"/>
         <w:color w:themeColor="text1" w:val="000000"/>
@@ -10543,7 +11026,7 @@
       <w:spacing w:after="0" w:line="240" w:lineRule="auto"/>
     </w:pPr>
     <w:rPr>
-      <w:rFonts w:asciiTheme="majorHAnsi" w:cstheme="majorBidi" w:eastAsiaTheme="majorEastAsia" w:hAnsiTheme="majorHAnsi"/>
+      <w:rFonts w:asciiTheme="majorHAnsi" w:cstheme="majorBidi" w:hAnsiTheme="majorHAnsi" w:eastAsia="黑体"/>
       <w:color w:themeColor="text1" w:val="000000"/>
     </w:rPr>
     <w:tblPr>
@@ -10570,6 +11053,7 @@
     </w:tcPr>
     <w:tblStylePr w:type="firstRow">
       <w:rPr>
+        <w:rFonts w:eastAsia="黑体"/>
         <w:b/>
         <w:bCs/>
         <w:color w:themeColor="text1" w:val="000000"/>
@@ -10581,6 +11065,7 @@
     </w:tblStylePr>
     <w:tblStylePr w:type="lastRow">
       <w:rPr>
+        <w:rFonts w:eastAsia="黑体"/>
         <w:b/>
         <w:bCs/>
         <w:color w:themeColor="text1" w:val="000000"/>
@@ -10600,6 +11085,7 @@
     </w:tblStylePr>
     <w:tblStylePr w:type="firstCol">
       <w:rPr>
+        <w:rFonts w:eastAsia="黑体"/>
         <w:b/>
         <w:bCs/>
         <w:color w:themeColor="text1" w:val="000000"/>
@@ -10619,6 +11105,7 @@
     </w:tblStylePr>
     <w:tblStylePr w:type="lastCol">
       <w:rPr>
+        <w:rFonts w:eastAsia="黑体"/>
         <w:b w:val="0"/>
         <w:bCs w:val="0"/>
         <w:color w:themeColor="text1" w:val="000000"/>
@@ -10668,7 +11155,7 @@
       <w:spacing w:after="0" w:line="240" w:lineRule="auto"/>
     </w:pPr>
     <w:rPr>
-      <w:rFonts w:asciiTheme="majorHAnsi" w:cstheme="majorBidi" w:eastAsiaTheme="majorEastAsia" w:hAnsiTheme="majorHAnsi"/>
+      <w:rFonts w:asciiTheme="majorHAnsi" w:cstheme="majorBidi" w:hAnsiTheme="majorHAnsi" w:eastAsia="黑体"/>
       <w:color w:themeColor="text1" w:val="000000"/>
     </w:rPr>
     <w:tblPr>
@@ -10695,6 +11182,7 @@
     </w:tcPr>
     <w:tblStylePr w:type="firstRow">
       <w:rPr>
+        <w:rFonts w:eastAsia="黑体"/>
         <w:b/>
         <w:bCs/>
         <w:color w:themeColor="text1" w:val="000000"/>
@@ -10706,6 +11194,7 @@
     </w:tblStylePr>
     <w:tblStylePr w:type="lastRow">
       <w:rPr>
+        <w:rFonts w:eastAsia="黑体"/>
         <w:b/>
         <w:bCs/>
         <w:color w:themeColor="text1" w:val="000000"/>
@@ -10725,6 +11214,7 @@
     </w:tblStylePr>
     <w:tblStylePr w:type="firstCol">
       <w:rPr>
+        <w:rFonts w:eastAsia="黑体"/>
         <w:b/>
         <w:bCs/>
         <w:color w:themeColor="text1" w:val="000000"/>
@@ -10744,6 +11234,7 @@
     </w:tblStylePr>
     <w:tblStylePr w:type="lastCol">
       <w:rPr>
+        <w:rFonts w:eastAsia="黑体"/>
         <w:b w:val="0"/>
         <w:bCs w:val="0"/>
         <w:color w:themeColor="text1" w:val="000000"/>
@@ -10793,7 +11284,7 @@
       <w:spacing w:after="0" w:line="240" w:lineRule="auto"/>
     </w:pPr>
     <w:rPr>
-      <w:rFonts w:asciiTheme="majorHAnsi" w:cstheme="majorBidi" w:eastAsiaTheme="majorEastAsia" w:hAnsiTheme="majorHAnsi"/>
+      <w:rFonts w:asciiTheme="majorHAnsi" w:cstheme="majorBidi" w:hAnsiTheme="majorHAnsi" w:eastAsia="黑体"/>
       <w:color w:themeColor="text1" w:val="000000"/>
     </w:rPr>
     <w:tblPr>
@@ -10820,6 +11311,7 @@
     </w:tcPr>
     <w:tblStylePr w:type="firstRow">
       <w:rPr>
+        <w:rFonts w:eastAsia="黑体"/>
         <w:b/>
         <w:bCs/>
         <w:color w:themeColor="text1" w:val="000000"/>
@@ -10831,6 +11323,7 @@
     </w:tblStylePr>
     <w:tblStylePr w:type="lastRow">
       <w:rPr>
+        <w:rFonts w:eastAsia="黑体"/>
         <w:b/>
         <w:bCs/>
         <w:color w:themeColor="text1" w:val="000000"/>
@@ -10850,6 +11343,7 @@
     </w:tblStylePr>
     <w:tblStylePr w:type="firstCol">
       <w:rPr>
+        <w:rFonts w:eastAsia="黑体"/>
         <w:b/>
         <w:bCs/>
         <w:color w:themeColor="text1" w:val="000000"/>
@@ -10869,6 +11363,7 @@
     </w:tblStylePr>
     <w:tblStylePr w:type="lastCol">
       <w:rPr>
+        <w:rFonts w:eastAsia="黑体"/>
         <w:b w:val="0"/>
         <w:bCs w:val="0"/>
         <w:color w:themeColor="text1" w:val="000000"/>
@@ -10941,6 +11436,7 @@
     </w:tcPr>
     <w:tblStylePr w:type="firstRow">
       <w:rPr>
+        <w:rFonts w:eastAsia="黑体"/>
         <w:b/>
         <w:bCs/>
         <w:i w:val="0"/>
@@ -10962,6 +11458,7 @@
     </w:tblStylePr>
     <w:tblStylePr w:type="lastRow">
       <w:rPr>
+        <w:rFonts w:eastAsia="黑体"/>
         <w:b/>
         <w:bCs/>
         <w:i w:val="0"/>
@@ -10983,6 +11480,7 @@
     </w:tblStylePr>
     <w:tblStylePr w:type="firstCol">
       <w:rPr>
+        <w:rFonts w:eastAsia="黑体"/>
         <w:b/>
         <w:bCs/>
         <w:i w:val="0"/>
@@ -11002,6 +11500,7 @@
     </w:tblStylePr>
     <w:tblStylePr w:type="lastCol">
       <w:rPr>
+        <w:rFonts w:eastAsia="黑体"/>
         <w:b/>
         <w:bCs/>
         <w:i w:val="0"/>
@@ -11082,6 +11581,7 @@
     </w:tcPr>
     <w:tblStylePr w:type="firstRow">
       <w:rPr>
+        <w:rFonts w:eastAsia="黑体"/>
         <w:b/>
         <w:bCs/>
         <w:i w:val="0"/>
@@ -11103,6 +11603,7 @@
     </w:tblStylePr>
     <w:tblStylePr w:type="lastRow">
       <w:rPr>
+        <w:rFonts w:eastAsia="黑体"/>
         <w:b/>
         <w:bCs/>
         <w:i w:val="0"/>
@@ -11124,6 +11625,7 @@
     </w:tblStylePr>
     <w:tblStylePr w:type="firstCol">
       <w:rPr>
+        <w:rFonts w:eastAsia="黑体"/>
         <w:b/>
         <w:bCs/>
         <w:i w:val="0"/>
@@ -11143,6 +11645,7 @@
     </w:tblStylePr>
     <w:tblStylePr w:type="lastCol">
       <w:rPr>
+        <w:rFonts w:eastAsia="黑体"/>
         <w:b/>
         <w:bCs/>
         <w:i w:val="0"/>
@@ -11223,6 +11726,7 @@
     </w:tcPr>
     <w:tblStylePr w:type="firstRow">
       <w:rPr>
+        <w:rFonts w:eastAsia="黑体"/>
         <w:b/>
         <w:bCs/>
         <w:i w:val="0"/>
@@ -11244,6 +11748,7 @@
     </w:tblStylePr>
     <w:tblStylePr w:type="lastRow">
       <w:rPr>
+        <w:rFonts w:eastAsia="黑体"/>
         <w:b/>
         <w:bCs/>
         <w:i w:val="0"/>
@@ -11265,6 +11770,7 @@
     </w:tblStylePr>
     <w:tblStylePr w:type="firstCol">
       <w:rPr>
+        <w:rFonts w:eastAsia="黑体"/>
         <w:b/>
         <w:bCs/>
         <w:i w:val="0"/>
@@ -11284,6 +11790,7 @@
     </w:tblStylePr>
     <w:tblStylePr w:type="lastCol">
       <w:rPr>
+        <w:rFonts w:eastAsia="黑体"/>
         <w:b/>
         <w:bCs/>
         <w:i w:val="0"/>
@@ -11364,6 +11871,7 @@
     </w:tcPr>
     <w:tblStylePr w:type="firstRow">
       <w:rPr>
+        <w:rFonts w:eastAsia="黑体"/>
         <w:b/>
         <w:bCs/>
         <w:i w:val="0"/>
@@ -11385,6 +11893,7 @@
     </w:tblStylePr>
     <w:tblStylePr w:type="lastRow">
       <w:rPr>
+        <w:rFonts w:eastAsia="黑体"/>
         <w:b/>
         <w:bCs/>
         <w:i w:val="0"/>
@@ -11406,6 +11915,7 @@
     </w:tblStylePr>
     <w:tblStylePr w:type="firstCol">
       <w:rPr>
+        <w:rFonts w:eastAsia="黑体"/>
         <w:b/>
         <w:bCs/>
         <w:i w:val="0"/>
@@ -11425,6 +11935,7 @@
     </w:tblStylePr>
     <w:tblStylePr w:type="lastCol">
       <w:rPr>
+        <w:rFonts w:eastAsia="黑体"/>
         <w:b/>
         <w:bCs/>
         <w:i w:val="0"/>
@@ -11505,6 +12016,7 @@
     </w:tcPr>
     <w:tblStylePr w:type="firstRow">
       <w:rPr>
+        <w:rFonts w:eastAsia="黑体"/>
         <w:b/>
         <w:bCs/>
         <w:i w:val="0"/>
@@ -11526,6 +12038,7 @@
     </w:tblStylePr>
     <w:tblStylePr w:type="lastRow">
       <w:rPr>
+        <w:rFonts w:eastAsia="黑体"/>
         <w:b/>
         <w:bCs/>
         <w:i w:val="0"/>
@@ -11547,6 +12060,7 @@
     </w:tblStylePr>
     <w:tblStylePr w:type="firstCol">
       <w:rPr>
+        <w:rFonts w:eastAsia="黑体"/>
         <w:b/>
         <w:bCs/>
         <w:i w:val="0"/>
@@ -11566,6 +12080,7 @@
     </w:tblStylePr>
     <w:tblStylePr w:type="lastCol">
       <w:rPr>
+        <w:rFonts w:eastAsia="黑体"/>
         <w:b/>
         <w:bCs/>
         <w:i w:val="0"/>
@@ -11646,6 +12161,7 @@
     </w:tcPr>
     <w:tblStylePr w:type="firstRow">
       <w:rPr>
+        <w:rFonts w:eastAsia="黑体"/>
         <w:b/>
         <w:bCs/>
         <w:i w:val="0"/>
@@ -11667,6 +12183,7 @@
     </w:tblStylePr>
     <w:tblStylePr w:type="lastRow">
       <w:rPr>
+        <w:rFonts w:eastAsia="黑体"/>
         <w:b/>
         <w:bCs/>
         <w:i w:val="0"/>
@@ -11688,6 +12205,7 @@
     </w:tblStylePr>
     <w:tblStylePr w:type="firstCol">
       <w:rPr>
+        <w:rFonts w:eastAsia="黑体"/>
         <w:b/>
         <w:bCs/>
         <w:i w:val="0"/>
@@ -11707,6 +12225,7 @@
     </w:tblStylePr>
     <w:tblStylePr w:type="lastCol">
       <w:rPr>
+        <w:rFonts w:eastAsia="黑体"/>
         <w:b/>
         <w:bCs/>
         <w:i w:val="0"/>
@@ -11787,6 +12306,7 @@
     </w:tcPr>
     <w:tblStylePr w:type="firstRow">
       <w:rPr>
+        <w:rFonts w:eastAsia="黑体"/>
         <w:b/>
         <w:bCs/>
         <w:i w:val="0"/>
@@ -11808,6 +12328,7 @@
     </w:tblStylePr>
     <w:tblStylePr w:type="lastRow">
       <w:rPr>
+        <w:rFonts w:eastAsia="黑体"/>
         <w:b/>
         <w:bCs/>
         <w:i w:val="0"/>
@@ -11829,6 +12350,7 @@
     </w:tblStylePr>
     <w:tblStylePr w:type="firstCol">
       <w:rPr>
+        <w:rFonts w:eastAsia="黑体"/>
         <w:b/>
         <w:bCs/>
         <w:i w:val="0"/>
@@ -11848,6 +12370,7 @@
     </w:tblStylePr>
     <w:tblStylePr w:type="lastCol">
       <w:rPr>
+        <w:rFonts w:eastAsia="黑体"/>
         <w:b/>
         <w:bCs/>
         <w:i w:val="0"/>
@@ -11905,6 +12428,7 @@
       <w:spacing w:after="0" w:line="240" w:lineRule="auto"/>
     </w:pPr>
     <w:rPr>
+      <w:rFonts w:eastAsia="黑体"/>
       <w:color w:themeColor="background1" w:val="FFFFFF"/>
     </w:rPr>
     <w:tblPr>
@@ -11923,6 +12447,7 @@
     </w:tcPr>
     <w:tblStylePr w:type="firstRow">
       <w:rPr>
+        <w:rFonts w:eastAsia="黑体"/>
         <w:b/>
         <w:bCs/>
       </w:rPr>
@@ -12019,6 +12544,7 @@
       <w:spacing w:after="0" w:line="240" w:lineRule="auto"/>
     </w:pPr>
     <w:rPr>
+      <w:rFonts w:eastAsia="黑体"/>
       <w:color w:themeColor="background1" w:val="FFFFFF"/>
     </w:rPr>
     <w:tblPr>
@@ -12037,6 +12563,7 @@
     </w:tcPr>
     <w:tblStylePr w:type="firstRow">
       <w:rPr>
+        <w:rFonts w:eastAsia="黑体"/>
         <w:b/>
         <w:bCs/>
       </w:rPr>
@@ -12133,6 +12660,7 @@
       <w:spacing w:after="0" w:line="240" w:lineRule="auto"/>
     </w:pPr>
     <w:rPr>
+      <w:rFonts w:eastAsia="黑体"/>
       <w:color w:themeColor="background1" w:val="FFFFFF"/>
     </w:rPr>
     <w:tblPr>
@@ -12151,6 +12679,7 @@
     </w:tcPr>
     <w:tblStylePr w:type="firstRow">
       <w:rPr>
+        <w:rFonts w:eastAsia="黑体"/>
         <w:b/>
         <w:bCs/>
       </w:rPr>
@@ -12247,6 +12776,7 @@
       <w:spacing w:after="0" w:line="240" w:lineRule="auto"/>
     </w:pPr>
     <w:rPr>
+      <w:rFonts w:eastAsia="黑体"/>
       <w:color w:themeColor="background1" w:val="FFFFFF"/>
     </w:rPr>
     <w:tblPr>
@@ -12265,6 +12795,7 @@
     </w:tcPr>
     <w:tblStylePr w:type="firstRow">
       <w:rPr>
+        <w:rFonts w:eastAsia="黑体"/>
         <w:b/>
         <w:bCs/>
       </w:rPr>
@@ -12361,6 +12892,7 @@
       <w:spacing w:after="0" w:line="240" w:lineRule="auto"/>
     </w:pPr>
     <w:rPr>
+      <w:rFonts w:eastAsia="黑体"/>
       <w:color w:themeColor="background1" w:val="FFFFFF"/>
     </w:rPr>
     <w:tblPr>
@@ -12379,6 +12911,7 @@
     </w:tcPr>
     <w:tblStylePr w:type="firstRow">
       <w:rPr>
+        <w:rFonts w:eastAsia="黑体"/>
         <w:b/>
         <w:bCs/>
       </w:rPr>
@@ -12475,6 +13008,7 @@
       <w:spacing w:after="0" w:line="240" w:lineRule="auto"/>
     </w:pPr>
     <w:rPr>
+      <w:rFonts w:eastAsia="黑体"/>
       <w:color w:themeColor="background1" w:val="FFFFFF"/>
     </w:rPr>
     <w:tblPr>
@@ -12493,6 +13027,7 @@
     </w:tcPr>
     <w:tblStylePr w:type="firstRow">
       <w:rPr>
+        <w:rFonts w:eastAsia="黑体"/>
         <w:b/>
         <w:bCs/>
       </w:rPr>
@@ -12589,6 +13124,7 @@
       <w:spacing w:after="0" w:line="240" w:lineRule="auto"/>
     </w:pPr>
     <w:rPr>
+      <w:rFonts w:eastAsia="黑体"/>
       <w:color w:themeColor="background1" w:val="FFFFFF"/>
     </w:rPr>
     <w:tblPr>
@@ -12607,6 +13143,7 @@
     </w:tcPr>
     <w:tblStylePr w:type="firstRow">
       <w:rPr>
+        <w:rFonts w:eastAsia="黑体"/>
         <w:b/>
         <w:bCs/>
       </w:rPr>
@@ -12703,6 +13240,7 @@
       <w:spacing w:after="0" w:line="240" w:lineRule="auto"/>
     </w:pPr>
     <w:rPr>
+      <w:rFonts w:eastAsia="黑体"/>
       <w:color w:themeColor="text1" w:val="000000"/>
     </w:rPr>
     <w:tblPr>
@@ -12729,6 +13267,7 @@
     </w:tcPr>
     <w:tblStylePr w:type="firstRow">
       <w:rPr>
+        <w:rFonts w:eastAsia="黑体"/>
         <w:b/>
         <w:bCs/>
       </w:rPr>
@@ -12747,6 +13286,7 @@
     </w:tblStylePr>
     <w:tblStylePr w:type="lastRow">
       <w:rPr>
+        <w:rFonts w:eastAsia="黑体"/>
         <w:b/>
         <w:bCs/>
         <w:color w:themeColor="background1" w:val="FFFFFF"/>
@@ -12761,6 +13301,7 @@
     </w:tblStylePr>
     <w:tblStylePr w:type="firstCol">
       <w:rPr>
+        <w:rFonts w:eastAsia="黑体"/>
         <w:color w:themeColor="background1" w:val="FFFFFF"/>
       </w:rPr>
       <w:tblPr/>
@@ -12778,6 +13319,7 @@
     </w:tblStylePr>
     <w:tblStylePr w:type="lastCol">
       <w:rPr>
+        <w:rFonts w:eastAsia="黑体"/>
         <w:color w:themeColor="background1" w:val="FFFFFF"/>
       </w:rPr>
       <w:tblPr/>
@@ -12807,11 +13349,13 @@
     </w:tblStylePr>
     <w:tblStylePr w:type="neCell">
       <w:rPr>
+        <w:rFonts w:eastAsia="黑体"/>
         <w:color w:themeColor="text1" w:val="000000"/>
       </w:rPr>
     </w:tblStylePr>
     <w:tblStylePr w:type="nwCell">
       <w:rPr>
+        <w:rFonts w:eastAsia="黑体"/>
         <w:color w:themeColor="text1" w:val="000000"/>
       </w:rPr>
     </w:tblStylePr>
@@ -12825,6 +13369,7 @@
       <w:spacing w:after="0" w:line="240" w:lineRule="auto"/>
     </w:pPr>
     <w:rPr>
+      <w:rFonts w:eastAsia="黑体"/>
       <w:color w:themeColor="text1" w:val="000000"/>
     </w:rPr>
     <w:tblPr>
@@ -12851,6 +13396,7 @@
     </w:tcPr>
     <w:tblStylePr w:type="firstRow">
       <w:rPr>
+        <w:rFonts w:eastAsia="黑体"/>
         <w:b/>
         <w:bCs/>
       </w:rPr>
@@ -12869,6 +13415,7 @@
     </w:tblStylePr>
     <w:tblStylePr w:type="lastRow">
       <w:rPr>
+        <w:rFonts w:eastAsia="黑体"/>
         <w:b/>
         <w:bCs/>
         <w:color w:themeColor="background1" w:val="FFFFFF"/>
@@ -12883,6 +13430,7 @@
     </w:tblStylePr>
     <w:tblStylePr w:type="firstCol">
       <w:rPr>
+        <w:rFonts w:eastAsia="黑体"/>
         <w:color w:themeColor="background1" w:val="FFFFFF"/>
       </w:rPr>
       <w:tblPr/>
@@ -12900,6 +13448,7 @@
     </w:tblStylePr>
     <w:tblStylePr w:type="lastCol">
       <w:rPr>
+        <w:rFonts w:eastAsia="黑体"/>
         <w:color w:themeColor="background1" w:val="FFFFFF"/>
       </w:rPr>
       <w:tblPr/>
@@ -12929,11 +13478,13 @@
     </w:tblStylePr>
     <w:tblStylePr w:type="neCell">
       <w:rPr>
+        <w:rFonts w:eastAsia="黑体"/>
         <w:color w:themeColor="text1" w:val="000000"/>
       </w:rPr>
     </w:tblStylePr>
     <w:tblStylePr w:type="nwCell">
       <w:rPr>
+        <w:rFonts w:eastAsia="黑体"/>
         <w:color w:themeColor="text1" w:val="000000"/>
       </w:rPr>
     </w:tblStylePr>
@@ -12947,6 +13498,7 @@
       <w:spacing w:after="0" w:line="240" w:lineRule="auto"/>
     </w:pPr>
     <w:rPr>
+      <w:rFonts w:eastAsia="黑体"/>
       <w:color w:themeColor="text1" w:val="000000"/>
     </w:rPr>
     <w:tblPr>
@@ -12973,6 +13525,7 @@
     </w:tcPr>
     <w:tblStylePr w:type="firstRow">
       <w:rPr>
+        <w:rFonts w:eastAsia="黑体"/>
         <w:b/>
         <w:bCs/>
       </w:rPr>
@@ -12991,6 +13544,7 @@
     </w:tblStylePr>
     <w:tblStylePr w:type="lastRow">
       <w:rPr>
+        <w:rFonts w:eastAsia="黑体"/>
         <w:b/>
         <w:bCs/>
         <w:color w:themeColor="background1" w:val="FFFFFF"/>
@@ -13005,6 +13559,7 @@
     </w:tblStylePr>
     <w:tblStylePr w:type="firstCol">
       <w:rPr>
+        <w:rFonts w:eastAsia="黑体"/>
         <w:color w:themeColor="background1" w:val="FFFFFF"/>
       </w:rPr>
       <w:tblPr/>
@@ -13022,6 +13577,7 @@
     </w:tblStylePr>
     <w:tblStylePr w:type="lastCol">
       <w:rPr>
+        <w:rFonts w:eastAsia="黑体"/>
         <w:color w:themeColor="background1" w:val="FFFFFF"/>
       </w:rPr>
       <w:tblPr/>
@@ -13051,11 +13607,13 @@
     </w:tblStylePr>
     <w:tblStylePr w:type="neCell">
       <w:rPr>
+        <w:rFonts w:eastAsia="黑体"/>
         <w:color w:themeColor="text1" w:val="000000"/>
       </w:rPr>
     </w:tblStylePr>
     <w:tblStylePr w:type="nwCell">
       <w:rPr>
+        <w:rFonts w:eastAsia="黑体"/>
         <w:color w:themeColor="text1" w:val="000000"/>
       </w:rPr>
     </w:tblStylePr>
@@ -13069,6 +13627,7 @@
       <w:spacing w:after="0" w:line="240" w:lineRule="auto"/>
     </w:pPr>
     <w:rPr>
+      <w:rFonts w:eastAsia="黑体"/>
       <w:color w:themeColor="text1" w:val="000000"/>
     </w:rPr>
     <w:tblPr>
@@ -13095,6 +13654,7 @@
     </w:tcPr>
     <w:tblStylePr w:type="firstRow">
       <w:rPr>
+        <w:rFonts w:eastAsia="黑体"/>
         <w:b/>
         <w:bCs/>
       </w:rPr>
@@ -13113,6 +13673,7 @@
     </w:tblStylePr>
     <w:tblStylePr w:type="lastRow">
       <w:rPr>
+        <w:rFonts w:eastAsia="黑体"/>
         <w:b/>
         <w:bCs/>
         <w:color w:themeColor="background1" w:val="FFFFFF"/>
@@ -13127,6 +13688,7 @@
     </w:tblStylePr>
     <w:tblStylePr w:type="firstCol">
       <w:rPr>
+        <w:rFonts w:eastAsia="黑体"/>
         <w:color w:themeColor="background1" w:val="FFFFFF"/>
       </w:rPr>
       <w:tblPr/>
@@ -13144,6 +13706,7 @@
     </w:tblStylePr>
     <w:tblStylePr w:type="lastCol">
       <w:rPr>
+        <w:rFonts w:eastAsia="黑体"/>
         <w:color w:themeColor="background1" w:val="FFFFFF"/>
       </w:rPr>
       <w:tblPr/>
@@ -13181,6 +13744,7 @@
       <w:spacing w:after="0" w:line="240" w:lineRule="auto"/>
     </w:pPr>
     <w:rPr>
+      <w:rFonts w:eastAsia="黑体"/>
       <w:color w:themeColor="text1" w:val="000000"/>
     </w:rPr>
     <w:tblPr>
@@ -13207,6 +13771,7 @@
     </w:tcPr>
     <w:tblStylePr w:type="firstRow">
       <w:rPr>
+        <w:rFonts w:eastAsia="黑体"/>
         <w:b/>
         <w:bCs/>
       </w:rPr>
@@ -13225,6 +13790,7 @@
     </w:tblStylePr>
     <w:tblStylePr w:type="lastRow">
       <w:rPr>
+        <w:rFonts w:eastAsia="黑体"/>
         <w:b/>
         <w:bCs/>
         <w:color w:themeColor="background1" w:val="FFFFFF"/>
@@ -13239,6 +13805,7 @@
     </w:tblStylePr>
     <w:tblStylePr w:type="firstCol">
       <w:rPr>
+        <w:rFonts w:eastAsia="黑体"/>
         <w:color w:themeColor="background1" w:val="FFFFFF"/>
       </w:rPr>
       <w:tblPr/>
@@ -13256,6 +13823,7 @@
     </w:tblStylePr>
     <w:tblStylePr w:type="lastCol">
       <w:rPr>
+        <w:rFonts w:eastAsia="黑体"/>
         <w:color w:themeColor="background1" w:val="FFFFFF"/>
       </w:rPr>
       <w:tblPr/>
@@ -13285,11 +13853,13 @@
     </w:tblStylePr>
     <w:tblStylePr w:type="neCell">
       <w:rPr>
+        <w:rFonts w:eastAsia="黑体"/>
         <w:color w:themeColor="text1" w:val="000000"/>
       </w:rPr>
     </w:tblStylePr>
     <w:tblStylePr w:type="nwCell">
       <w:rPr>
+        <w:rFonts w:eastAsia="黑体"/>
         <w:color w:themeColor="text1" w:val="000000"/>
       </w:rPr>
     </w:tblStylePr>
@@ -13303,6 +13873,7 @@
       <w:spacing w:after="0" w:line="240" w:lineRule="auto"/>
     </w:pPr>
     <w:rPr>
+      <w:rFonts w:eastAsia="黑体"/>
       <w:color w:themeColor="text1" w:val="000000"/>
     </w:rPr>
     <w:tblPr>
@@ -13329,6 +13900,7 @@
     </w:tcPr>
     <w:tblStylePr w:type="firstRow">
       <w:rPr>
+        <w:rFonts w:eastAsia="黑体"/>
         <w:b/>
         <w:bCs/>
       </w:rPr>
@@ -13347,6 +13919,7 @@
     </w:tblStylePr>
     <w:tblStylePr w:type="lastRow">
       <w:rPr>
+        <w:rFonts w:eastAsia="黑体"/>
         <w:b/>
         <w:bCs/>
         <w:color w:themeColor="background1" w:val="FFFFFF"/>
@@ -13361,6 +13934,7 @@
     </w:tblStylePr>
     <w:tblStylePr w:type="firstCol">
       <w:rPr>
+        <w:rFonts w:eastAsia="黑体"/>
         <w:color w:themeColor="background1" w:val="FFFFFF"/>
       </w:rPr>
       <w:tblPr/>
@@ -13378,6 +13952,7 @@
     </w:tblStylePr>
     <w:tblStylePr w:type="lastCol">
       <w:rPr>
+        <w:rFonts w:eastAsia="黑体"/>
         <w:color w:themeColor="background1" w:val="FFFFFF"/>
       </w:rPr>
       <w:tblPr/>
@@ -13407,11 +13982,13 @@
     </w:tblStylePr>
     <w:tblStylePr w:type="neCell">
       <w:rPr>
+        <w:rFonts w:eastAsia="黑体"/>
         <w:color w:themeColor="text1" w:val="000000"/>
       </w:rPr>
     </w:tblStylePr>
     <w:tblStylePr w:type="nwCell">
       <w:rPr>
+        <w:rFonts w:eastAsia="黑体"/>
         <w:color w:themeColor="text1" w:val="000000"/>
       </w:rPr>
     </w:tblStylePr>
@@ -13425,6 +14002,7 @@
       <w:spacing w:after="0" w:line="240" w:lineRule="auto"/>
     </w:pPr>
     <w:rPr>
+      <w:rFonts w:eastAsia="黑体"/>
       <w:color w:themeColor="text1" w:val="000000"/>
     </w:rPr>
     <w:tblPr>
@@ -13451,6 +14029,7 @@
     </w:tcPr>
     <w:tblStylePr w:type="firstRow">
       <w:rPr>
+        <w:rFonts w:eastAsia="黑体"/>
         <w:b/>
         <w:bCs/>
       </w:rPr>
@@ -13469,6 +14048,7 @@
     </w:tblStylePr>
     <w:tblStylePr w:type="lastRow">
       <w:rPr>
+        <w:rFonts w:eastAsia="黑体"/>
         <w:b/>
         <w:bCs/>
         <w:color w:themeColor="background1" w:val="FFFFFF"/>
@@ -13483,6 +14063,7 @@
     </w:tblStylePr>
     <w:tblStylePr w:type="firstCol">
       <w:rPr>
+        <w:rFonts w:eastAsia="黑体"/>
         <w:color w:themeColor="background1" w:val="FFFFFF"/>
       </w:rPr>
       <w:tblPr/>
@@ -13500,6 +14081,7 @@
     </w:tblStylePr>
     <w:tblStylePr w:type="lastCol">
       <w:rPr>
+        <w:rFonts w:eastAsia="黑体"/>
         <w:color w:themeColor="background1" w:val="FFFFFF"/>
       </w:rPr>
       <w:tblPr/>
@@ -13529,11 +14111,13 @@
     </w:tblStylePr>
     <w:tblStylePr w:type="neCell">
       <w:rPr>
+        <w:rFonts w:eastAsia="黑体"/>
         <w:color w:themeColor="text1" w:val="000000"/>
       </w:rPr>
     </w:tblStylePr>
     <w:tblStylePr w:type="nwCell">
       <w:rPr>
+        <w:rFonts w:eastAsia="黑体"/>
         <w:color w:themeColor="text1" w:val="000000"/>
       </w:rPr>
     </w:tblStylePr>
@@ -13547,6 +14131,7 @@
       <w:spacing w:after="0" w:line="240" w:lineRule="auto"/>
     </w:pPr>
     <w:rPr>
+      <w:rFonts w:eastAsia="黑体"/>
       <w:color w:themeColor="text1" w:val="000000"/>
     </w:rPr>
     <w:tblPr>
@@ -13565,6 +14150,7 @@
     </w:tcPr>
     <w:tblStylePr w:type="firstRow">
       <w:rPr>
+        <w:rFonts w:eastAsia="黑体"/>
         <w:b/>
         <w:bCs/>
         <w:color w:themeColor="background1" w:val="FFFFFF"/>
@@ -13579,6 +14165,7 @@
     </w:tblStylePr>
     <w:tblStylePr w:type="lastRow">
       <w:rPr>
+        <w:rFonts w:eastAsia="黑体"/>
         <w:b/>
         <w:bCs/>
         <w:color w:themeColor="accent2" w:themeShade="CC" w:val="9E3A38"/>
@@ -13593,12 +14180,14 @@
     </w:tblStylePr>
     <w:tblStylePr w:type="firstCol">
       <w:rPr>
+        <w:rFonts w:eastAsia="黑体"/>
         <w:b/>
         <w:bCs/>
       </w:rPr>
     </w:tblStylePr>
     <w:tblStylePr w:type="lastCol">
       <w:rPr>
+        <w:rFonts w:eastAsia="黑体"/>
         <w:b/>
         <w:bCs/>
       </w:rPr>
@@ -13633,6 +14222,7 @@
       <w:spacing w:after="0" w:line="240" w:lineRule="auto"/>
     </w:pPr>
     <w:rPr>
+      <w:rFonts w:eastAsia="黑体"/>
       <w:color w:themeColor="text1" w:val="000000"/>
     </w:rPr>
     <w:tblPr>
@@ -13651,6 +14241,7 @@
     </w:tcPr>
     <w:tblStylePr w:type="firstRow">
       <w:rPr>
+        <w:rFonts w:eastAsia="黑体"/>
         <w:b/>
         <w:bCs/>
         <w:color w:themeColor="background1" w:val="FFFFFF"/>
@@ -13665,6 +14256,7 @@
     </w:tblStylePr>
     <w:tblStylePr w:type="lastRow">
       <w:rPr>
+        <w:rFonts w:eastAsia="黑体"/>
         <w:b/>
         <w:bCs/>
         <w:color w:themeColor="accent2" w:themeShade="CC" w:val="9E3A38"/>
@@ -13679,12 +14271,14 @@
     </w:tblStylePr>
     <w:tblStylePr w:type="firstCol">
       <w:rPr>
+        <w:rFonts w:eastAsia="黑体"/>
         <w:b/>
         <w:bCs/>
       </w:rPr>
     </w:tblStylePr>
     <w:tblStylePr w:type="lastCol">
       <w:rPr>
+        <w:rFonts w:eastAsia="黑体"/>
         <w:b/>
         <w:bCs/>
       </w:rPr>
@@ -13719,6 +14313,7 @@
       <w:spacing w:after="0" w:line="240" w:lineRule="auto"/>
     </w:pPr>
     <w:rPr>
+      <w:rFonts w:eastAsia="黑体"/>
       <w:color w:themeColor="text1" w:val="000000"/>
     </w:rPr>
     <w:tblPr>
@@ -13737,6 +14332,7 @@
     </w:tcPr>
     <w:tblStylePr w:type="firstRow">
       <w:rPr>
+        <w:rFonts w:eastAsia="黑体"/>
         <w:b/>
         <w:bCs/>
         <w:color w:themeColor="background1" w:val="FFFFFF"/>
@@ -13751,6 +14347,7 @@
     </w:tblStylePr>
     <w:tblStylePr w:type="lastRow">
       <w:rPr>
+        <w:rFonts w:eastAsia="黑体"/>
         <w:b/>
         <w:bCs/>
         <w:color w:themeColor="accent2" w:themeShade="CC" w:val="9E3A38"/>
@@ -13765,12 +14362,14 @@
     </w:tblStylePr>
     <w:tblStylePr w:type="firstCol">
       <w:rPr>
+        <w:rFonts w:eastAsia="黑体"/>
         <w:b/>
         <w:bCs/>
       </w:rPr>
     </w:tblStylePr>
     <w:tblStylePr w:type="lastCol">
       <w:rPr>
+        <w:rFonts w:eastAsia="黑体"/>
         <w:b/>
         <w:bCs/>
       </w:rPr>
@@ -13805,6 +14404,7 @@
       <w:spacing w:after="0" w:line="240" w:lineRule="auto"/>
     </w:pPr>
     <w:rPr>
+      <w:rFonts w:eastAsia="黑体"/>
       <w:color w:themeColor="text1" w:val="000000"/>
     </w:rPr>
     <w:tblPr>
@@ -13823,6 +14423,7 @@
     </w:tcPr>
     <w:tblStylePr w:type="firstRow">
       <w:rPr>
+        <w:rFonts w:eastAsia="黑体"/>
         <w:b/>
         <w:bCs/>
         <w:color w:themeColor="background1" w:val="FFFFFF"/>
@@ -13837,6 +14438,7 @@
     </w:tblStylePr>
     <w:tblStylePr w:type="lastRow">
       <w:rPr>
+        <w:rFonts w:eastAsia="黑体"/>
         <w:b/>
         <w:bCs/>
         <w:color w:themeColor="accent4" w:themeShade="CC" w:val="664E82"/>
@@ -13851,12 +14453,14 @@
     </w:tblStylePr>
     <w:tblStylePr w:type="firstCol">
       <w:rPr>
+        <w:rFonts w:eastAsia="黑体"/>
         <w:b/>
         <w:bCs/>
       </w:rPr>
     </w:tblStylePr>
     <w:tblStylePr w:type="lastCol">
       <w:rPr>
+        <w:rFonts w:eastAsia="黑体"/>
         <w:b/>
         <w:bCs/>
       </w:rPr>
@@ -13891,6 +14495,7 @@
       <w:spacing w:after="0" w:line="240" w:lineRule="auto"/>
     </w:pPr>
     <w:rPr>
+      <w:rFonts w:eastAsia="黑体"/>
       <w:color w:themeColor="text1" w:val="000000"/>
     </w:rPr>
     <w:tblPr>
@@ -13909,6 +14514,7 @@
     </w:tcPr>
     <w:tblStylePr w:type="firstRow">
       <w:rPr>
+        <w:rFonts w:eastAsia="黑体"/>
         <w:b/>
         <w:bCs/>
         <w:color w:themeColor="background1" w:val="FFFFFF"/>
@@ -13923,6 +14529,7 @@
     </w:tblStylePr>
     <w:tblStylePr w:type="lastRow">
       <w:rPr>
+        <w:rFonts w:eastAsia="黑体"/>
         <w:b/>
         <w:bCs/>
         <w:color w:themeColor="accent3" w:themeShade="CC" w:val="7E9C40"/>
@@ -13937,12 +14544,14 @@
     </w:tblStylePr>
     <w:tblStylePr w:type="firstCol">
       <w:rPr>
+        <w:rFonts w:eastAsia="黑体"/>
         <w:b/>
         <w:bCs/>
       </w:rPr>
     </w:tblStylePr>
     <w:tblStylePr w:type="lastCol">
       <w:rPr>
+        <w:rFonts w:eastAsia="黑体"/>
         <w:b/>
         <w:bCs/>
       </w:rPr>
@@ -13977,6 +14586,7 @@
       <w:spacing w:after="0" w:line="240" w:lineRule="auto"/>
     </w:pPr>
     <w:rPr>
+      <w:rFonts w:eastAsia="黑体"/>
       <w:color w:themeColor="text1" w:val="000000"/>
     </w:rPr>
     <w:tblPr>
@@ -13995,6 +14605,7 @@
     </w:tcPr>
     <w:tblStylePr w:type="firstRow">
       <w:rPr>
+        <w:rFonts w:eastAsia="黑体"/>
         <w:b/>
         <w:bCs/>
         <w:color w:themeColor="background1" w:val="FFFFFF"/>
@@ -14009,6 +14620,7 @@
     </w:tblStylePr>
     <w:tblStylePr w:type="lastRow">
       <w:rPr>
+        <w:rFonts w:eastAsia="黑体"/>
         <w:b/>
         <w:bCs/>
         <w:color w:themeColor="accent6" w:themeShade="CC" w:val="F2730A"/>
@@ -14023,12 +14635,14 @@
     </w:tblStylePr>
     <w:tblStylePr w:type="firstCol">
       <w:rPr>
+        <w:rFonts w:eastAsia="黑体"/>
         <w:b/>
         <w:bCs/>
       </w:rPr>
     </w:tblStylePr>
     <w:tblStylePr w:type="lastCol">
       <w:rPr>
+        <w:rFonts w:eastAsia="黑体"/>
         <w:b/>
         <w:bCs/>
       </w:rPr>
@@ -14063,6 +14677,7 @@
       <w:spacing w:after="0" w:line="240" w:lineRule="auto"/>
     </w:pPr>
     <w:rPr>
+      <w:rFonts w:eastAsia="黑体"/>
       <w:color w:themeColor="text1" w:val="000000"/>
     </w:rPr>
     <w:tblPr>
@@ -14081,6 +14696,7 @@
     </w:tcPr>
     <w:tblStylePr w:type="firstRow">
       <w:rPr>
+        <w:rFonts w:eastAsia="黑体"/>
         <w:b/>
         <w:bCs/>
         <w:color w:themeColor="background1" w:val="FFFFFF"/>
@@ -14095,6 +14711,7 @@
     </w:tblStylePr>
     <w:tblStylePr w:type="lastRow">
       <w:rPr>
+        <w:rFonts w:eastAsia="黑体"/>
         <w:b/>
         <w:bCs/>
         <w:color w:themeColor="accent5" w:themeShade="CC" w:val="348DA5"/>
@@ -14109,12 +14726,14 @@
     </w:tblStylePr>
     <w:tblStylePr w:type="firstCol">
       <w:rPr>
+        <w:rFonts w:eastAsia="黑体"/>
         <w:b/>
         <w:bCs/>
       </w:rPr>
     </w:tblStylePr>
     <w:tblStylePr w:type="lastCol">
       <w:rPr>
+        <w:rFonts w:eastAsia="黑体"/>
         <w:b/>
         <w:bCs/>
       </w:rPr>
@@ -14149,6 +14768,7 @@
       <w:spacing w:after="0" w:line="240" w:lineRule="auto"/>
     </w:pPr>
     <w:rPr>
+      <w:rFonts w:eastAsia="黑体"/>
       <w:color w:themeColor="text1" w:val="000000"/>
     </w:rPr>
     <w:tblPr>
@@ -14170,6 +14790,7 @@
     </w:tcPr>
     <w:tblStylePr w:type="firstRow">
       <w:rPr>
+        <w:rFonts w:eastAsia="黑体"/>
         <w:b/>
         <w:bCs/>
       </w:rPr>
@@ -14180,6 +14801,7 @@
     </w:tblStylePr>
     <w:tblStylePr w:type="lastRow">
       <w:rPr>
+        <w:rFonts w:eastAsia="黑体"/>
         <w:b/>
         <w:bCs/>
         <w:color w:themeColor="text1" w:val="000000"/>
@@ -14191,6 +14813,7 @@
     </w:tblStylePr>
     <w:tblStylePr w:type="firstCol">
       <w:rPr>
+        <w:rFonts w:eastAsia="黑体"/>
         <w:color w:themeColor="background1" w:val="FFFFFF"/>
       </w:rPr>
       <w:tblPr/>
@@ -14200,6 +14823,7 @@
     </w:tblStylePr>
     <w:tblStylePr w:type="lastCol">
       <w:rPr>
+        <w:rFonts w:eastAsia="黑体"/>
         <w:color w:themeColor="background1" w:val="FFFFFF"/>
       </w:rPr>
       <w:tblPr/>
@@ -14229,6 +14853,7 @@
       <w:spacing w:after="0" w:line="240" w:lineRule="auto"/>
     </w:pPr>
     <w:rPr>
+      <w:rFonts w:eastAsia="黑体"/>
       <w:color w:themeColor="text1" w:val="000000"/>
     </w:rPr>
     <w:tblPr>
@@ -14250,6 +14875,7 @@
     </w:tcPr>
     <w:tblStylePr w:type="firstRow">
       <w:rPr>
+        <w:rFonts w:eastAsia="黑体"/>
         <w:b/>
         <w:bCs/>
       </w:rPr>
@@ -14260,6 +14886,7 @@
     </w:tblStylePr>
     <w:tblStylePr w:type="lastRow">
       <w:rPr>
+        <w:rFonts w:eastAsia="黑体"/>
         <w:b/>
         <w:bCs/>
         <w:color w:themeColor="text1" w:val="000000"/>
@@ -14271,6 +14898,7 @@
     </w:tblStylePr>
     <w:tblStylePr w:type="firstCol">
       <w:rPr>
+        <w:rFonts w:eastAsia="黑体"/>
         <w:color w:themeColor="background1" w:val="FFFFFF"/>
       </w:rPr>
       <w:tblPr/>
@@ -14280,6 +14908,7 @@
     </w:tblStylePr>
     <w:tblStylePr w:type="lastCol">
       <w:rPr>
+        <w:rFonts w:eastAsia="黑体"/>
         <w:color w:themeColor="background1" w:val="FFFFFF"/>
       </w:rPr>
       <w:tblPr/>
@@ -14309,6 +14938,7 @@
       <w:spacing w:after="0" w:line="240" w:lineRule="auto"/>
     </w:pPr>
     <w:rPr>
+      <w:rFonts w:eastAsia="黑体"/>
       <w:color w:themeColor="text1" w:val="000000"/>
     </w:rPr>
     <w:tblPr>
@@ -14330,6 +14960,7 @@
     </w:tcPr>
     <w:tblStylePr w:type="firstRow">
       <w:rPr>
+        <w:rFonts w:eastAsia="黑体"/>
         <w:b/>
         <w:bCs/>
       </w:rPr>
@@ -14340,6 +14971,7 @@
     </w:tblStylePr>
     <w:tblStylePr w:type="lastRow">
       <w:rPr>
+        <w:rFonts w:eastAsia="黑体"/>
         <w:b/>
         <w:bCs/>
         <w:color w:themeColor="text1" w:val="000000"/>
@@ -14351,6 +14983,7 @@
     </w:tblStylePr>
     <w:tblStylePr w:type="firstCol">
       <w:rPr>
+        <w:rFonts w:eastAsia="黑体"/>
         <w:color w:themeColor="background1" w:val="FFFFFF"/>
       </w:rPr>
       <w:tblPr/>
@@ -14360,6 +14993,7 @@
     </w:tblStylePr>
     <w:tblStylePr w:type="lastCol">
       <w:rPr>
+        <w:rFonts w:eastAsia="黑体"/>
         <w:color w:themeColor="background1" w:val="FFFFFF"/>
       </w:rPr>
       <w:tblPr/>
@@ -14389,6 +15023,7 @@
       <w:spacing w:after="0" w:line="240" w:lineRule="auto"/>
     </w:pPr>
     <w:rPr>
+      <w:rFonts w:eastAsia="黑体"/>
       <w:color w:themeColor="text1" w:val="000000"/>
     </w:rPr>
     <w:tblPr>
@@ -14410,6 +15045,7 @@
     </w:tcPr>
     <w:tblStylePr w:type="firstRow">
       <w:rPr>
+        <w:rFonts w:eastAsia="黑体"/>
         <w:b/>
         <w:bCs/>
       </w:rPr>
@@ -14420,6 +15056,7 @@
     </w:tblStylePr>
     <w:tblStylePr w:type="lastRow">
       <w:rPr>
+        <w:rFonts w:eastAsia="黑体"/>
         <w:b/>
         <w:bCs/>
         <w:color w:themeColor="text1" w:val="000000"/>
@@ -14431,6 +15068,7 @@
     </w:tblStylePr>
     <w:tblStylePr w:type="firstCol">
       <w:rPr>
+        <w:rFonts w:eastAsia="黑体"/>
         <w:color w:themeColor="background1" w:val="FFFFFF"/>
       </w:rPr>
       <w:tblPr/>
@@ -14440,6 +15078,7 @@
     </w:tblStylePr>
     <w:tblStylePr w:type="lastCol">
       <w:rPr>
+        <w:rFonts w:eastAsia="黑体"/>
         <w:color w:themeColor="background1" w:val="FFFFFF"/>
       </w:rPr>
       <w:tblPr/>
@@ -14469,6 +15108,7 @@
       <w:spacing w:after="0" w:line="240" w:lineRule="auto"/>
     </w:pPr>
     <w:rPr>
+      <w:rFonts w:eastAsia="黑体"/>
       <w:color w:themeColor="text1" w:val="000000"/>
     </w:rPr>
     <w:tblPr>
@@ -14490,6 +15130,7 @@
     </w:tcPr>
     <w:tblStylePr w:type="firstRow">
       <w:rPr>
+        <w:rFonts w:eastAsia="黑体"/>
         <w:b/>
         <w:bCs/>
       </w:rPr>
@@ -14500,6 +15141,7 @@
     </w:tblStylePr>
     <w:tblStylePr w:type="lastRow">
       <w:rPr>
+        <w:rFonts w:eastAsia="黑体"/>
         <w:b/>
         <w:bCs/>
         <w:color w:themeColor="text1" w:val="000000"/>
@@ -14511,6 +15153,7 @@
     </w:tblStylePr>
     <w:tblStylePr w:type="firstCol">
       <w:rPr>
+        <w:rFonts w:eastAsia="黑体"/>
         <w:color w:themeColor="background1" w:val="FFFFFF"/>
       </w:rPr>
       <w:tblPr/>
@@ -14520,6 +15163,7 @@
     </w:tblStylePr>
     <w:tblStylePr w:type="lastCol">
       <w:rPr>
+        <w:rFonts w:eastAsia="黑体"/>
         <w:color w:themeColor="background1" w:val="FFFFFF"/>
       </w:rPr>
       <w:tblPr/>
@@ -14549,6 +15193,7 @@
       <w:spacing w:after="0" w:line="240" w:lineRule="auto"/>
     </w:pPr>
     <w:rPr>
+      <w:rFonts w:eastAsia="黑体"/>
       <w:color w:themeColor="text1" w:val="000000"/>
     </w:rPr>
     <w:tblPr>
@@ -14570,6 +15215,7 @@
     </w:tcPr>
     <w:tblStylePr w:type="firstRow">
       <w:rPr>
+        <w:rFonts w:eastAsia="黑体"/>
         <w:b/>
         <w:bCs/>
       </w:rPr>
@@ -14580,6 +15226,7 @@
     </w:tblStylePr>
     <w:tblStylePr w:type="lastRow">
       <w:rPr>
+        <w:rFonts w:eastAsia="黑体"/>
         <w:b/>
         <w:bCs/>
         <w:color w:themeColor="text1" w:val="000000"/>
@@ -14591,6 +15238,7 @@
     </w:tblStylePr>
     <w:tblStylePr w:type="firstCol">
       <w:rPr>
+        <w:rFonts w:eastAsia="黑体"/>
         <w:color w:themeColor="background1" w:val="FFFFFF"/>
       </w:rPr>
       <w:tblPr/>
@@ -14600,6 +15248,7 @@
     </w:tblStylePr>
     <w:tblStylePr w:type="lastCol">
       <w:rPr>
+        <w:rFonts w:eastAsia="黑体"/>
         <w:color w:themeColor="background1" w:val="FFFFFF"/>
       </w:rPr>
       <w:tblPr/>
@@ -14629,6 +15278,7 @@
       <w:spacing w:after="0" w:line="240" w:lineRule="auto"/>
     </w:pPr>
     <w:rPr>
+      <w:rFonts w:eastAsia="黑体"/>
       <w:color w:themeColor="text1" w:val="000000"/>
     </w:rPr>
     <w:tblPr>
@@ -14650,6 +15300,7 @@
     </w:tcPr>
     <w:tblStylePr w:type="firstRow">
       <w:rPr>
+        <w:rFonts w:eastAsia="黑体"/>
         <w:b/>
         <w:bCs/>
       </w:rPr>
@@ -14660,6 +15311,7 @@
     </w:tblStylePr>
     <w:tblStylePr w:type="lastRow">
       <w:rPr>
+        <w:rFonts w:eastAsia="黑体"/>
         <w:b/>
         <w:bCs/>
         <w:color w:themeColor="text1" w:val="000000"/>
@@ -14671,6 +15323,7 @@
     </w:tblStylePr>
     <w:tblStylePr w:type="firstCol">
       <w:rPr>
+        <w:rFonts w:eastAsia="黑体"/>
         <w:color w:themeColor="background1" w:val="FFFFFF"/>
       </w:rPr>
       <w:tblPr/>
@@ -14680,6 +15333,7 @@
     </w:tblStylePr>
     <w:tblStylePr w:type="lastCol">
       <w:rPr>
+        <w:rFonts w:eastAsia="黑体"/>
         <w:color w:themeColor="background1" w:val="FFFFFF"/>
       </w:rPr>
       <w:tblPr/>
@@ -14712,6 +15366,7 @@
     <w:name w:val="KeywordTok"/>
     <w:basedOn w:val="VerbatimChar"/>
     <w:rPr>
+      <w:rFonts w:eastAsia="黑体"/>
       <w:b/>
       <w:color w:val="007020"/>
     </w:rPr>
@@ -14720,6 +15375,7 @@
     <w:name w:val="DataTypeTok"/>
     <w:basedOn w:val="VerbatimChar"/>
     <w:rPr>
+      <w:rFonts w:eastAsia="黑体"/>
       <w:color w:val="902000"/>
     </w:rPr>
   </w:style>
@@ -14727,6 +15383,7 @@
     <w:name w:val="DecValTok"/>
     <w:basedOn w:val="VerbatimChar"/>
     <w:rPr>
+      <w:rFonts w:eastAsia="黑体"/>
       <w:color w:val="40a070"/>
     </w:rPr>
   </w:style>
@@ -14734,6 +15391,7 @@
     <w:name w:val="BaseNTok"/>
     <w:basedOn w:val="VerbatimChar"/>
     <w:rPr>
+      <w:rFonts w:eastAsia="黑体"/>
       <w:color w:val="40a070"/>
     </w:rPr>
   </w:style>
@@ -14741,6 +15399,7 @@
     <w:name w:val="FloatTok"/>
     <w:basedOn w:val="VerbatimChar"/>
     <w:rPr>
+      <w:rFonts w:eastAsia="黑体"/>
       <w:color w:val="40a070"/>
     </w:rPr>
   </w:style>
@@ -14748,6 +15407,7 @@
     <w:name w:val="ConstantTok"/>
     <w:basedOn w:val="VerbatimChar"/>
     <w:rPr>
+      <w:rFonts w:eastAsia="黑体"/>
       <w:color w:val="880000"/>
     </w:rPr>
   </w:style>
@@ -14755,6 +15415,7 @@
     <w:name w:val="CharTok"/>
     <w:basedOn w:val="VerbatimChar"/>
     <w:rPr>
+      <w:rFonts w:eastAsia="黑体"/>
       <w:color w:val="4070a0"/>
     </w:rPr>
   </w:style>
@@ -14762,6 +15423,7 @@
     <w:name w:val="SpecialCharTok"/>
     <w:basedOn w:val="VerbatimChar"/>
     <w:rPr>
+      <w:rFonts w:eastAsia="黑体"/>
       <w:color w:val="4070a0"/>
     </w:rPr>
   </w:style>
@@ -14769,6 +15431,7 @@
     <w:name w:val="StringTok"/>
     <w:basedOn w:val="VerbatimChar"/>
     <w:rPr>
+      <w:rFonts w:eastAsia="黑体"/>
       <w:color w:val="4070a0"/>
     </w:rPr>
   </w:style>
@@ -14776,6 +15439,7 @@
     <w:name w:val="VerbatimStringTok"/>
     <w:basedOn w:val="VerbatimChar"/>
     <w:rPr>
+      <w:rFonts w:eastAsia="黑体"/>
       <w:color w:val="4070a0"/>
     </w:rPr>
   </w:style>
@@ -14783,6 +15447,7 @@
     <w:name w:val="SpecialStringTok"/>
     <w:basedOn w:val="VerbatimChar"/>
     <w:rPr>
+      <w:rFonts w:eastAsia="黑体"/>
       <w:color w:val="bb6688"/>
     </w:rPr>
   </w:style>
@@ -14790,6 +15455,7 @@
     <w:name w:val="ImportTok"/>
     <w:basedOn w:val="VerbatimChar"/>
     <w:rPr>
+      <w:rFonts w:eastAsia="黑体"/>
       <w:b/>
       <w:color w:val="008000"/>
     </w:rPr>
@@ -14798,6 +15464,7 @@
     <w:name w:val="CommentTok"/>
     <w:basedOn w:val="VerbatimChar"/>
     <w:rPr>
+      <w:rFonts w:eastAsia="黑体"/>
       <w:i/>
       <w:color w:val="60a0b0"/>
     </w:rPr>
@@ -14806,6 +15473,7 @@
     <w:name w:val="DocumentationTok"/>
     <w:basedOn w:val="VerbatimChar"/>
     <w:rPr>
+      <w:rFonts w:eastAsia="黑体"/>
       <w:i/>
       <w:color w:val="ba2121"/>
     </w:rPr>
@@ -14814,6 +15482,7 @@
     <w:name w:val="AnnotationTok"/>
     <w:basedOn w:val="VerbatimChar"/>
     <w:rPr>
+      <w:rFonts w:eastAsia="黑体"/>
       <w:b/>
       <w:i/>
       <w:color w:val="60a0b0"/>
@@ -14823,6 +15492,7 @@
     <w:name w:val="CommentVarTok"/>
     <w:basedOn w:val="VerbatimChar"/>
     <w:rPr>
+      <w:rFonts w:eastAsia="黑体"/>
       <w:b/>
       <w:i/>
       <w:color w:val="60a0b0"/>
@@ -14832,6 +15502,7 @@
     <w:name w:val="OtherTok"/>
     <w:basedOn w:val="VerbatimChar"/>
     <w:rPr>
+      <w:rFonts w:eastAsia="黑体"/>
       <w:color w:val="007020"/>
     </w:rPr>
   </w:style>
@@ -14839,6 +15510,7 @@
     <w:name w:val="FunctionTok"/>
     <w:basedOn w:val="VerbatimChar"/>
     <w:rPr>
+      <w:rFonts w:eastAsia="黑体"/>
       <w:color w:val="06287e"/>
     </w:rPr>
   </w:style>
@@ -14846,6 +15518,7 @@
     <w:name w:val="VariableTok"/>
     <w:basedOn w:val="VerbatimChar"/>
     <w:rPr>
+      <w:rFonts w:eastAsia="黑体"/>
       <w:color w:val="19177c"/>
     </w:rPr>
   </w:style>
@@ -14853,6 +15526,7 @@
     <w:name w:val="ControlFlowTok"/>
     <w:basedOn w:val="VerbatimChar"/>
     <w:rPr>
+      <w:rFonts w:eastAsia="黑体"/>
       <w:b/>
       <w:color w:val="007020"/>
     </w:rPr>
@@ -14861,6 +15535,7 @@
     <w:name w:val="OperatorTok"/>
     <w:basedOn w:val="VerbatimChar"/>
     <w:rPr>
+      <w:rFonts w:eastAsia="黑体"/>
       <w:color w:val="666666"/>
     </w:rPr>
   </w:style>
@@ -14868,18 +15543,22 @@
     <w:name w:val="BuiltInTok"/>
     <w:basedOn w:val="VerbatimChar"/>
     <w:rPr>
+      <w:rFonts w:eastAsia="黑体"/>
       <w:color w:val="008000"/>
     </w:rPr>
   </w:style>
   <w:style w:type="character" w:customStyle="1" w:styleId="ExtensionTok">
     <w:name w:val="ExtensionTok"/>
     <w:basedOn w:val="VerbatimChar"/>
-    <w:rPr/>
+    <w:rPr>
+      <w:rFonts w:eastAsia="黑体"/>
+    </w:rPr>
   </w:style>
   <w:style w:type="character" w:customStyle="1" w:styleId="PreprocessorTok">
     <w:name w:val="PreprocessorTok"/>
     <w:basedOn w:val="VerbatimChar"/>
     <w:rPr>
+      <w:rFonts w:eastAsia="黑体"/>
       <w:color w:val="bc7a00"/>
     </w:rPr>
   </w:style>
@@ -14887,18 +15566,22 @@
     <w:name w:val="AttributeTok"/>
     <w:basedOn w:val="VerbatimChar"/>
     <w:rPr>
+      <w:rFonts w:eastAsia="黑体"/>
       <w:color w:val="7d9029"/>
     </w:rPr>
   </w:style>
   <w:style w:type="character" w:customStyle="1" w:styleId="RegionMarkerTok">
     <w:name w:val="RegionMarkerTok"/>
     <w:basedOn w:val="VerbatimChar"/>
-    <w:rPr/>
+    <w:rPr>
+      <w:rFonts w:eastAsia="黑体"/>
+    </w:rPr>
   </w:style>
   <w:style w:type="character" w:customStyle="1" w:styleId="InformationTok">
     <w:name w:val="InformationTok"/>
     <w:basedOn w:val="VerbatimChar"/>
     <w:rPr>
+      <w:rFonts w:eastAsia="黑体"/>
       <w:b/>
       <w:i/>
       <w:color w:val="60a0b0"/>
@@ -14908,6 +15591,7 @@
     <w:name w:val="WarningTok"/>
     <w:basedOn w:val="VerbatimChar"/>
     <w:rPr>
+      <w:rFonts w:eastAsia="黑体"/>
       <w:b/>
       <w:i/>
       <w:color w:val="60a0b0"/>
@@ -14917,6 +15601,7 @@
     <w:name w:val="AlertTok"/>
     <w:basedOn w:val="VerbatimChar"/>
     <w:rPr>
+      <w:rFonts w:eastAsia="黑体"/>
       <w:b/>
       <w:color w:val="ff0000"/>
     </w:rPr>
@@ -14925,6 +15610,7 @@
     <w:name w:val="ErrorTok"/>
     <w:basedOn w:val="VerbatimChar"/>
     <w:rPr>
+      <w:rFonts w:eastAsia="黑体"/>
       <w:b/>
       <w:color w:val="ff0000"/>
     </w:rPr>
@@ -14932,7 +15618,9 @@
   <w:style w:type="character" w:customStyle="1" w:styleId="NormalTok">
     <w:name w:val="NormalTok"/>
     <w:basedOn w:val="VerbatimChar"/>
-    <w:rPr/>
+    <w:rPr>
+      <w:rFonts w:eastAsia="黑体"/>
+    </w:rPr>
   </w:style>
 </w:styles>
 </file>
@@ -14981,12 +15669,12 @@
     <a:fontScheme name="Office">
       <a:majorFont>
         <a:latin typeface="Calibri"/>
-        <a:ea typeface=""/>
+        <a:ea typeface="黑体"/>
         <a:cs typeface=""/>
         <a:font script="Jpan" typeface="ＭＳ ゴシック"/>
         <a:font script="Hang" typeface="맑은 고딕"/>
-        <a:font script="Hans" typeface="宋体"/>
-        <a:font script="Hant" typeface="新細明體"/>
+        <a:font script="Hans" typeface="黑体"/>
+        <a:font script="Hant" typeface="黑体"/>
         <a:font script="Arab" typeface="Times New Roman"/>
         <a:font script="Hebr" typeface="Times New Roman"/>
         <a:font script="Thai" typeface="Angsana New"/>
@@ -15016,12 +15704,12 @@
       </a:majorFont>
       <a:minorFont>
         <a:latin typeface="Cambria"/>
-        <a:ea typeface=""/>
+        <a:ea typeface="黑体"/>
         <a:cs typeface=""/>
         <a:font script="Jpan" typeface="ＭＳ 明朝"/>
         <a:font script="Hang" typeface="맑은 고딕"/>
-        <a:font script="Hans" typeface="宋体"/>
-        <a:font script="Hant" typeface="新細明體"/>
+        <a:font script="Hans" typeface="黑体"/>
+        <a:font script="Hant" typeface="黑体"/>
         <a:font script="Arab" typeface="Arial"/>
         <a:font script="Hebr" typeface="Arial"/>
         <a:font script="Thai" typeface="Cordia New"/>

--- a/01-电源电路/02-开关电源/SEPIC变换器/耦合电感SEPIC电路/耦合电感SEPIC电路.docx
+++ b/01-电源电路/02-开关电源/SEPIC变换器/耦合电感SEPIC电路/耦合电感SEPIC电路.docx
@@ -2598,7 +2598,7 @@
           <w:color w:val="555555"/>
           <w:sz w:val="21"/>
         </w:rPr>
-        <w:t>材料收集者：杜文杰，WX手机：19519196569，QQ:3478827729</w:t>
+        <w:t>材料收集者：杜文杰，微信/手机：19519196569，QQ:3478827729</w:t>
       </w:r>
     </w:p>
     <w:sectPr>
